--- a/lab_03/Отчет/ИУ7-31Б_Постнов_Степан_лр_3.docx
+++ b/lab_03/Отчет/ИУ7-31Б_Постнов_Степан_лр_3.docx
@@ -2408,7 +2408,39 @@
           <w:sz w:val="28"/>
           <w:szCs w:val="28"/>
         </w:rPr>
-        <w:t>связный список IA, в элементе Nk которого находится номер компонент в A и JA, с которых начинается описание строки Nk матрицы A</w:t>
+        <w:t xml:space="preserve">связный список IA, в элементе </w:t>
+      </w:r>
+      <w:proofErr w:type="spellStart"/>
+      <w:r>
+        <w:rPr>
+          <w:sz w:val="28"/>
+          <w:szCs w:val="28"/>
+        </w:rPr>
+        <w:t>Nk</w:t>
+      </w:r>
+      <w:proofErr w:type="spellEnd"/>
+      <w:r>
+        <w:rPr>
+          <w:sz w:val="28"/>
+          <w:szCs w:val="28"/>
+        </w:rPr>
+        <w:t xml:space="preserve"> которого находится номер компонент в A и JA, с которых начинается описание строки </w:t>
+      </w:r>
+      <w:proofErr w:type="spellStart"/>
+      <w:r>
+        <w:rPr>
+          <w:sz w:val="28"/>
+          <w:szCs w:val="28"/>
+        </w:rPr>
+        <w:t>Nk</w:t>
+      </w:r>
+      <w:proofErr w:type="spellEnd"/>
+      <w:r>
+        <w:rPr>
+          <w:sz w:val="28"/>
+          <w:szCs w:val="28"/>
+        </w:rPr>
+        <w:t xml:space="preserve"> матрицы A</w:t>
       </w:r>
     </w:p>
     <w:p>
@@ -3579,12 +3611,14 @@
               <w:rPr>
                 <w:rFonts w:ascii="Consolas" w:hAnsi="Consolas"/>
                 <w:color w:val="333333"/>
+                <w:lang w:val="en-US"/>
               </w:rPr>
             </w:pPr>
             <w:r>
               <w:rPr>
                 <w:rFonts w:ascii="Consolas" w:hAnsi="Consolas"/>
                 <w:color w:val="333333"/>
+                <w:lang w:val="en-US"/>
               </w:rPr>
               <w:t xml:space="preserve">    </w:t>
             </w:r>
@@ -3602,6 +3636,7 @@
               <w:rPr>
                 <w:rFonts w:ascii="Consolas" w:hAnsi="Consolas"/>
                 <w:color w:val="333333"/>
+                <w:lang w:val="en-US"/>
               </w:rPr>
               <w:t xml:space="preserve"> </w:t>
             </w:r>
@@ -3611,9 +3646,11 @@
                 <w:b/>
                 <w:bCs/>
                 <w:color w:val="333333"/>
+                <w:lang w:val="en-US"/>
               </w:rPr>
               <w:t>*</w:t>
             </w:r>
+            <w:proofErr w:type="gramStart"/>
             <w:r>
               <w:rPr>
                 <w:rFonts w:ascii="Consolas" w:hAnsi="Consolas"/>
@@ -3626,6 +3663,7 @@
               <w:rPr>
                 <w:rFonts w:ascii="Consolas" w:hAnsi="Consolas"/>
                 <w:color w:val="333333"/>
+                <w:lang w:val="en-US"/>
               </w:rPr>
               <w:t xml:space="preserve">; </w:t>
             </w:r>
@@ -3633,8 +3671,18 @@
               <w:rPr>
                 <w:rFonts w:ascii="Consolas" w:hAnsi="Consolas"/>
                 <w:color w:val="333333"/>
-              </w:rPr>
-              <w:t xml:space="preserve">   </w:t>
+                <w:lang w:val="en-US"/>
+              </w:rPr>
+              <w:t xml:space="preserve">  </w:t>
+            </w:r>
+            <w:proofErr w:type="gramEnd"/>
+            <w:r>
+              <w:rPr>
+                <w:rFonts w:ascii="Consolas" w:hAnsi="Consolas"/>
+                <w:color w:val="333333"/>
+                <w:lang w:val="en-US"/>
+              </w:rPr>
+              <w:t xml:space="preserve"> </w:t>
             </w:r>
             <w:r>
               <w:rPr>
@@ -3642,6 +3690,7 @@
                 <w:i/>
                 <w:iCs/>
                 <w:color w:val="999988"/>
+                <w:lang w:val="en-US"/>
               </w:rPr>
               <w:t xml:space="preserve">// </w:t>
             </w:r>
@@ -3660,6 +3709,7 @@
                 <w:i/>
                 <w:iCs/>
                 <w:color w:val="999988"/>
+                <w:lang w:val="en-US"/>
               </w:rPr>
               <w:t xml:space="preserve"> </w:t>
             </w:r>
@@ -3686,9 +3736,11 @@
               <w:rPr>
                 <w:rFonts w:ascii="Consolas" w:hAnsi="Consolas"/>
                 <w:color w:val="333333"/>
+                <w:lang w:val="en-US"/>
               </w:rPr>
               <w:t xml:space="preserve">    </w:t>
             </w:r>
+            <w:proofErr w:type="spellStart"/>
             <w:r>
               <w:rPr>
                 <w:rFonts w:ascii="Consolas" w:hAnsi="Consolas"/>
@@ -3698,6 +3750,7 @@
               </w:rPr>
               <w:t>int</w:t>
             </w:r>
+            <w:proofErr w:type="spellEnd"/>
             <w:r>
               <w:rPr>
                 <w:rFonts w:ascii="Consolas" w:hAnsi="Consolas"/>
@@ -3714,20 +3767,31 @@
               </w:rPr>
               <w:t>*</w:t>
             </w:r>
+            <w:proofErr w:type="spellStart"/>
+            <w:proofErr w:type="gramStart"/>
             <w:r>
               <w:rPr>
                 <w:rFonts w:ascii="Consolas" w:hAnsi="Consolas"/>
                 <w:color w:val="333333"/>
               </w:rPr>
-              <w:t xml:space="preserve">ja; </w:t>
-            </w:r>
+              <w:t>ja</w:t>
+            </w:r>
+            <w:proofErr w:type="spellEnd"/>
             <w:r>
               <w:rPr>
                 <w:rFonts w:ascii="Consolas" w:hAnsi="Consolas"/>
                 <w:color w:val="333333"/>
               </w:rPr>
+              <w:t xml:space="preserve">; </w:t>
+            </w:r>
+            <w:r>
+              <w:rPr>
+                <w:rFonts w:ascii="Consolas" w:hAnsi="Consolas"/>
+                <w:color w:val="333333"/>
+              </w:rPr>
               <w:t xml:space="preserve">  </w:t>
             </w:r>
+            <w:proofErr w:type="gramEnd"/>
             <w:r>
               <w:rPr>
                 <w:rFonts w:ascii="Consolas" w:hAnsi="Consolas"/>
@@ -3754,6 +3818,7 @@
               </w:rPr>
               <w:t xml:space="preserve">    </w:t>
             </w:r>
+            <w:proofErr w:type="spellStart"/>
             <w:r>
               <w:rPr>
                 <w:rFonts w:ascii="Consolas" w:hAnsi="Consolas"/>
@@ -3763,6 +3828,7 @@
               </w:rPr>
               <w:t>int</w:t>
             </w:r>
+            <w:proofErr w:type="spellEnd"/>
             <w:r>
               <w:rPr>
                 <w:rFonts w:ascii="Consolas" w:hAnsi="Consolas"/>
@@ -3779,20 +3845,31 @@
               </w:rPr>
               <w:t>*</w:t>
             </w:r>
+            <w:proofErr w:type="spellStart"/>
+            <w:proofErr w:type="gramStart"/>
             <w:r>
               <w:rPr>
                 <w:rFonts w:ascii="Consolas" w:hAnsi="Consolas"/>
                 <w:color w:val="333333"/>
               </w:rPr>
-              <w:t xml:space="preserve">ia; </w:t>
-            </w:r>
+              <w:t>ia</w:t>
+            </w:r>
+            <w:proofErr w:type="spellEnd"/>
             <w:r>
               <w:rPr>
                 <w:rFonts w:ascii="Consolas" w:hAnsi="Consolas"/>
                 <w:color w:val="333333"/>
               </w:rPr>
+              <w:t xml:space="preserve">; </w:t>
+            </w:r>
+            <w:r>
+              <w:rPr>
+                <w:rFonts w:ascii="Consolas" w:hAnsi="Consolas"/>
+                <w:color w:val="333333"/>
+              </w:rPr>
               <w:t xml:space="preserve">  </w:t>
             </w:r>
+            <w:proofErr w:type="gramEnd"/>
             <w:r>
               <w:rPr>
                 <w:rFonts w:ascii="Consolas" w:hAnsi="Consolas"/>
@@ -3819,6 +3896,7 @@
               </w:rPr>
               <w:t xml:space="preserve">    </w:t>
             </w:r>
+            <w:proofErr w:type="spellStart"/>
             <w:r>
               <w:rPr>
                 <w:rFonts w:ascii="Consolas" w:hAnsi="Consolas"/>
@@ -3828,12 +3906,29 @@
               </w:rPr>
               <w:t>int</w:t>
             </w:r>
+            <w:proofErr w:type="spellEnd"/>
             <w:r>
               <w:rPr>
                 <w:rFonts w:ascii="Consolas" w:hAnsi="Consolas"/>
                 <w:color w:val="333333"/>
               </w:rPr>
-              <w:t xml:space="preserve"> count; </w:t>
+              <w:t xml:space="preserve"> </w:t>
+            </w:r>
+            <w:proofErr w:type="spellStart"/>
+            <w:r>
+              <w:rPr>
+                <w:rFonts w:ascii="Consolas" w:hAnsi="Consolas"/>
+                <w:color w:val="333333"/>
+              </w:rPr>
+              <w:t>count</w:t>
+            </w:r>
+            <w:proofErr w:type="spellEnd"/>
+            <w:r>
+              <w:rPr>
+                <w:rFonts w:ascii="Consolas" w:hAnsi="Consolas"/>
+                <w:color w:val="333333"/>
+              </w:rPr>
+              <w:t xml:space="preserve">; </w:t>
             </w:r>
             <w:r>
               <w:rPr>
@@ -3860,6 +3955,7 @@
               </w:rPr>
               <w:t xml:space="preserve">} </w:t>
             </w:r>
+            <w:proofErr w:type="spellStart"/>
             <w:r>
               <w:rPr>
                 <w:rFonts w:ascii="Consolas" w:hAnsi="Consolas"/>
@@ -3869,6 +3965,7 @@
               </w:rPr>
               <w:t>spar_mtrx_t</w:t>
             </w:r>
+            <w:proofErr w:type="spellEnd"/>
             <w:r>
               <w:rPr>
                 <w:rFonts w:ascii="Consolas" w:hAnsi="Consolas"/>
@@ -4016,6 +4113,7 @@
               </w:rPr>
               <w:t xml:space="preserve"> </w:t>
             </w:r>
+            <w:proofErr w:type="spellStart"/>
             <w:r>
               <w:rPr>
                 <w:rFonts w:ascii="Consolas" w:hAnsi="Consolas"/>
@@ -4026,6 +4124,7 @@
               </w:rPr>
               <w:t>long</w:t>
             </w:r>
+            <w:proofErr w:type="spellEnd"/>
             <w:r>
               <w:rPr>
                 <w:rFonts w:ascii="Consolas" w:hAnsi="Consolas"/>
@@ -4108,6 +4207,7 @@
               </w:rPr>
               <w:t xml:space="preserve">    </w:t>
             </w:r>
+            <w:proofErr w:type="spellStart"/>
             <w:r>
               <w:rPr>
                 <w:rFonts w:ascii="Consolas" w:hAnsi="Consolas"/>
@@ -4117,19 +4217,45 @@
               </w:rPr>
               <w:t>int</w:t>
             </w:r>
+            <w:proofErr w:type="spellEnd"/>
             <w:r>
               <w:rPr>
                 <w:rFonts w:ascii="Consolas" w:hAnsi="Consolas"/>
                 <w:color w:val="333333"/>
               </w:rPr>
-              <w:t xml:space="preserve"> mem; </w:t>
-            </w:r>
+              <w:t xml:space="preserve"> </w:t>
+            </w:r>
+            <w:proofErr w:type="spellStart"/>
+            <w:proofErr w:type="gramStart"/>
             <w:r>
               <w:rPr>
                 <w:rFonts w:ascii="Consolas" w:hAnsi="Consolas"/>
                 <w:color w:val="333333"/>
               </w:rPr>
-              <w:t xml:space="preserve">                </w:t>
+              <w:t>mem</w:t>
+            </w:r>
+            <w:proofErr w:type="spellEnd"/>
+            <w:r>
+              <w:rPr>
+                <w:rFonts w:ascii="Consolas" w:hAnsi="Consolas"/>
+                <w:color w:val="333333"/>
+              </w:rPr>
+              <w:t xml:space="preserve">; </w:t>
+            </w:r>
+            <w:r>
+              <w:rPr>
+                <w:rFonts w:ascii="Consolas" w:hAnsi="Consolas"/>
+                <w:color w:val="333333"/>
+              </w:rPr>
+              <w:t xml:space="preserve">  </w:t>
+            </w:r>
+            <w:proofErr w:type="gramEnd"/>
+            <w:r>
+              <w:rPr>
+                <w:rFonts w:ascii="Consolas" w:hAnsi="Consolas"/>
+                <w:color w:val="333333"/>
+              </w:rPr>
+              <w:t xml:space="preserve">              </w:t>
             </w:r>
             <w:r>
               <w:rPr>
@@ -4157,6 +4283,7 @@
               </w:rPr>
               <w:t xml:space="preserve">    </w:t>
             </w:r>
+            <w:proofErr w:type="spellStart"/>
             <w:r>
               <w:rPr>
                 <w:rFonts w:ascii="Consolas" w:hAnsi="Consolas"/>
@@ -4166,19 +4293,45 @@
               </w:rPr>
               <w:t>int</w:t>
             </w:r>
+            <w:proofErr w:type="spellEnd"/>
             <w:r>
               <w:rPr>
                 <w:rFonts w:ascii="Consolas" w:hAnsi="Consolas"/>
                 <w:color w:val="333333"/>
               </w:rPr>
-              <w:t xml:space="preserve"> fill;</w:t>
-            </w:r>
+              <w:t xml:space="preserve"> </w:t>
+            </w:r>
+            <w:proofErr w:type="spellStart"/>
+            <w:proofErr w:type="gramStart"/>
             <w:r>
               <w:rPr>
                 <w:rFonts w:ascii="Consolas" w:hAnsi="Consolas"/>
                 <w:color w:val="333333"/>
               </w:rPr>
-              <w:t xml:space="preserve">               </w:t>
+              <w:t>fill</w:t>
+            </w:r>
+            <w:proofErr w:type="spellEnd"/>
+            <w:r>
+              <w:rPr>
+                <w:rFonts w:ascii="Consolas" w:hAnsi="Consolas"/>
+                <w:color w:val="333333"/>
+              </w:rPr>
+              <w:t>;</w:t>
+            </w:r>
+            <w:r>
+              <w:rPr>
+                <w:rFonts w:ascii="Consolas" w:hAnsi="Consolas"/>
+                <w:color w:val="333333"/>
+              </w:rPr>
+              <w:t xml:space="preserve">   </w:t>
+            </w:r>
+            <w:proofErr w:type="gramEnd"/>
+            <w:r>
+              <w:rPr>
+                <w:rFonts w:ascii="Consolas" w:hAnsi="Consolas"/>
+                <w:color w:val="333333"/>
+              </w:rPr>
+              <w:t xml:space="preserve">            </w:t>
             </w:r>
             <w:r>
               <w:rPr>
@@ -4213,6 +4366,7 @@
               </w:rPr>
               <w:t xml:space="preserve">    </w:t>
             </w:r>
+            <w:proofErr w:type="spellStart"/>
             <w:r>
               <w:rPr>
                 <w:rFonts w:ascii="Consolas" w:hAnsi="Consolas"/>
@@ -4222,19 +4376,36 @@
               </w:rPr>
               <w:t>int</w:t>
             </w:r>
+            <w:proofErr w:type="spellEnd"/>
             <w:r>
               <w:rPr>
                 <w:rFonts w:ascii="Consolas" w:hAnsi="Consolas"/>
                 <w:color w:val="333333"/>
               </w:rPr>
-              <w:t xml:space="preserve"> n; </w:t>
-            </w:r>
+              <w:t xml:space="preserve"> </w:t>
+            </w:r>
+            <w:proofErr w:type="gramStart"/>
             <w:r>
               <w:rPr>
                 <w:rFonts w:ascii="Consolas" w:hAnsi="Consolas"/>
                 <w:color w:val="333333"/>
               </w:rPr>
-              <w:t xml:space="preserve">                  </w:t>
+              <w:t xml:space="preserve">n; </w:t>
+            </w:r>
+            <w:r>
+              <w:rPr>
+                <w:rFonts w:ascii="Consolas" w:hAnsi="Consolas"/>
+                <w:color w:val="333333"/>
+              </w:rPr>
+              <w:t xml:space="preserve">  </w:t>
+            </w:r>
+            <w:proofErr w:type="gramEnd"/>
+            <w:r>
+              <w:rPr>
+                <w:rFonts w:ascii="Consolas" w:hAnsi="Consolas"/>
+                <w:color w:val="333333"/>
+              </w:rPr>
+              <w:t xml:space="preserve">                </w:t>
             </w:r>
             <w:r>
               <w:rPr>
@@ -4262,6 +4433,7 @@
               </w:rPr>
               <w:t xml:space="preserve">    </w:t>
             </w:r>
+            <w:proofErr w:type="spellStart"/>
             <w:r>
               <w:rPr>
                 <w:rFonts w:ascii="Consolas" w:hAnsi="Consolas"/>
@@ -4271,19 +4443,36 @@
               </w:rPr>
               <w:t>int</w:t>
             </w:r>
+            <w:proofErr w:type="spellEnd"/>
             <w:r>
               <w:rPr>
                 <w:rFonts w:ascii="Consolas" w:hAnsi="Consolas"/>
                 <w:color w:val="333333"/>
               </w:rPr>
-              <w:t xml:space="preserve"> m; </w:t>
-            </w:r>
+              <w:t xml:space="preserve"> </w:t>
+            </w:r>
+            <w:proofErr w:type="gramStart"/>
             <w:r>
               <w:rPr>
                 <w:rFonts w:ascii="Consolas" w:hAnsi="Consolas"/>
                 <w:color w:val="333333"/>
               </w:rPr>
-              <w:t xml:space="preserve">                  </w:t>
+              <w:t xml:space="preserve">m; </w:t>
+            </w:r>
+            <w:r>
+              <w:rPr>
+                <w:rFonts w:ascii="Consolas" w:hAnsi="Consolas"/>
+                <w:color w:val="333333"/>
+              </w:rPr>
+              <w:t xml:space="preserve">  </w:t>
+            </w:r>
+            <w:proofErr w:type="gramEnd"/>
+            <w:r>
+              <w:rPr>
+                <w:rFonts w:ascii="Consolas" w:hAnsi="Consolas"/>
+                <w:color w:val="333333"/>
+              </w:rPr>
+              <w:t xml:space="preserve">                </w:t>
             </w:r>
             <w:r>
               <w:rPr>
@@ -4330,6 +4519,7 @@
               </w:rPr>
               <w:t xml:space="preserve"> </w:t>
             </w:r>
+            <w:proofErr w:type="spellStart"/>
             <w:r>
               <w:rPr>
                 <w:rFonts w:ascii="Consolas" w:hAnsi="Consolas"/>
@@ -4346,6 +4536,7 @@
               </w:rPr>
               <w:t>_</w:t>
             </w:r>
+            <w:proofErr w:type="gramStart"/>
             <w:r>
               <w:rPr>
                 <w:rFonts w:ascii="Consolas" w:hAnsi="Consolas"/>
@@ -4354,6 +4545,7 @@
               </w:rPr>
               <w:t>type</w:t>
             </w:r>
+            <w:proofErr w:type="spellEnd"/>
             <w:r>
               <w:rPr>
                 <w:rFonts w:ascii="Consolas" w:hAnsi="Consolas"/>
@@ -4368,7 +4560,16 @@
                 <w:color w:val="333333"/>
                 <w:lang w:val="en-US"/>
               </w:rPr>
-              <w:t xml:space="preserve">         </w:t>
+              <w:t xml:space="preserve">  </w:t>
+            </w:r>
+            <w:proofErr w:type="gramEnd"/>
+            <w:r>
+              <w:rPr>
+                <w:rFonts w:ascii="Consolas" w:hAnsi="Consolas"/>
+                <w:color w:val="333333"/>
+                <w:lang w:val="en-US"/>
+              </w:rPr>
+              <w:t xml:space="preserve">       </w:t>
             </w:r>
             <w:r>
               <w:rPr>
@@ -4424,7 +4625,25 @@
                 <w:color w:val="333333"/>
                 <w:lang w:val="en-US"/>
               </w:rPr>
-              <w:t>} measurement_table;</w:t>
+              <w:t xml:space="preserve">} </w:t>
+            </w:r>
+            <w:proofErr w:type="spellStart"/>
+            <w:r>
+              <w:rPr>
+                <w:rFonts w:ascii="Consolas" w:hAnsi="Consolas"/>
+                <w:color w:val="333333"/>
+                <w:lang w:val="en-US"/>
+              </w:rPr>
+              <w:t>measurement_table</w:t>
+            </w:r>
+            <w:proofErr w:type="spellEnd"/>
+            <w:r>
+              <w:rPr>
+                <w:rFonts w:ascii="Consolas" w:hAnsi="Consolas"/>
+                <w:color w:val="333333"/>
+                <w:lang w:val="en-US"/>
+              </w:rPr>
+              <w:t>;</w:t>
             </w:r>
           </w:p>
         </w:tc>
@@ -4826,27 +5045,27 @@
                 <w:sz w:val="20"/>
                 <w:lang w:val="en-US"/>
               </w:rPr>
-              <w:t xml:space="preserve">    TYPE    </w:t>
-            </w:r>
-            <w:r>
-              <w:rPr>
-                <w:rFonts w:ascii="Consolas" w:hAnsi="Consolas" w:cs="Courier New"/>
-                <w:b/>
-                <w:bCs/>
-                <w:color w:val="333333"/>
-                <w:sz w:val="20"/>
-                <w:lang w:val="en-US"/>
-              </w:rPr>
-              <w:t>|</w:t>
-            </w:r>
-            <w:r>
-              <w:rPr>
-                <w:rFonts w:ascii="Consolas" w:hAnsi="Consolas" w:cs="Courier New"/>
-                <w:color w:val="333333"/>
-                <w:sz w:val="20"/>
-                <w:lang w:val="en-US"/>
-              </w:rPr>
-              <w:t xml:space="preserve"> ELEMS COUNT </w:t>
+              <w:t xml:space="preserve">      TYPE      </w:t>
+            </w:r>
+            <w:r>
+              <w:rPr>
+                <w:rFonts w:ascii="Consolas" w:hAnsi="Consolas" w:cs="Courier New"/>
+                <w:b/>
+                <w:bCs/>
+                <w:color w:val="333333"/>
+                <w:sz w:val="20"/>
+                <w:lang w:val="en-US"/>
+              </w:rPr>
+              <w:t>|</w:t>
+            </w:r>
+            <w:r>
+              <w:rPr>
+                <w:rFonts w:ascii="Consolas" w:hAnsi="Consolas" w:cs="Courier New"/>
+                <w:color w:val="333333"/>
+                <w:sz w:val="20"/>
+                <w:lang w:val="en-US"/>
+              </w:rPr>
+              <w:t xml:space="preserve">   SIZE   </w:t>
             </w:r>
             <w:r>
               <w:rPr>
@@ -4906,27 +5125,58 @@
                 <w:sz w:val="20"/>
                 <w:lang w:val="en-US"/>
               </w:rPr>
-              <w:t xml:space="preserve">   MEMORY (Bytes)   </w:t>
-            </w:r>
-            <w:r>
-              <w:rPr>
-                <w:rFonts w:ascii="Consolas" w:hAnsi="Consolas" w:cs="Courier New"/>
-                <w:b/>
-                <w:bCs/>
-                <w:color w:val="333333"/>
-                <w:sz w:val="20"/>
-                <w:lang w:val="en-US"/>
-              </w:rPr>
-              <w:t>|</w:t>
-            </w:r>
-            <w:r>
-              <w:rPr>
-                <w:rFonts w:ascii="Consolas" w:hAnsi="Consolas" w:cs="Courier New"/>
-                <w:color w:val="333333"/>
-                <w:sz w:val="20"/>
-                <w:lang w:val="en-US"/>
-              </w:rPr>
-              <w:t xml:space="preserve">   TIME (mcs)  </w:t>
+              <w:t xml:space="preserve">   MEMORY (</w:t>
+            </w:r>
+            <w:proofErr w:type="gramStart"/>
+            <w:r>
+              <w:rPr>
+                <w:rFonts w:ascii="Consolas" w:hAnsi="Consolas" w:cs="Courier New"/>
+                <w:color w:val="333333"/>
+                <w:sz w:val="20"/>
+                <w:lang w:val="en-US"/>
+              </w:rPr>
+              <w:t xml:space="preserve">Bytes)   </w:t>
+            </w:r>
+            <w:proofErr w:type="gramEnd"/>
+            <w:r>
+              <w:rPr>
+                <w:rFonts w:ascii="Consolas" w:hAnsi="Consolas" w:cs="Courier New"/>
+                <w:b/>
+                <w:bCs/>
+                <w:color w:val="333333"/>
+                <w:sz w:val="20"/>
+                <w:lang w:val="en-US"/>
+              </w:rPr>
+              <w:t>|</w:t>
+            </w:r>
+            <w:r>
+              <w:rPr>
+                <w:rFonts w:ascii="Consolas" w:hAnsi="Consolas" w:cs="Courier New"/>
+                <w:color w:val="333333"/>
+                <w:sz w:val="20"/>
+                <w:lang w:val="en-US"/>
+              </w:rPr>
+              <w:t xml:space="preserve">   TIME (</w:t>
+            </w:r>
+            <w:proofErr w:type="spellStart"/>
+            <w:r>
+              <w:rPr>
+                <w:rFonts w:ascii="Consolas" w:hAnsi="Consolas" w:cs="Courier New"/>
+                <w:color w:val="333333"/>
+                <w:sz w:val="20"/>
+                <w:lang w:val="en-US"/>
+              </w:rPr>
+              <w:t>mcs</w:t>
+            </w:r>
+            <w:proofErr w:type="spellEnd"/>
+            <w:r>
+              <w:rPr>
+                <w:rFonts w:ascii="Consolas" w:hAnsi="Consolas" w:cs="Courier New"/>
+                <w:color w:val="333333"/>
+                <w:sz w:val="20"/>
+                <w:lang w:val="en-US"/>
+              </w:rPr>
+              <w:t xml:space="preserve">)  </w:t>
             </w:r>
             <w:r>
               <w:rPr>
@@ -5034,36 +5284,36 @@
                 <w:sz w:val="20"/>
                 <w:lang w:val="en-US"/>
               </w:rPr>
-              <w:t xml:space="preserve">ORDINARY    </w:t>
-            </w:r>
-            <w:r>
-              <w:rPr>
-                <w:rFonts w:ascii="Consolas" w:hAnsi="Consolas" w:cs="Courier New"/>
-                <w:b/>
-                <w:bCs/>
-                <w:color w:val="333333"/>
-                <w:sz w:val="20"/>
-                <w:lang w:val="en-US"/>
-              </w:rPr>
-              <w:t>|</w:t>
-            </w:r>
-            <w:r>
-              <w:rPr>
-                <w:rFonts w:ascii="Consolas" w:hAnsi="Consolas" w:cs="Courier New"/>
-                <w:color w:val="009999"/>
-                <w:sz w:val="20"/>
-                <w:lang w:val="en-US"/>
-              </w:rPr>
-              <w:t>225</w:t>
-            </w:r>
-            <w:r>
-              <w:rPr>
-                <w:rFonts w:ascii="Consolas" w:hAnsi="Consolas" w:cs="Courier New"/>
-                <w:color w:val="333333"/>
-                <w:sz w:val="20"/>
-                <w:lang w:val="en-US"/>
-              </w:rPr>
-              <w:t xml:space="preserve">          </w:t>
+              <w:t xml:space="preserve">ORDINARY        </w:t>
+            </w:r>
+            <w:r>
+              <w:rPr>
+                <w:rFonts w:ascii="Consolas" w:hAnsi="Consolas" w:cs="Courier New"/>
+                <w:b/>
+                <w:bCs/>
+                <w:color w:val="333333"/>
+                <w:sz w:val="20"/>
+                <w:lang w:val="en-US"/>
+              </w:rPr>
+              <w:t>|</w:t>
+            </w:r>
+            <w:r>
+              <w:rPr>
+                <w:rFonts w:ascii="Consolas" w:hAnsi="Consolas" w:cs="Courier New"/>
+                <w:color w:val="009999"/>
+                <w:sz w:val="20"/>
+                <w:lang w:val="en-US"/>
+              </w:rPr>
+              <w:t>30</w:t>
+            </w:r>
+            <w:r>
+              <w:rPr>
+                <w:rFonts w:ascii="Consolas" w:hAnsi="Consolas" w:cs="Courier New"/>
+                <w:color w:val="333333"/>
+                <w:sz w:val="20"/>
+                <w:lang w:val="en-US"/>
+              </w:rPr>
+              <w:t xml:space="preserve">        </w:t>
             </w:r>
             <w:r>
               <w:rPr>
@@ -5112,7 +5362,7 @@
                 <w:sz w:val="20"/>
                 <w:lang w:val="en-US"/>
               </w:rPr>
-              <w:t>2040</w:t>
+              <w:t>7680</w:t>
             </w:r>
             <w:r>
               <w:rPr>
@@ -5141,7 +5391,7 @@
                 <w:sz w:val="20"/>
                 <w:lang w:val="en-US"/>
               </w:rPr>
-              <w:t>1</w:t>
+              <w:t>2</w:t>
             </w:r>
             <w:r>
               <w:rPr>
@@ -5214,36 +5464,36 @@
                 <w:sz w:val="20"/>
                 <w:lang w:val="en-US"/>
               </w:rPr>
-              <w:t xml:space="preserve">SPARES      </w:t>
-            </w:r>
-            <w:r>
-              <w:rPr>
-                <w:rFonts w:ascii="Consolas" w:hAnsi="Consolas" w:cs="Courier New"/>
-                <w:b/>
-                <w:bCs/>
-                <w:color w:val="333333"/>
-                <w:sz w:val="20"/>
-                <w:lang w:val="en-US"/>
-              </w:rPr>
-              <w:t>|</w:t>
-            </w:r>
-            <w:r>
-              <w:rPr>
-                <w:rFonts w:ascii="Consolas" w:hAnsi="Consolas" w:cs="Courier New"/>
-                <w:color w:val="009999"/>
-                <w:sz w:val="20"/>
-                <w:lang w:val="en-US"/>
-              </w:rPr>
-              <w:t>225</w:t>
-            </w:r>
-            <w:r>
-              <w:rPr>
-                <w:rFonts w:ascii="Consolas" w:hAnsi="Consolas" w:cs="Courier New"/>
-                <w:color w:val="333333"/>
-                <w:sz w:val="20"/>
-                <w:lang w:val="en-US"/>
-              </w:rPr>
-              <w:t xml:space="preserve">          </w:t>
+              <w:t xml:space="preserve">SPARES          </w:t>
+            </w:r>
+            <w:r>
+              <w:rPr>
+                <w:rFonts w:ascii="Consolas" w:hAnsi="Consolas" w:cs="Courier New"/>
+                <w:b/>
+                <w:bCs/>
+                <w:color w:val="333333"/>
+                <w:sz w:val="20"/>
+                <w:lang w:val="en-US"/>
+              </w:rPr>
+              <w:t>|</w:t>
+            </w:r>
+            <w:r>
+              <w:rPr>
+                <w:rFonts w:ascii="Consolas" w:hAnsi="Consolas" w:cs="Courier New"/>
+                <w:color w:val="009999"/>
+                <w:sz w:val="20"/>
+                <w:lang w:val="en-US"/>
+              </w:rPr>
+              <w:t>30</w:t>
+            </w:r>
+            <w:r>
+              <w:rPr>
+                <w:rFonts w:ascii="Consolas" w:hAnsi="Consolas" w:cs="Courier New"/>
+                <w:color w:val="333333"/>
+                <w:sz w:val="20"/>
+                <w:lang w:val="en-US"/>
+              </w:rPr>
+              <w:t xml:space="preserve">        </w:t>
             </w:r>
             <w:r>
               <w:rPr>
@@ -5292,7 +5542,7 @@
                 <w:sz w:val="20"/>
                 <w:lang w:val="en-US"/>
               </w:rPr>
-              <w:t>296</w:t>
+              <w:t>960</w:t>
             </w:r>
             <w:r>
               <w:rPr>
@@ -5321,7 +5571,7 @@
                 <w:sz w:val="20"/>
                 <w:lang w:val="en-US"/>
               </w:rPr>
-              <w:t>0</w:t>
+              <w:t>1</w:t>
             </w:r>
             <w:r>
               <w:rPr>
@@ -5394,36 +5644,36 @@
                 <w:sz w:val="20"/>
                 <w:lang w:val="en-US"/>
               </w:rPr>
-              <w:t xml:space="preserve">ORDINARY    </w:t>
-            </w:r>
-            <w:r>
-              <w:rPr>
-                <w:rFonts w:ascii="Consolas" w:hAnsi="Consolas" w:cs="Courier New"/>
-                <w:b/>
-                <w:bCs/>
-                <w:color w:val="333333"/>
-                <w:sz w:val="20"/>
-                <w:lang w:val="en-US"/>
-              </w:rPr>
-              <w:t>|</w:t>
-            </w:r>
-            <w:r>
-              <w:rPr>
-                <w:rFonts w:ascii="Consolas" w:hAnsi="Consolas" w:cs="Courier New"/>
-                <w:color w:val="009999"/>
-                <w:sz w:val="20"/>
-                <w:lang w:val="en-US"/>
-              </w:rPr>
-              <w:t>2500</w:t>
-            </w:r>
-            <w:r>
-              <w:rPr>
-                <w:rFonts w:ascii="Consolas" w:hAnsi="Consolas" w:cs="Courier New"/>
-                <w:color w:val="333333"/>
-                <w:sz w:val="20"/>
-                <w:lang w:val="en-US"/>
-              </w:rPr>
-              <w:t xml:space="preserve">         </w:t>
+              <w:t xml:space="preserve">ORDINARY        </w:t>
+            </w:r>
+            <w:r>
+              <w:rPr>
+                <w:rFonts w:ascii="Consolas" w:hAnsi="Consolas" w:cs="Courier New"/>
+                <w:b/>
+                <w:bCs/>
+                <w:color w:val="333333"/>
+                <w:sz w:val="20"/>
+                <w:lang w:val="en-US"/>
+              </w:rPr>
+              <w:t>|</w:t>
+            </w:r>
+            <w:r>
+              <w:rPr>
+                <w:rFonts w:ascii="Consolas" w:hAnsi="Consolas" w:cs="Courier New"/>
+                <w:color w:val="009999"/>
+                <w:sz w:val="20"/>
+                <w:lang w:val="en-US"/>
+              </w:rPr>
+              <w:t>50</w:t>
+            </w:r>
+            <w:r>
+              <w:rPr>
+                <w:rFonts w:ascii="Consolas" w:hAnsi="Consolas" w:cs="Courier New"/>
+                <w:color w:val="333333"/>
+                <w:sz w:val="20"/>
+                <w:lang w:val="en-US"/>
+              </w:rPr>
+              <w:t xml:space="preserve">        </w:t>
             </w:r>
             <w:r>
               <w:rPr>
@@ -5574,36 +5824,36 @@
                 <w:sz w:val="20"/>
                 <w:lang w:val="en-US"/>
               </w:rPr>
-              <w:t xml:space="preserve">SPARES      </w:t>
-            </w:r>
-            <w:r>
-              <w:rPr>
-                <w:rFonts w:ascii="Consolas" w:hAnsi="Consolas" w:cs="Courier New"/>
-                <w:b/>
-                <w:bCs/>
-                <w:color w:val="333333"/>
-                <w:sz w:val="20"/>
-                <w:lang w:val="en-US"/>
-              </w:rPr>
-              <w:t>|</w:t>
-            </w:r>
-            <w:r>
-              <w:rPr>
-                <w:rFonts w:ascii="Consolas" w:hAnsi="Consolas" w:cs="Courier New"/>
-                <w:color w:val="009999"/>
-                <w:sz w:val="20"/>
-                <w:lang w:val="en-US"/>
-              </w:rPr>
-              <w:t>2500</w:t>
-            </w:r>
-            <w:r>
-              <w:rPr>
-                <w:rFonts w:ascii="Consolas" w:hAnsi="Consolas" w:cs="Courier New"/>
-                <w:color w:val="333333"/>
-                <w:sz w:val="20"/>
-                <w:lang w:val="en-US"/>
-              </w:rPr>
-              <w:t xml:space="preserve">         </w:t>
+              <w:t xml:space="preserve">SPARES          </w:t>
+            </w:r>
+            <w:r>
+              <w:rPr>
+                <w:rFonts w:ascii="Consolas" w:hAnsi="Consolas" w:cs="Courier New"/>
+                <w:b/>
+                <w:bCs/>
+                <w:color w:val="333333"/>
+                <w:sz w:val="20"/>
+                <w:lang w:val="en-US"/>
+              </w:rPr>
+              <w:t>|</w:t>
+            </w:r>
+            <w:r>
+              <w:rPr>
+                <w:rFonts w:ascii="Consolas" w:hAnsi="Consolas" w:cs="Courier New"/>
+                <w:color w:val="009999"/>
+                <w:sz w:val="20"/>
+                <w:lang w:val="en-US"/>
+              </w:rPr>
+              <w:t>50</w:t>
+            </w:r>
+            <w:r>
+              <w:rPr>
+                <w:rFonts w:ascii="Consolas" w:hAnsi="Consolas" w:cs="Courier New"/>
+                <w:color w:val="333333"/>
+                <w:sz w:val="20"/>
+                <w:lang w:val="en-US"/>
+              </w:rPr>
+              <w:t xml:space="preserve">        </w:t>
             </w:r>
             <w:r>
               <w:rPr>
@@ -5754,36 +6004,36 @@
                 <w:sz w:val="20"/>
                 <w:lang w:val="en-US"/>
               </w:rPr>
-              <w:t xml:space="preserve">ORDINARY    </w:t>
-            </w:r>
-            <w:r>
-              <w:rPr>
-                <w:rFonts w:ascii="Consolas" w:hAnsi="Consolas" w:cs="Courier New"/>
-                <w:b/>
-                <w:bCs/>
-                <w:color w:val="333333"/>
-                <w:sz w:val="20"/>
-                <w:lang w:val="en-US"/>
-              </w:rPr>
-              <w:t>|</w:t>
-            </w:r>
-            <w:r>
-              <w:rPr>
-                <w:rFonts w:ascii="Consolas" w:hAnsi="Consolas" w:cs="Courier New"/>
-                <w:color w:val="009999"/>
-                <w:sz w:val="20"/>
-                <w:lang w:val="en-US"/>
-              </w:rPr>
-              <w:t>4900</w:t>
-            </w:r>
-            <w:r>
-              <w:rPr>
-                <w:rFonts w:ascii="Consolas" w:hAnsi="Consolas" w:cs="Courier New"/>
-                <w:color w:val="333333"/>
-                <w:sz w:val="20"/>
-                <w:lang w:val="en-US"/>
-              </w:rPr>
-              <w:t xml:space="preserve">         </w:t>
+              <w:t xml:space="preserve">ORDINARY        </w:t>
+            </w:r>
+            <w:r>
+              <w:rPr>
+                <w:rFonts w:ascii="Consolas" w:hAnsi="Consolas" w:cs="Courier New"/>
+                <w:b/>
+                <w:bCs/>
+                <w:color w:val="333333"/>
+                <w:sz w:val="20"/>
+                <w:lang w:val="en-US"/>
+              </w:rPr>
+              <w:t>|</w:t>
+            </w:r>
+            <w:r>
+              <w:rPr>
+                <w:rFonts w:ascii="Consolas" w:hAnsi="Consolas" w:cs="Courier New"/>
+                <w:color w:val="009999"/>
+                <w:sz w:val="20"/>
+                <w:lang w:val="en-US"/>
+              </w:rPr>
+              <w:t>70</w:t>
+            </w:r>
+            <w:r>
+              <w:rPr>
+                <w:rFonts w:ascii="Consolas" w:hAnsi="Consolas" w:cs="Courier New"/>
+                <w:color w:val="333333"/>
+                <w:sz w:val="20"/>
+                <w:lang w:val="en-US"/>
+              </w:rPr>
+              <w:t xml:space="preserve">        </w:t>
             </w:r>
             <w:r>
               <w:rPr>
@@ -5934,36 +6184,36 @@
                 <w:sz w:val="20"/>
                 <w:lang w:val="en-US"/>
               </w:rPr>
-              <w:t xml:space="preserve">SPARES      </w:t>
-            </w:r>
-            <w:r>
-              <w:rPr>
-                <w:rFonts w:ascii="Consolas" w:hAnsi="Consolas" w:cs="Courier New"/>
-                <w:b/>
-                <w:bCs/>
-                <w:color w:val="333333"/>
-                <w:sz w:val="20"/>
-                <w:lang w:val="en-US"/>
-              </w:rPr>
-              <w:t>|</w:t>
-            </w:r>
-            <w:r>
-              <w:rPr>
-                <w:rFonts w:ascii="Consolas" w:hAnsi="Consolas" w:cs="Courier New"/>
-                <w:color w:val="009999"/>
-                <w:sz w:val="20"/>
-                <w:lang w:val="en-US"/>
-              </w:rPr>
-              <w:t>4900</w:t>
-            </w:r>
-            <w:r>
-              <w:rPr>
-                <w:rFonts w:ascii="Consolas" w:hAnsi="Consolas" w:cs="Courier New"/>
-                <w:color w:val="333333"/>
-                <w:sz w:val="20"/>
-                <w:lang w:val="en-US"/>
-              </w:rPr>
-              <w:t xml:space="preserve">         </w:t>
+              <w:t xml:space="preserve">SPARES          </w:t>
+            </w:r>
+            <w:r>
+              <w:rPr>
+                <w:rFonts w:ascii="Consolas" w:hAnsi="Consolas" w:cs="Courier New"/>
+                <w:b/>
+                <w:bCs/>
+                <w:color w:val="333333"/>
+                <w:sz w:val="20"/>
+                <w:lang w:val="en-US"/>
+              </w:rPr>
+              <w:t>|</w:t>
+            </w:r>
+            <w:r>
+              <w:rPr>
+                <w:rFonts w:ascii="Consolas" w:hAnsi="Consolas" w:cs="Courier New"/>
+                <w:color w:val="009999"/>
+                <w:sz w:val="20"/>
+                <w:lang w:val="en-US"/>
+              </w:rPr>
+              <w:t>70</w:t>
+            </w:r>
+            <w:r>
+              <w:rPr>
+                <w:rFonts w:ascii="Consolas" w:hAnsi="Consolas" w:cs="Courier New"/>
+                <w:color w:val="333333"/>
+                <w:sz w:val="20"/>
+                <w:lang w:val="en-US"/>
+              </w:rPr>
+              <w:t xml:space="preserve">        </w:t>
             </w:r>
             <w:r>
               <w:rPr>
@@ -6115,36 +6365,36 @@
                 <w:sz w:val="20"/>
                 <w:lang w:val="en-US"/>
               </w:rPr>
-              <w:t xml:space="preserve">ORDINARY    </w:t>
-            </w:r>
-            <w:r>
-              <w:rPr>
-                <w:rFonts w:ascii="Consolas" w:hAnsi="Consolas" w:cs="Courier New"/>
-                <w:b/>
-                <w:bCs/>
-                <w:color w:val="333333"/>
-                <w:sz w:val="20"/>
-                <w:lang w:val="en-US"/>
-              </w:rPr>
-              <w:t>|</w:t>
-            </w:r>
-            <w:r>
-              <w:rPr>
-                <w:rFonts w:ascii="Consolas" w:hAnsi="Consolas" w:cs="Courier New"/>
-                <w:color w:val="009999"/>
-                <w:sz w:val="20"/>
-                <w:lang w:val="en-US"/>
-              </w:rPr>
-              <w:t>10000</w:t>
-            </w:r>
-            <w:r>
-              <w:rPr>
-                <w:rFonts w:ascii="Consolas" w:hAnsi="Consolas" w:cs="Courier New"/>
-                <w:color w:val="333333"/>
-                <w:sz w:val="20"/>
-                <w:lang w:val="en-US"/>
-              </w:rPr>
-              <w:t xml:space="preserve">        </w:t>
+              <w:t xml:space="preserve">ORDINARY        </w:t>
+            </w:r>
+            <w:r>
+              <w:rPr>
+                <w:rFonts w:ascii="Consolas" w:hAnsi="Consolas" w:cs="Courier New"/>
+                <w:b/>
+                <w:bCs/>
+                <w:color w:val="333333"/>
+                <w:sz w:val="20"/>
+                <w:lang w:val="en-US"/>
+              </w:rPr>
+              <w:t>|</w:t>
+            </w:r>
+            <w:r>
+              <w:rPr>
+                <w:rFonts w:ascii="Consolas" w:hAnsi="Consolas" w:cs="Courier New"/>
+                <w:color w:val="009999"/>
+                <w:sz w:val="20"/>
+                <w:lang w:val="en-US"/>
+              </w:rPr>
+              <w:t>100</w:t>
+            </w:r>
+            <w:r>
+              <w:rPr>
+                <w:rFonts w:ascii="Consolas" w:hAnsi="Consolas" w:cs="Courier New"/>
+                <w:color w:val="333333"/>
+                <w:sz w:val="20"/>
+                <w:lang w:val="en-US"/>
+              </w:rPr>
+              <w:t xml:space="preserve">       </w:t>
             </w:r>
             <w:r>
               <w:rPr>
@@ -6295,36 +6545,36 @@
                 <w:sz w:val="20"/>
                 <w:lang w:val="en-US"/>
               </w:rPr>
-              <w:t xml:space="preserve">SPARES      </w:t>
-            </w:r>
-            <w:r>
-              <w:rPr>
-                <w:rFonts w:ascii="Consolas" w:hAnsi="Consolas" w:cs="Courier New"/>
-                <w:b/>
-                <w:bCs/>
-                <w:color w:val="333333"/>
-                <w:sz w:val="20"/>
-                <w:lang w:val="en-US"/>
-              </w:rPr>
-              <w:t>|</w:t>
-            </w:r>
-            <w:r>
-              <w:rPr>
-                <w:rFonts w:ascii="Consolas" w:hAnsi="Consolas" w:cs="Courier New"/>
-                <w:color w:val="009999"/>
-                <w:sz w:val="20"/>
-                <w:lang w:val="en-US"/>
-              </w:rPr>
-              <w:t>10000</w:t>
-            </w:r>
-            <w:r>
-              <w:rPr>
-                <w:rFonts w:ascii="Consolas" w:hAnsi="Consolas" w:cs="Courier New"/>
-                <w:color w:val="333333"/>
-                <w:sz w:val="20"/>
-                <w:lang w:val="en-US"/>
-              </w:rPr>
-              <w:t xml:space="preserve">        </w:t>
+              <w:t xml:space="preserve">SPARES          </w:t>
+            </w:r>
+            <w:r>
+              <w:rPr>
+                <w:rFonts w:ascii="Consolas" w:hAnsi="Consolas" w:cs="Courier New"/>
+                <w:b/>
+                <w:bCs/>
+                <w:color w:val="333333"/>
+                <w:sz w:val="20"/>
+                <w:lang w:val="en-US"/>
+              </w:rPr>
+              <w:t>|</w:t>
+            </w:r>
+            <w:r>
+              <w:rPr>
+                <w:rFonts w:ascii="Consolas" w:hAnsi="Consolas" w:cs="Courier New"/>
+                <w:color w:val="009999"/>
+                <w:sz w:val="20"/>
+                <w:lang w:val="en-US"/>
+              </w:rPr>
+              <w:t>100</w:t>
+            </w:r>
+            <w:r>
+              <w:rPr>
+                <w:rFonts w:ascii="Consolas" w:hAnsi="Consolas" w:cs="Courier New"/>
+                <w:color w:val="333333"/>
+                <w:sz w:val="20"/>
+                <w:lang w:val="en-US"/>
+              </w:rPr>
+              <w:t xml:space="preserve">       </w:t>
             </w:r>
             <w:r>
               <w:rPr>
@@ -6402,7 +6652,7 @@
                 <w:sz w:val="20"/>
                 <w:lang w:val="en-US"/>
               </w:rPr>
-              <w:t>11</w:t>
+              <w:t>10</w:t>
             </w:r>
             <w:r>
               <w:rPr>
@@ -6475,36 +6725,36 @@
                 <w:sz w:val="20"/>
                 <w:lang w:val="en-US"/>
               </w:rPr>
-              <w:t xml:space="preserve">ORDINARY    </w:t>
-            </w:r>
-            <w:r>
-              <w:rPr>
-                <w:rFonts w:ascii="Consolas" w:hAnsi="Consolas" w:cs="Courier New"/>
-                <w:b/>
-                <w:bCs/>
-                <w:color w:val="333333"/>
-                <w:sz w:val="20"/>
-                <w:lang w:val="en-US"/>
-              </w:rPr>
-              <w:t>|</w:t>
-            </w:r>
-            <w:r>
-              <w:rPr>
-                <w:rFonts w:ascii="Consolas" w:hAnsi="Consolas" w:cs="Courier New"/>
-                <w:color w:val="009999"/>
-                <w:sz w:val="20"/>
-                <w:lang w:val="en-US"/>
-              </w:rPr>
-              <w:t>225</w:t>
-            </w:r>
-            <w:r>
-              <w:rPr>
-                <w:rFonts w:ascii="Consolas" w:hAnsi="Consolas" w:cs="Courier New"/>
-                <w:color w:val="333333"/>
-                <w:sz w:val="20"/>
-                <w:lang w:val="en-US"/>
-              </w:rPr>
-              <w:t xml:space="preserve">          </w:t>
+              <w:t xml:space="preserve">ORDINARY        </w:t>
+            </w:r>
+            <w:r>
+              <w:rPr>
+                <w:rFonts w:ascii="Consolas" w:hAnsi="Consolas" w:cs="Courier New"/>
+                <w:b/>
+                <w:bCs/>
+                <w:color w:val="333333"/>
+                <w:sz w:val="20"/>
+                <w:lang w:val="en-US"/>
+              </w:rPr>
+              <w:t>|</w:t>
+            </w:r>
+            <w:r>
+              <w:rPr>
+                <w:rFonts w:ascii="Consolas" w:hAnsi="Consolas" w:cs="Courier New"/>
+                <w:color w:val="009999"/>
+                <w:sz w:val="20"/>
+                <w:lang w:val="en-US"/>
+              </w:rPr>
+              <w:t>30</w:t>
+            </w:r>
+            <w:r>
+              <w:rPr>
+                <w:rFonts w:ascii="Consolas" w:hAnsi="Consolas" w:cs="Courier New"/>
+                <w:color w:val="333333"/>
+                <w:sz w:val="20"/>
+                <w:lang w:val="en-US"/>
+              </w:rPr>
+              <w:t xml:space="preserve">        </w:t>
             </w:r>
             <w:r>
               <w:rPr>
@@ -6553,7 +6803,7 @@
                 <w:sz w:val="20"/>
                 <w:lang w:val="en-US"/>
               </w:rPr>
-              <w:t>2040</w:t>
+              <w:t>7680</w:t>
             </w:r>
             <w:r>
               <w:rPr>
@@ -6582,7 +6832,7 @@
                 <w:sz w:val="20"/>
                 <w:lang w:val="en-US"/>
               </w:rPr>
-              <w:t>0</w:t>
+              <w:t>2</w:t>
             </w:r>
             <w:r>
               <w:rPr>
@@ -6655,36 +6905,36 @@
                 <w:sz w:val="20"/>
                 <w:lang w:val="en-US"/>
               </w:rPr>
-              <w:t xml:space="preserve">SPARES      </w:t>
-            </w:r>
-            <w:r>
-              <w:rPr>
-                <w:rFonts w:ascii="Consolas" w:hAnsi="Consolas" w:cs="Courier New"/>
-                <w:b/>
-                <w:bCs/>
-                <w:color w:val="333333"/>
-                <w:sz w:val="20"/>
-                <w:lang w:val="en-US"/>
-              </w:rPr>
-              <w:t>|</w:t>
-            </w:r>
-            <w:r>
-              <w:rPr>
-                <w:rFonts w:ascii="Consolas" w:hAnsi="Consolas" w:cs="Courier New"/>
-                <w:color w:val="009999"/>
-                <w:sz w:val="20"/>
-                <w:lang w:val="en-US"/>
-              </w:rPr>
-              <w:t>225</w:t>
-            </w:r>
-            <w:r>
-              <w:rPr>
-                <w:rFonts w:ascii="Consolas" w:hAnsi="Consolas" w:cs="Courier New"/>
-                <w:color w:val="333333"/>
-                <w:sz w:val="20"/>
-                <w:lang w:val="en-US"/>
-              </w:rPr>
-              <w:t xml:space="preserve">          </w:t>
+              <w:t xml:space="preserve">SPARES          </w:t>
+            </w:r>
+            <w:r>
+              <w:rPr>
+                <w:rFonts w:ascii="Consolas" w:hAnsi="Consolas" w:cs="Courier New"/>
+                <w:b/>
+                <w:bCs/>
+                <w:color w:val="333333"/>
+                <w:sz w:val="20"/>
+                <w:lang w:val="en-US"/>
+              </w:rPr>
+              <w:t>|</w:t>
+            </w:r>
+            <w:r>
+              <w:rPr>
+                <w:rFonts w:ascii="Consolas" w:hAnsi="Consolas" w:cs="Courier New"/>
+                <w:color w:val="009999"/>
+                <w:sz w:val="20"/>
+                <w:lang w:val="en-US"/>
+              </w:rPr>
+              <w:t>30</w:t>
+            </w:r>
+            <w:r>
+              <w:rPr>
+                <w:rFonts w:ascii="Consolas" w:hAnsi="Consolas" w:cs="Courier New"/>
+                <w:color w:val="333333"/>
+                <w:sz w:val="20"/>
+                <w:lang w:val="en-US"/>
+              </w:rPr>
+              <w:t xml:space="preserve">        </w:t>
             </w:r>
             <w:r>
               <w:rPr>
@@ -6733,36 +6983,36 @@
                 <w:sz w:val="20"/>
                 <w:lang w:val="en-US"/>
               </w:rPr>
-              <w:t>408</w:t>
-            </w:r>
-            <w:r>
-              <w:rPr>
-                <w:rFonts w:ascii="Consolas" w:hAnsi="Consolas" w:cs="Courier New"/>
-                <w:color w:val="333333"/>
-                <w:sz w:val="20"/>
-                <w:lang w:val="en-US"/>
-              </w:rPr>
-              <w:t xml:space="preserve">                 </w:t>
-            </w:r>
-            <w:r>
-              <w:rPr>
-                <w:rFonts w:ascii="Consolas" w:hAnsi="Consolas" w:cs="Courier New"/>
-                <w:b/>
-                <w:bCs/>
-                <w:color w:val="333333"/>
-                <w:sz w:val="20"/>
-                <w:lang w:val="en-US"/>
-              </w:rPr>
-              <w:t>|</w:t>
-            </w:r>
-            <w:r>
-              <w:rPr>
-                <w:rFonts w:ascii="Consolas" w:hAnsi="Consolas" w:cs="Courier New"/>
-                <w:color w:val="009999"/>
-                <w:sz w:val="20"/>
-                <w:lang w:val="en-US"/>
-              </w:rPr>
-              <w:t>1</w:t>
+              <w:t>1392</w:t>
+            </w:r>
+            <w:r>
+              <w:rPr>
+                <w:rFonts w:ascii="Consolas" w:hAnsi="Consolas" w:cs="Courier New"/>
+                <w:color w:val="333333"/>
+                <w:sz w:val="20"/>
+                <w:lang w:val="en-US"/>
+              </w:rPr>
+              <w:t xml:space="preserve">                </w:t>
+            </w:r>
+            <w:r>
+              <w:rPr>
+                <w:rFonts w:ascii="Consolas" w:hAnsi="Consolas" w:cs="Courier New"/>
+                <w:b/>
+                <w:bCs/>
+                <w:color w:val="333333"/>
+                <w:sz w:val="20"/>
+                <w:lang w:val="en-US"/>
+              </w:rPr>
+              <w:t>|</w:t>
+            </w:r>
+            <w:r>
+              <w:rPr>
+                <w:rFonts w:ascii="Consolas" w:hAnsi="Consolas" w:cs="Courier New"/>
+                <w:color w:val="009999"/>
+                <w:sz w:val="20"/>
+                <w:lang w:val="en-US"/>
+              </w:rPr>
+              <w:t>3</w:t>
             </w:r>
             <w:r>
               <w:rPr>
@@ -6835,36 +7085,36 @@
                 <w:sz w:val="20"/>
                 <w:lang w:val="en-US"/>
               </w:rPr>
-              <w:t xml:space="preserve">ORDINARY    </w:t>
-            </w:r>
-            <w:r>
-              <w:rPr>
-                <w:rFonts w:ascii="Consolas" w:hAnsi="Consolas" w:cs="Courier New"/>
-                <w:b/>
-                <w:bCs/>
-                <w:color w:val="333333"/>
-                <w:sz w:val="20"/>
-                <w:lang w:val="en-US"/>
-              </w:rPr>
-              <w:t>|</w:t>
-            </w:r>
-            <w:r>
-              <w:rPr>
-                <w:rFonts w:ascii="Consolas" w:hAnsi="Consolas" w:cs="Courier New"/>
-                <w:color w:val="009999"/>
-                <w:sz w:val="20"/>
-                <w:lang w:val="en-US"/>
-              </w:rPr>
-              <w:t>2500</w:t>
-            </w:r>
-            <w:r>
-              <w:rPr>
-                <w:rFonts w:ascii="Consolas" w:hAnsi="Consolas" w:cs="Courier New"/>
-                <w:color w:val="333333"/>
-                <w:sz w:val="20"/>
-                <w:lang w:val="en-US"/>
-              </w:rPr>
-              <w:t xml:space="preserve">         </w:t>
+              <w:t xml:space="preserve">ORDINARY        </w:t>
+            </w:r>
+            <w:r>
+              <w:rPr>
+                <w:rFonts w:ascii="Consolas" w:hAnsi="Consolas" w:cs="Courier New"/>
+                <w:b/>
+                <w:bCs/>
+                <w:color w:val="333333"/>
+                <w:sz w:val="20"/>
+                <w:lang w:val="en-US"/>
+              </w:rPr>
+              <w:t>|</w:t>
+            </w:r>
+            <w:r>
+              <w:rPr>
+                <w:rFonts w:ascii="Consolas" w:hAnsi="Consolas" w:cs="Courier New"/>
+                <w:color w:val="009999"/>
+                <w:sz w:val="20"/>
+                <w:lang w:val="en-US"/>
+              </w:rPr>
+              <w:t>50</w:t>
+            </w:r>
+            <w:r>
+              <w:rPr>
+                <w:rFonts w:ascii="Consolas" w:hAnsi="Consolas" w:cs="Courier New"/>
+                <w:color w:val="333333"/>
+                <w:sz w:val="20"/>
+                <w:lang w:val="en-US"/>
+              </w:rPr>
+              <w:t xml:space="preserve">        </w:t>
             </w:r>
             <w:r>
               <w:rPr>
@@ -7015,36 +7265,36 @@
                 <w:sz w:val="20"/>
                 <w:lang w:val="en-US"/>
               </w:rPr>
-              <w:t xml:space="preserve">SPARES      </w:t>
-            </w:r>
-            <w:r>
-              <w:rPr>
-                <w:rFonts w:ascii="Consolas" w:hAnsi="Consolas" w:cs="Courier New"/>
-                <w:b/>
-                <w:bCs/>
-                <w:color w:val="333333"/>
-                <w:sz w:val="20"/>
-                <w:lang w:val="en-US"/>
-              </w:rPr>
-              <w:t>|</w:t>
-            </w:r>
-            <w:r>
-              <w:rPr>
-                <w:rFonts w:ascii="Consolas" w:hAnsi="Consolas" w:cs="Courier New"/>
-                <w:color w:val="009999"/>
-                <w:sz w:val="20"/>
-                <w:lang w:val="en-US"/>
-              </w:rPr>
-              <w:t>2500</w:t>
-            </w:r>
-            <w:r>
-              <w:rPr>
-                <w:rFonts w:ascii="Consolas" w:hAnsi="Consolas" w:cs="Courier New"/>
-                <w:color w:val="333333"/>
-                <w:sz w:val="20"/>
-                <w:lang w:val="en-US"/>
-              </w:rPr>
-              <w:t xml:space="preserve">         </w:t>
+              <w:t xml:space="preserve">SPARES          </w:t>
+            </w:r>
+            <w:r>
+              <w:rPr>
+                <w:rFonts w:ascii="Consolas" w:hAnsi="Consolas" w:cs="Courier New"/>
+                <w:b/>
+                <w:bCs/>
+                <w:color w:val="333333"/>
+                <w:sz w:val="20"/>
+                <w:lang w:val="en-US"/>
+              </w:rPr>
+              <w:t>|</w:t>
+            </w:r>
+            <w:r>
+              <w:rPr>
+                <w:rFonts w:ascii="Consolas" w:hAnsi="Consolas" w:cs="Courier New"/>
+                <w:color w:val="009999"/>
+                <w:sz w:val="20"/>
+                <w:lang w:val="en-US"/>
+              </w:rPr>
+              <w:t>50</w:t>
+            </w:r>
+            <w:r>
+              <w:rPr>
+                <w:rFonts w:ascii="Consolas" w:hAnsi="Consolas" w:cs="Courier New"/>
+                <w:color w:val="333333"/>
+                <w:sz w:val="20"/>
+                <w:lang w:val="en-US"/>
+              </w:rPr>
+              <w:t xml:space="preserve">        </w:t>
             </w:r>
             <w:r>
               <w:rPr>
@@ -7195,36 +7445,36 @@
                 <w:sz w:val="20"/>
                 <w:lang w:val="en-US"/>
               </w:rPr>
-              <w:t xml:space="preserve">ORDINARY    </w:t>
-            </w:r>
-            <w:r>
-              <w:rPr>
-                <w:rFonts w:ascii="Consolas" w:hAnsi="Consolas" w:cs="Courier New"/>
-                <w:b/>
-                <w:bCs/>
-                <w:color w:val="333333"/>
-                <w:sz w:val="20"/>
-                <w:lang w:val="en-US"/>
-              </w:rPr>
-              <w:t>|</w:t>
-            </w:r>
-            <w:r>
-              <w:rPr>
-                <w:rFonts w:ascii="Consolas" w:hAnsi="Consolas" w:cs="Courier New"/>
-                <w:color w:val="009999"/>
-                <w:sz w:val="20"/>
-                <w:lang w:val="en-US"/>
-              </w:rPr>
-              <w:t>4900</w:t>
-            </w:r>
-            <w:r>
-              <w:rPr>
-                <w:rFonts w:ascii="Consolas" w:hAnsi="Consolas" w:cs="Courier New"/>
-                <w:color w:val="333333"/>
-                <w:sz w:val="20"/>
-                <w:lang w:val="en-US"/>
-              </w:rPr>
-              <w:t xml:space="preserve">         </w:t>
+              <w:t xml:space="preserve">ORDINARY        </w:t>
+            </w:r>
+            <w:r>
+              <w:rPr>
+                <w:rFonts w:ascii="Consolas" w:hAnsi="Consolas" w:cs="Courier New"/>
+                <w:b/>
+                <w:bCs/>
+                <w:color w:val="333333"/>
+                <w:sz w:val="20"/>
+                <w:lang w:val="en-US"/>
+              </w:rPr>
+              <w:t>|</w:t>
+            </w:r>
+            <w:r>
+              <w:rPr>
+                <w:rFonts w:ascii="Consolas" w:hAnsi="Consolas" w:cs="Courier New"/>
+                <w:color w:val="009999"/>
+                <w:sz w:val="20"/>
+                <w:lang w:val="en-US"/>
+              </w:rPr>
+              <w:t>70</w:t>
+            </w:r>
+            <w:r>
+              <w:rPr>
+                <w:rFonts w:ascii="Consolas" w:hAnsi="Consolas" w:cs="Courier New"/>
+                <w:color w:val="333333"/>
+                <w:sz w:val="20"/>
+                <w:lang w:val="en-US"/>
+              </w:rPr>
+              <w:t xml:space="preserve">        </w:t>
             </w:r>
             <w:r>
               <w:rPr>
@@ -7375,36 +7625,36 @@
                 <w:sz w:val="20"/>
                 <w:lang w:val="en-US"/>
               </w:rPr>
-              <w:t xml:space="preserve">SPARES      </w:t>
-            </w:r>
-            <w:r>
-              <w:rPr>
-                <w:rFonts w:ascii="Consolas" w:hAnsi="Consolas" w:cs="Courier New"/>
-                <w:b/>
-                <w:bCs/>
-                <w:color w:val="333333"/>
-                <w:sz w:val="20"/>
-                <w:lang w:val="en-US"/>
-              </w:rPr>
-              <w:t>|</w:t>
-            </w:r>
-            <w:r>
-              <w:rPr>
-                <w:rFonts w:ascii="Consolas" w:hAnsi="Consolas" w:cs="Courier New"/>
-                <w:color w:val="009999"/>
-                <w:sz w:val="20"/>
-                <w:lang w:val="en-US"/>
-              </w:rPr>
-              <w:t>4900</w:t>
-            </w:r>
-            <w:r>
-              <w:rPr>
-                <w:rFonts w:ascii="Consolas" w:hAnsi="Consolas" w:cs="Courier New"/>
-                <w:color w:val="333333"/>
-                <w:sz w:val="20"/>
-                <w:lang w:val="en-US"/>
-              </w:rPr>
-              <w:t xml:space="preserve">         </w:t>
+              <w:t xml:space="preserve">SPARES          </w:t>
+            </w:r>
+            <w:r>
+              <w:rPr>
+                <w:rFonts w:ascii="Consolas" w:hAnsi="Consolas" w:cs="Courier New"/>
+                <w:b/>
+                <w:bCs/>
+                <w:color w:val="333333"/>
+                <w:sz w:val="20"/>
+                <w:lang w:val="en-US"/>
+              </w:rPr>
+              <w:t>|</w:t>
+            </w:r>
+            <w:r>
+              <w:rPr>
+                <w:rFonts w:ascii="Consolas" w:hAnsi="Consolas" w:cs="Courier New"/>
+                <w:color w:val="009999"/>
+                <w:sz w:val="20"/>
+                <w:lang w:val="en-US"/>
+              </w:rPr>
+              <w:t>70</w:t>
+            </w:r>
+            <w:r>
+              <w:rPr>
+                <w:rFonts w:ascii="Consolas" w:hAnsi="Consolas" w:cs="Courier New"/>
+                <w:color w:val="333333"/>
+                <w:sz w:val="20"/>
+                <w:lang w:val="en-US"/>
+              </w:rPr>
+              <w:t xml:space="preserve">        </w:t>
             </w:r>
             <w:r>
               <w:rPr>
@@ -7555,36 +7805,36 @@
                 <w:sz w:val="20"/>
                 <w:lang w:val="en-US"/>
               </w:rPr>
-              <w:t xml:space="preserve">ORDINARY    </w:t>
-            </w:r>
-            <w:r>
-              <w:rPr>
-                <w:rFonts w:ascii="Consolas" w:hAnsi="Consolas" w:cs="Courier New"/>
-                <w:b/>
-                <w:bCs/>
-                <w:color w:val="333333"/>
-                <w:sz w:val="20"/>
-                <w:lang w:val="en-US"/>
-              </w:rPr>
-              <w:t>|</w:t>
-            </w:r>
-            <w:r>
-              <w:rPr>
-                <w:rFonts w:ascii="Consolas" w:hAnsi="Consolas" w:cs="Courier New"/>
-                <w:color w:val="009999"/>
-                <w:sz w:val="20"/>
-                <w:lang w:val="en-US"/>
-              </w:rPr>
-              <w:t>10000</w:t>
-            </w:r>
-            <w:r>
-              <w:rPr>
-                <w:rFonts w:ascii="Consolas" w:hAnsi="Consolas" w:cs="Courier New"/>
-                <w:color w:val="333333"/>
-                <w:sz w:val="20"/>
-                <w:lang w:val="en-US"/>
-              </w:rPr>
-              <w:t xml:space="preserve">        </w:t>
+              <w:t xml:space="preserve">ORDINARY        </w:t>
+            </w:r>
+            <w:r>
+              <w:rPr>
+                <w:rFonts w:ascii="Consolas" w:hAnsi="Consolas" w:cs="Courier New"/>
+                <w:b/>
+                <w:bCs/>
+                <w:color w:val="333333"/>
+                <w:sz w:val="20"/>
+                <w:lang w:val="en-US"/>
+              </w:rPr>
+              <w:t>|</w:t>
+            </w:r>
+            <w:r>
+              <w:rPr>
+                <w:rFonts w:ascii="Consolas" w:hAnsi="Consolas" w:cs="Courier New"/>
+                <w:color w:val="009999"/>
+                <w:sz w:val="20"/>
+                <w:lang w:val="en-US"/>
+              </w:rPr>
+              <w:t>100</w:t>
+            </w:r>
+            <w:r>
+              <w:rPr>
+                <w:rFonts w:ascii="Consolas" w:hAnsi="Consolas" w:cs="Courier New"/>
+                <w:color w:val="333333"/>
+                <w:sz w:val="20"/>
+                <w:lang w:val="en-US"/>
+              </w:rPr>
+              <w:t xml:space="preserve">       </w:t>
             </w:r>
             <w:r>
               <w:rPr>
@@ -7735,36 +7985,36 @@
                 <w:sz w:val="20"/>
                 <w:lang w:val="en-US"/>
               </w:rPr>
-              <w:t xml:space="preserve">SPARES      </w:t>
-            </w:r>
-            <w:r>
-              <w:rPr>
-                <w:rFonts w:ascii="Consolas" w:hAnsi="Consolas" w:cs="Courier New"/>
-                <w:b/>
-                <w:bCs/>
-                <w:color w:val="333333"/>
-                <w:sz w:val="20"/>
-                <w:lang w:val="en-US"/>
-              </w:rPr>
-              <w:t>|</w:t>
-            </w:r>
-            <w:r>
-              <w:rPr>
-                <w:rFonts w:ascii="Consolas" w:hAnsi="Consolas" w:cs="Courier New"/>
-                <w:color w:val="009999"/>
-                <w:sz w:val="20"/>
-                <w:lang w:val="en-US"/>
-              </w:rPr>
-              <w:t>10000</w:t>
-            </w:r>
-            <w:r>
-              <w:rPr>
-                <w:rFonts w:ascii="Consolas" w:hAnsi="Consolas" w:cs="Courier New"/>
-                <w:color w:val="333333"/>
-                <w:sz w:val="20"/>
-                <w:lang w:val="en-US"/>
-              </w:rPr>
-              <w:t xml:space="preserve">        </w:t>
+              <w:t xml:space="preserve">SPARES          </w:t>
+            </w:r>
+            <w:r>
+              <w:rPr>
+                <w:rFonts w:ascii="Consolas" w:hAnsi="Consolas" w:cs="Courier New"/>
+                <w:b/>
+                <w:bCs/>
+                <w:color w:val="333333"/>
+                <w:sz w:val="20"/>
+                <w:lang w:val="en-US"/>
+              </w:rPr>
+              <w:t>|</w:t>
+            </w:r>
+            <w:r>
+              <w:rPr>
+                <w:rFonts w:ascii="Consolas" w:hAnsi="Consolas" w:cs="Courier New"/>
+                <w:color w:val="009999"/>
+                <w:sz w:val="20"/>
+                <w:lang w:val="en-US"/>
+              </w:rPr>
+              <w:t>100</w:t>
+            </w:r>
+            <w:r>
+              <w:rPr>
+                <w:rFonts w:ascii="Consolas" w:hAnsi="Consolas" w:cs="Courier New"/>
+                <w:color w:val="333333"/>
+                <w:sz w:val="20"/>
+                <w:lang w:val="en-US"/>
+              </w:rPr>
+              <w:t xml:space="preserve">       </w:t>
             </w:r>
             <w:r>
               <w:rPr>
@@ -7915,36 +8165,36 @@
                 <w:sz w:val="20"/>
                 <w:lang w:val="en-US"/>
               </w:rPr>
-              <w:t xml:space="preserve">ORDINARY    </w:t>
-            </w:r>
-            <w:r>
-              <w:rPr>
-                <w:rFonts w:ascii="Consolas" w:hAnsi="Consolas" w:cs="Courier New"/>
-                <w:b/>
-                <w:bCs/>
-                <w:color w:val="333333"/>
-                <w:sz w:val="20"/>
-                <w:lang w:val="en-US"/>
-              </w:rPr>
-              <w:t>|</w:t>
-            </w:r>
-            <w:r>
-              <w:rPr>
-                <w:rFonts w:ascii="Consolas" w:hAnsi="Consolas" w:cs="Courier New"/>
-                <w:color w:val="009999"/>
-                <w:sz w:val="20"/>
-                <w:lang w:val="en-US"/>
-              </w:rPr>
-              <w:t>225</w:t>
-            </w:r>
-            <w:r>
-              <w:rPr>
-                <w:rFonts w:ascii="Consolas" w:hAnsi="Consolas" w:cs="Courier New"/>
-                <w:color w:val="333333"/>
-                <w:sz w:val="20"/>
-                <w:lang w:val="en-US"/>
-              </w:rPr>
-              <w:t xml:space="preserve">          </w:t>
+              <w:t xml:space="preserve">ORDINARY        </w:t>
+            </w:r>
+            <w:r>
+              <w:rPr>
+                <w:rFonts w:ascii="Consolas" w:hAnsi="Consolas" w:cs="Courier New"/>
+                <w:b/>
+                <w:bCs/>
+                <w:color w:val="333333"/>
+                <w:sz w:val="20"/>
+                <w:lang w:val="en-US"/>
+              </w:rPr>
+              <w:t>|</w:t>
+            </w:r>
+            <w:r>
+              <w:rPr>
+                <w:rFonts w:ascii="Consolas" w:hAnsi="Consolas" w:cs="Courier New"/>
+                <w:color w:val="009999"/>
+                <w:sz w:val="20"/>
+                <w:lang w:val="en-US"/>
+              </w:rPr>
+              <w:t>30</w:t>
+            </w:r>
+            <w:r>
+              <w:rPr>
+                <w:rFonts w:ascii="Consolas" w:hAnsi="Consolas" w:cs="Courier New"/>
+                <w:color w:val="333333"/>
+                <w:sz w:val="20"/>
+                <w:lang w:val="en-US"/>
+              </w:rPr>
+              <w:t xml:space="preserve">        </w:t>
             </w:r>
             <w:r>
               <w:rPr>
@@ -7993,7 +8243,7 @@
                 <w:sz w:val="20"/>
                 <w:lang w:val="en-US"/>
               </w:rPr>
-              <w:t>2040</w:t>
+              <w:t>7680</w:t>
             </w:r>
             <w:r>
               <w:rPr>
@@ -8022,7 +8272,7 @@
                 <w:sz w:val="20"/>
                 <w:lang w:val="en-US"/>
               </w:rPr>
-              <w:t>0</w:t>
+              <w:t>2</w:t>
             </w:r>
             <w:r>
               <w:rPr>
@@ -8095,36 +8345,36 @@
                 <w:sz w:val="20"/>
                 <w:lang w:val="en-US"/>
               </w:rPr>
-              <w:t xml:space="preserve">SPARES      </w:t>
-            </w:r>
-            <w:r>
-              <w:rPr>
-                <w:rFonts w:ascii="Consolas" w:hAnsi="Consolas" w:cs="Courier New"/>
-                <w:b/>
-                <w:bCs/>
-                <w:color w:val="333333"/>
-                <w:sz w:val="20"/>
-                <w:lang w:val="en-US"/>
-              </w:rPr>
-              <w:t>|</w:t>
-            </w:r>
-            <w:r>
-              <w:rPr>
-                <w:rFonts w:ascii="Consolas" w:hAnsi="Consolas" w:cs="Courier New"/>
-                <w:color w:val="009999"/>
-                <w:sz w:val="20"/>
-                <w:lang w:val="en-US"/>
-              </w:rPr>
-              <w:t>225</w:t>
-            </w:r>
-            <w:r>
-              <w:rPr>
-                <w:rFonts w:ascii="Consolas" w:hAnsi="Consolas" w:cs="Courier New"/>
-                <w:color w:val="333333"/>
-                <w:sz w:val="20"/>
-                <w:lang w:val="en-US"/>
-              </w:rPr>
-              <w:t xml:space="preserve">          </w:t>
+              <w:t xml:space="preserve">SPARES          </w:t>
+            </w:r>
+            <w:r>
+              <w:rPr>
+                <w:rFonts w:ascii="Consolas" w:hAnsi="Consolas" w:cs="Courier New"/>
+                <w:b/>
+                <w:bCs/>
+                <w:color w:val="333333"/>
+                <w:sz w:val="20"/>
+                <w:lang w:val="en-US"/>
+              </w:rPr>
+              <w:t>|</w:t>
+            </w:r>
+            <w:r>
+              <w:rPr>
+                <w:rFonts w:ascii="Consolas" w:hAnsi="Consolas" w:cs="Courier New"/>
+                <w:color w:val="009999"/>
+                <w:sz w:val="20"/>
+                <w:lang w:val="en-US"/>
+              </w:rPr>
+              <w:t>30</w:t>
+            </w:r>
+            <w:r>
+              <w:rPr>
+                <w:rFonts w:ascii="Consolas" w:hAnsi="Consolas" w:cs="Courier New"/>
+                <w:color w:val="333333"/>
+                <w:sz w:val="20"/>
+                <w:lang w:val="en-US"/>
+              </w:rPr>
+              <w:t xml:space="preserve">        </w:t>
             </w:r>
             <w:r>
               <w:rPr>
@@ -8173,36 +8423,36 @@
                 <w:sz w:val="20"/>
                 <w:lang w:val="en-US"/>
               </w:rPr>
-              <w:t>472</w:t>
-            </w:r>
-            <w:r>
-              <w:rPr>
-                <w:rFonts w:ascii="Consolas" w:hAnsi="Consolas" w:cs="Courier New"/>
-                <w:color w:val="333333"/>
-                <w:sz w:val="20"/>
-                <w:lang w:val="en-US"/>
-              </w:rPr>
-              <w:t xml:space="preserve">                 </w:t>
-            </w:r>
-            <w:r>
-              <w:rPr>
-                <w:rFonts w:ascii="Consolas" w:hAnsi="Consolas" w:cs="Courier New"/>
-                <w:b/>
-                <w:bCs/>
-                <w:color w:val="333333"/>
-                <w:sz w:val="20"/>
-                <w:lang w:val="en-US"/>
-              </w:rPr>
-              <w:t>|</w:t>
-            </w:r>
-            <w:r>
-              <w:rPr>
-                <w:rFonts w:ascii="Consolas" w:hAnsi="Consolas" w:cs="Courier New"/>
-                <w:color w:val="009999"/>
-                <w:sz w:val="20"/>
-                <w:lang w:val="en-US"/>
-              </w:rPr>
-              <w:t>0</w:t>
+              <w:t>1680</w:t>
+            </w:r>
+            <w:r>
+              <w:rPr>
+                <w:rFonts w:ascii="Consolas" w:hAnsi="Consolas" w:cs="Courier New"/>
+                <w:color w:val="333333"/>
+                <w:sz w:val="20"/>
+                <w:lang w:val="en-US"/>
+              </w:rPr>
+              <w:t xml:space="preserve">                </w:t>
+            </w:r>
+            <w:r>
+              <w:rPr>
+                <w:rFonts w:ascii="Consolas" w:hAnsi="Consolas" w:cs="Courier New"/>
+                <w:b/>
+                <w:bCs/>
+                <w:color w:val="333333"/>
+                <w:sz w:val="20"/>
+                <w:lang w:val="en-US"/>
+              </w:rPr>
+              <w:t>|</w:t>
+            </w:r>
+            <w:r>
+              <w:rPr>
+                <w:rFonts w:ascii="Consolas" w:hAnsi="Consolas" w:cs="Courier New"/>
+                <w:color w:val="009999"/>
+                <w:sz w:val="20"/>
+                <w:lang w:val="en-US"/>
+              </w:rPr>
+              <w:t>2</w:t>
             </w:r>
             <w:r>
               <w:rPr>
@@ -8275,36 +8525,36 @@
                 <w:sz w:val="20"/>
                 <w:lang w:val="en-US"/>
               </w:rPr>
-              <w:t xml:space="preserve">ORDINARY    </w:t>
-            </w:r>
-            <w:r>
-              <w:rPr>
-                <w:rFonts w:ascii="Consolas" w:hAnsi="Consolas" w:cs="Courier New"/>
-                <w:b/>
-                <w:bCs/>
-                <w:color w:val="333333"/>
-                <w:sz w:val="20"/>
-                <w:lang w:val="en-US"/>
-              </w:rPr>
-              <w:t>|</w:t>
-            </w:r>
-            <w:r>
-              <w:rPr>
-                <w:rFonts w:ascii="Consolas" w:hAnsi="Consolas" w:cs="Courier New"/>
-                <w:color w:val="009999"/>
-                <w:sz w:val="20"/>
-                <w:lang w:val="en-US"/>
-              </w:rPr>
-              <w:t>2500</w:t>
-            </w:r>
-            <w:r>
-              <w:rPr>
-                <w:rFonts w:ascii="Consolas" w:hAnsi="Consolas" w:cs="Courier New"/>
-                <w:color w:val="333333"/>
-                <w:sz w:val="20"/>
-                <w:lang w:val="en-US"/>
-              </w:rPr>
-              <w:t xml:space="preserve">         </w:t>
+              <w:t xml:space="preserve">ORDINARY        </w:t>
+            </w:r>
+            <w:r>
+              <w:rPr>
+                <w:rFonts w:ascii="Consolas" w:hAnsi="Consolas" w:cs="Courier New"/>
+                <w:b/>
+                <w:bCs/>
+                <w:color w:val="333333"/>
+                <w:sz w:val="20"/>
+                <w:lang w:val="en-US"/>
+              </w:rPr>
+              <w:t>|</w:t>
+            </w:r>
+            <w:r>
+              <w:rPr>
+                <w:rFonts w:ascii="Consolas" w:hAnsi="Consolas" w:cs="Courier New"/>
+                <w:color w:val="009999"/>
+                <w:sz w:val="20"/>
+                <w:lang w:val="en-US"/>
+              </w:rPr>
+              <w:t>50</w:t>
+            </w:r>
+            <w:r>
+              <w:rPr>
+                <w:rFonts w:ascii="Consolas" w:hAnsi="Consolas" w:cs="Courier New"/>
+                <w:color w:val="333333"/>
+                <w:sz w:val="20"/>
+                <w:lang w:val="en-US"/>
+              </w:rPr>
+              <w:t xml:space="preserve">        </w:t>
             </w:r>
             <w:r>
               <w:rPr>
@@ -8382,7 +8632,7 @@
                 <w:sz w:val="20"/>
                 <w:lang w:val="en-US"/>
               </w:rPr>
-              <w:t>6</w:t>
+              <w:t>8</w:t>
             </w:r>
             <w:r>
               <w:rPr>
@@ -8455,36 +8705,36 @@
                 <w:sz w:val="20"/>
                 <w:lang w:val="en-US"/>
               </w:rPr>
-              <w:t xml:space="preserve">SPARES      </w:t>
-            </w:r>
-            <w:r>
-              <w:rPr>
-                <w:rFonts w:ascii="Consolas" w:hAnsi="Consolas" w:cs="Courier New"/>
-                <w:b/>
-                <w:bCs/>
-                <w:color w:val="333333"/>
-                <w:sz w:val="20"/>
-                <w:lang w:val="en-US"/>
-              </w:rPr>
-              <w:t>|</w:t>
-            </w:r>
-            <w:r>
-              <w:rPr>
-                <w:rFonts w:ascii="Consolas" w:hAnsi="Consolas" w:cs="Courier New"/>
-                <w:color w:val="009999"/>
-                <w:sz w:val="20"/>
-                <w:lang w:val="en-US"/>
-              </w:rPr>
-              <w:t>2500</w:t>
-            </w:r>
-            <w:r>
-              <w:rPr>
-                <w:rFonts w:ascii="Consolas" w:hAnsi="Consolas" w:cs="Courier New"/>
-                <w:color w:val="333333"/>
-                <w:sz w:val="20"/>
-                <w:lang w:val="en-US"/>
-              </w:rPr>
-              <w:t xml:space="preserve">         </w:t>
+              <w:t xml:space="preserve">SPARES          </w:t>
+            </w:r>
+            <w:r>
+              <w:rPr>
+                <w:rFonts w:ascii="Consolas" w:hAnsi="Consolas" w:cs="Courier New"/>
+                <w:b/>
+                <w:bCs/>
+                <w:color w:val="333333"/>
+                <w:sz w:val="20"/>
+                <w:lang w:val="en-US"/>
+              </w:rPr>
+              <w:t>|</w:t>
+            </w:r>
+            <w:r>
+              <w:rPr>
+                <w:rFonts w:ascii="Consolas" w:hAnsi="Consolas" w:cs="Courier New"/>
+                <w:color w:val="009999"/>
+                <w:sz w:val="20"/>
+                <w:lang w:val="en-US"/>
+              </w:rPr>
+              <w:t>50</w:t>
+            </w:r>
+            <w:r>
+              <w:rPr>
+                <w:rFonts w:ascii="Consolas" w:hAnsi="Consolas" w:cs="Courier New"/>
+                <w:color w:val="333333"/>
+                <w:sz w:val="20"/>
+                <w:lang w:val="en-US"/>
+              </w:rPr>
+              <w:t xml:space="preserve">        </w:t>
             </w:r>
             <w:r>
               <w:rPr>
@@ -8635,36 +8885,36 @@
                 <w:sz w:val="20"/>
                 <w:lang w:val="en-US"/>
               </w:rPr>
-              <w:t xml:space="preserve">ORDINARY    </w:t>
-            </w:r>
-            <w:r>
-              <w:rPr>
-                <w:rFonts w:ascii="Consolas" w:hAnsi="Consolas" w:cs="Courier New"/>
-                <w:b/>
-                <w:bCs/>
-                <w:color w:val="333333"/>
-                <w:sz w:val="20"/>
-                <w:lang w:val="en-US"/>
-              </w:rPr>
-              <w:t>|</w:t>
-            </w:r>
-            <w:r>
-              <w:rPr>
-                <w:rFonts w:ascii="Consolas" w:hAnsi="Consolas" w:cs="Courier New"/>
-                <w:color w:val="009999"/>
-                <w:sz w:val="20"/>
-                <w:lang w:val="en-US"/>
-              </w:rPr>
-              <w:t>4900</w:t>
-            </w:r>
-            <w:r>
-              <w:rPr>
-                <w:rFonts w:ascii="Consolas" w:hAnsi="Consolas" w:cs="Courier New"/>
-                <w:color w:val="333333"/>
-                <w:sz w:val="20"/>
-                <w:lang w:val="en-US"/>
-              </w:rPr>
-              <w:t xml:space="preserve">         </w:t>
+              <w:t xml:space="preserve">ORDINARY        </w:t>
+            </w:r>
+            <w:r>
+              <w:rPr>
+                <w:rFonts w:ascii="Consolas" w:hAnsi="Consolas" w:cs="Courier New"/>
+                <w:b/>
+                <w:bCs/>
+                <w:color w:val="333333"/>
+                <w:sz w:val="20"/>
+                <w:lang w:val="en-US"/>
+              </w:rPr>
+              <w:t>|</w:t>
+            </w:r>
+            <w:r>
+              <w:rPr>
+                <w:rFonts w:ascii="Consolas" w:hAnsi="Consolas" w:cs="Courier New"/>
+                <w:color w:val="009999"/>
+                <w:sz w:val="20"/>
+                <w:lang w:val="en-US"/>
+              </w:rPr>
+              <w:t>70</w:t>
+            </w:r>
+            <w:r>
+              <w:rPr>
+                <w:rFonts w:ascii="Consolas" w:hAnsi="Consolas" w:cs="Courier New"/>
+                <w:color w:val="333333"/>
+                <w:sz w:val="20"/>
+                <w:lang w:val="en-US"/>
+              </w:rPr>
+              <w:t xml:space="preserve">        </w:t>
             </w:r>
             <w:r>
               <w:rPr>
@@ -8815,36 +9065,36 @@
                 <w:sz w:val="20"/>
                 <w:lang w:val="en-US"/>
               </w:rPr>
-              <w:t xml:space="preserve">SPARES      </w:t>
-            </w:r>
-            <w:r>
-              <w:rPr>
-                <w:rFonts w:ascii="Consolas" w:hAnsi="Consolas" w:cs="Courier New"/>
-                <w:b/>
-                <w:bCs/>
-                <w:color w:val="333333"/>
-                <w:sz w:val="20"/>
-                <w:lang w:val="en-US"/>
-              </w:rPr>
-              <w:t>|</w:t>
-            </w:r>
-            <w:r>
-              <w:rPr>
-                <w:rFonts w:ascii="Consolas" w:hAnsi="Consolas" w:cs="Courier New"/>
-                <w:color w:val="009999"/>
-                <w:sz w:val="20"/>
-                <w:lang w:val="en-US"/>
-              </w:rPr>
-              <w:t>4900</w:t>
-            </w:r>
-            <w:r>
-              <w:rPr>
-                <w:rFonts w:ascii="Consolas" w:hAnsi="Consolas" w:cs="Courier New"/>
-                <w:color w:val="333333"/>
-                <w:sz w:val="20"/>
-                <w:lang w:val="en-US"/>
-              </w:rPr>
-              <w:t xml:space="preserve">         </w:t>
+              <w:t xml:space="preserve">SPARES          </w:t>
+            </w:r>
+            <w:r>
+              <w:rPr>
+                <w:rFonts w:ascii="Consolas" w:hAnsi="Consolas" w:cs="Courier New"/>
+                <w:b/>
+                <w:bCs/>
+                <w:color w:val="333333"/>
+                <w:sz w:val="20"/>
+                <w:lang w:val="en-US"/>
+              </w:rPr>
+              <w:t>|</w:t>
+            </w:r>
+            <w:r>
+              <w:rPr>
+                <w:rFonts w:ascii="Consolas" w:hAnsi="Consolas" w:cs="Courier New"/>
+                <w:color w:val="009999"/>
+                <w:sz w:val="20"/>
+                <w:lang w:val="en-US"/>
+              </w:rPr>
+              <w:t>70</w:t>
+            </w:r>
+            <w:r>
+              <w:rPr>
+                <w:rFonts w:ascii="Consolas" w:hAnsi="Consolas" w:cs="Courier New"/>
+                <w:color w:val="333333"/>
+                <w:sz w:val="20"/>
+                <w:lang w:val="en-US"/>
+              </w:rPr>
+              <w:t xml:space="preserve">        </w:t>
             </w:r>
             <w:r>
               <w:rPr>
@@ -8995,27 +9245,56 @@
                 <w:sz w:val="20"/>
                 <w:lang w:val="en-US"/>
               </w:rPr>
-              <w:t xml:space="preserve">ORDINARY    </w:t>
-            </w:r>
-            <w:r>
-              <w:rPr>
-                <w:rFonts w:ascii="Consolas" w:hAnsi="Consolas" w:cs="Courier New"/>
-                <w:b/>
-                <w:bCs/>
-                <w:color w:val="333333"/>
-                <w:sz w:val="20"/>
-                <w:lang w:val="en-US"/>
-              </w:rPr>
-              <w:t>|</w:t>
-            </w:r>
-            <w:r>
-              <w:rPr>
-                <w:rFonts w:ascii="Consolas" w:hAnsi="Consolas" w:cs="Courier New"/>
-                <w:color w:val="009999"/>
-                <w:sz w:val="20"/>
-                <w:lang w:val="en-US"/>
-              </w:rPr>
-              <w:t>10000</w:t>
+              <w:t xml:space="preserve">ORDINARY        </w:t>
+            </w:r>
+            <w:r>
+              <w:rPr>
+                <w:rFonts w:ascii="Consolas" w:hAnsi="Consolas" w:cs="Courier New"/>
+                <w:b/>
+                <w:bCs/>
+                <w:color w:val="333333"/>
+                <w:sz w:val="20"/>
+                <w:lang w:val="en-US"/>
+              </w:rPr>
+              <w:t>|</w:t>
+            </w:r>
+            <w:r>
+              <w:rPr>
+                <w:rFonts w:ascii="Consolas" w:hAnsi="Consolas" w:cs="Courier New"/>
+                <w:color w:val="009999"/>
+                <w:sz w:val="20"/>
+                <w:lang w:val="en-US"/>
+              </w:rPr>
+              <w:t>100</w:t>
+            </w:r>
+            <w:r>
+              <w:rPr>
+                <w:rFonts w:ascii="Consolas" w:hAnsi="Consolas" w:cs="Courier New"/>
+                <w:color w:val="333333"/>
+                <w:sz w:val="20"/>
+                <w:lang w:val="en-US"/>
+              </w:rPr>
+              <w:t xml:space="preserve">       </w:t>
+            </w:r>
+            <w:r>
+              <w:rPr>
+                <w:rFonts w:ascii="Consolas" w:hAnsi="Consolas" w:cs="Courier New"/>
+                <w:b/>
+                <w:bCs/>
+                <w:color w:val="333333"/>
+                <w:sz w:val="20"/>
+                <w:lang w:val="en-US"/>
+              </w:rPr>
+              <w:t>|</w:t>
+            </w:r>
+            <w:r>
+              <w:rPr>
+                <w:rFonts w:ascii="Consolas" w:hAnsi="Consolas" w:cs="Courier New"/>
+                <w:color w:val="009999"/>
+                <w:sz w:val="20"/>
+                <w:lang w:val="en-US"/>
+              </w:rPr>
+              <w:t>10</w:t>
             </w:r>
             <w:r>
               <w:rPr>
@@ -9044,35 +9323,6 @@
                 <w:sz w:val="20"/>
                 <w:lang w:val="en-US"/>
               </w:rPr>
-              <w:t>10</w:t>
-            </w:r>
-            <w:r>
-              <w:rPr>
-                <w:rFonts w:ascii="Consolas" w:hAnsi="Consolas" w:cs="Courier New"/>
-                <w:color w:val="333333"/>
-                <w:sz w:val="20"/>
-                <w:lang w:val="en-US"/>
-              </w:rPr>
-              <w:t xml:space="preserve">        </w:t>
-            </w:r>
-            <w:r>
-              <w:rPr>
-                <w:rFonts w:ascii="Consolas" w:hAnsi="Consolas" w:cs="Courier New"/>
-                <w:b/>
-                <w:bCs/>
-                <w:color w:val="333333"/>
-                <w:sz w:val="20"/>
-                <w:lang w:val="en-US"/>
-              </w:rPr>
-              <w:t>|</w:t>
-            </w:r>
-            <w:r>
-              <w:rPr>
-                <w:rFonts w:ascii="Consolas" w:hAnsi="Consolas" w:cs="Courier New"/>
-                <w:color w:val="009999"/>
-                <w:sz w:val="20"/>
-                <w:lang w:val="en-US"/>
-              </w:rPr>
               <w:t>81600</w:t>
             </w:r>
             <w:r>
@@ -9102,7 +9352,7 @@
                 <w:sz w:val="20"/>
                 <w:lang w:val="en-US"/>
               </w:rPr>
-              <w:t>26</w:t>
+              <w:t>25</w:t>
             </w:r>
             <w:r>
               <w:rPr>
@@ -9175,36 +9425,36 @@
                 <w:sz w:val="20"/>
                 <w:lang w:val="en-US"/>
               </w:rPr>
-              <w:t xml:space="preserve">SPARES      </w:t>
-            </w:r>
-            <w:r>
-              <w:rPr>
-                <w:rFonts w:ascii="Consolas" w:hAnsi="Consolas" w:cs="Courier New"/>
-                <w:b/>
-                <w:bCs/>
-                <w:color w:val="333333"/>
-                <w:sz w:val="20"/>
-                <w:lang w:val="en-US"/>
-              </w:rPr>
-              <w:t>|</w:t>
-            </w:r>
-            <w:r>
-              <w:rPr>
-                <w:rFonts w:ascii="Consolas" w:hAnsi="Consolas" w:cs="Courier New"/>
-                <w:color w:val="009999"/>
-                <w:sz w:val="20"/>
-                <w:lang w:val="en-US"/>
-              </w:rPr>
-              <w:t>10000</w:t>
-            </w:r>
-            <w:r>
-              <w:rPr>
-                <w:rFonts w:ascii="Consolas" w:hAnsi="Consolas" w:cs="Courier New"/>
-                <w:color w:val="333333"/>
-                <w:sz w:val="20"/>
-                <w:lang w:val="en-US"/>
-              </w:rPr>
-              <w:t xml:space="preserve">        </w:t>
+              <w:t xml:space="preserve">SPARES          </w:t>
+            </w:r>
+            <w:r>
+              <w:rPr>
+                <w:rFonts w:ascii="Consolas" w:hAnsi="Consolas" w:cs="Courier New"/>
+                <w:b/>
+                <w:bCs/>
+                <w:color w:val="333333"/>
+                <w:sz w:val="20"/>
+                <w:lang w:val="en-US"/>
+              </w:rPr>
+              <w:t>|</w:t>
+            </w:r>
+            <w:r>
+              <w:rPr>
+                <w:rFonts w:ascii="Consolas" w:hAnsi="Consolas" w:cs="Courier New"/>
+                <w:color w:val="009999"/>
+                <w:sz w:val="20"/>
+                <w:lang w:val="en-US"/>
+              </w:rPr>
+              <w:t>100</w:t>
+            </w:r>
+            <w:r>
+              <w:rPr>
+                <w:rFonts w:ascii="Consolas" w:hAnsi="Consolas" w:cs="Courier New"/>
+                <w:color w:val="333333"/>
+                <w:sz w:val="20"/>
+                <w:lang w:val="en-US"/>
+              </w:rPr>
+              <w:t xml:space="preserve">       </w:t>
             </w:r>
             <w:r>
               <w:rPr>
@@ -9355,36 +9605,36 @@
                 <w:sz w:val="20"/>
                 <w:lang w:val="en-US"/>
               </w:rPr>
-              <w:t xml:space="preserve">ORDINARY    </w:t>
-            </w:r>
-            <w:r>
-              <w:rPr>
-                <w:rFonts w:ascii="Consolas" w:hAnsi="Consolas" w:cs="Courier New"/>
-                <w:b/>
-                <w:bCs/>
-                <w:color w:val="333333"/>
-                <w:sz w:val="20"/>
-                <w:lang w:val="en-US"/>
-              </w:rPr>
-              <w:t>|</w:t>
-            </w:r>
-            <w:r>
-              <w:rPr>
-                <w:rFonts w:ascii="Consolas" w:hAnsi="Consolas" w:cs="Courier New"/>
-                <w:color w:val="009999"/>
-                <w:sz w:val="20"/>
-                <w:lang w:val="en-US"/>
-              </w:rPr>
-              <w:t>225</w:t>
-            </w:r>
-            <w:r>
-              <w:rPr>
-                <w:rFonts w:ascii="Consolas" w:hAnsi="Consolas" w:cs="Courier New"/>
-                <w:color w:val="333333"/>
-                <w:sz w:val="20"/>
-                <w:lang w:val="en-US"/>
-              </w:rPr>
-              <w:t xml:space="preserve">          </w:t>
+              <w:t xml:space="preserve">ORDINARY        </w:t>
+            </w:r>
+            <w:r>
+              <w:rPr>
+                <w:rFonts w:ascii="Consolas" w:hAnsi="Consolas" w:cs="Courier New"/>
+                <w:b/>
+                <w:bCs/>
+                <w:color w:val="333333"/>
+                <w:sz w:val="20"/>
+                <w:lang w:val="en-US"/>
+              </w:rPr>
+              <w:t>|</w:t>
+            </w:r>
+            <w:r>
+              <w:rPr>
+                <w:rFonts w:ascii="Consolas" w:hAnsi="Consolas" w:cs="Courier New"/>
+                <w:color w:val="009999"/>
+                <w:sz w:val="20"/>
+                <w:lang w:val="en-US"/>
+              </w:rPr>
+              <w:t>30</w:t>
+            </w:r>
+            <w:r>
+              <w:rPr>
+                <w:rFonts w:ascii="Consolas" w:hAnsi="Consolas" w:cs="Courier New"/>
+                <w:color w:val="333333"/>
+                <w:sz w:val="20"/>
+                <w:lang w:val="en-US"/>
+              </w:rPr>
+              <w:t xml:space="preserve">        </w:t>
             </w:r>
             <w:r>
               <w:rPr>
@@ -9433,7 +9683,7 @@
                 <w:sz w:val="20"/>
                 <w:lang w:val="en-US"/>
               </w:rPr>
-              <w:t>2040</w:t>
+              <w:t>7680</w:t>
             </w:r>
             <w:r>
               <w:rPr>
@@ -9462,7 +9712,7 @@
                 <w:sz w:val="20"/>
                 <w:lang w:val="en-US"/>
               </w:rPr>
-              <w:t>0</w:t>
+              <w:t>2</w:t>
             </w:r>
             <w:r>
               <w:rPr>
@@ -9535,36 +9785,36 @@
                 <w:sz w:val="20"/>
                 <w:lang w:val="en-US"/>
               </w:rPr>
-              <w:t xml:space="preserve">SPARES      </w:t>
-            </w:r>
-            <w:r>
-              <w:rPr>
-                <w:rFonts w:ascii="Consolas" w:hAnsi="Consolas" w:cs="Courier New"/>
-                <w:b/>
-                <w:bCs/>
-                <w:color w:val="333333"/>
-                <w:sz w:val="20"/>
-                <w:lang w:val="en-US"/>
-              </w:rPr>
-              <w:t>|</w:t>
-            </w:r>
-            <w:r>
-              <w:rPr>
-                <w:rFonts w:ascii="Consolas" w:hAnsi="Consolas" w:cs="Courier New"/>
-                <w:color w:val="009999"/>
-                <w:sz w:val="20"/>
-                <w:lang w:val="en-US"/>
-              </w:rPr>
-              <w:t>225</w:t>
-            </w:r>
-            <w:r>
-              <w:rPr>
-                <w:rFonts w:ascii="Consolas" w:hAnsi="Consolas" w:cs="Courier New"/>
-                <w:color w:val="333333"/>
-                <w:sz w:val="20"/>
-                <w:lang w:val="en-US"/>
-              </w:rPr>
-              <w:t xml:space="preserve">          </w:t>
+              <w:t xml:space="preserve">SPARES          </w:t>
+            </w:r>
+            <w:r>
+              <w:rPr>
+                <w:rFonts w:ascii="Consolas" w:hAnsi="Consolas" w:cs="Courier New"/>
+                <w:b/>
+                <w:bCs/>
+                <w:color w:val="333333"/>
+                <w:sz w:val="20"/>
+                <w:lang w:val="en-US"/>
+              </w:rPr>
+              <w:t>|</w:t>
+            </w:r>
+            <w:r>
+              <w:rPr>
+                <w:rFonts w:ascii="Consolas" w:hAnsi="Consolas" w:cs="Courier New"/>
+                <w:color w:val="009999"/>
+                <w:sz w:val="20"/>
+                <w:lang w:val="en-US"/>
+              </w:rPr>
+              <w:t>30</w:t>
+            </w:r>
+            <w:r>
+              <w:rPr>
+                <w:rFonts w:ascii="Consolas" w:hAnsi="Consolas" w:cs="Courier New"/>
+                <w:color w:val="333333"/>
+                <w:sz w:val="20"/>
+                <w:lang w:val="en-US"/>
+              </w:rPr>
+              <w:t xml:space="preserve">        </w:t>
             </w:r>
             <w:r>
               <w:rPr>
@@ -9613,36 +9863,36 @@
                 <w:sz w:val="20"/>
                 <w:lang w:val="en-US"/>
               </w:rPr>
-              <w:t>552</w:t>
-            </w:r>
-            <w:r>
-              <w:rPr>
-                <w:rFonts w:ascii="Consolas" w:hAnsi="Consolas" w:cs="Courier New"/>
-                <w:color w:val="333333"/>
-                <w:sz w:val="20"/>
-                <w:lang w:val="en-US"/>
-              </w:rPr>
-              <w:t xml:space="preserve">                 </w:t>
-            </w:r>
-            <w:r>
-              <w:rPr>
-                <w:rFonts w:ascii="Consolas" w:hAnsi="Consolas" w:cs="Courier New"/>
-                <w:b/>
-                <w:bCs/>
-                <w:color w:val="333333"/>
-                <w:sz w:val="20"/>
-                <w:lang w:val="en-US"/>
-              </w:rPr>
-              <w:t>|</w:t>
-            </w:r>
-            <w:r>
-              <w:rPr>
-                <w:rFonts w:ascii="Consolas" w:hAnsi="Consolas" w:cs="Courier New"/>
-                <w:color w:val="009999"/>
-                <w:sz w:val="20"/>
-                <w:lang w:val="en-US"/>
-              </w:rPr>
-              <w:t>0</w:t>
+              <w:t>1968</w:t>
+            </w:r>
+            <w:r>
+              <w:rPr>
+                <w:rFonts w:ascii="Consolas" w:hAnsi="Consolas" w:cs="Courier New"/>
+                <w:color w:val="333333"/>
+                <w:sz w:val="20"/>
+                <w:lang w:val="en-US"/>
+              </w:rPr>
+              <w:t xml:space="preserve">                </w:t>
+            </w:r>
+            <w:r>
+              <w:rPr>
+                <w:rFonts w:ascii="Consolas" w:hAnsi="Consolas" w:cs="Courier New"/>
+                <w:b/>
+                <w:bCs/>
+                <w:color w:val="333333"/>
+                <w:sz w:val="20"/>
+                <w:lang w:val="en-US"/>
+              </w:rPr>
+              <w:t>|</w:t>
+            </w:r>
+            <w:r>
+              <w:rPr>
+                <w:rFonts w:ascii="Consolas" w:hAnsi="Consolas" w:cs="Courier New"/>
+                <w:color w:val="009999"/>
+                <w:sz w:val="20"/>
+                <w:lang w:val="en-US"/>
+              </w:rPr>
+              <w:t>2</w:t>
             </w:r>
             <w:r>
               <w:rPr>
@@ -9715,36 +9965,36 @@
                 <w:sz w:val="20"/>
                 <w:lang w:val="en-US"/>
               </w:rPr>
-              <w:t xml:space="preserve">ORDINARY    </w:t>
-            </w:r>
-            <w:r>
-              <w:rPr>
-                <w:rFonts w:ascii="Consolas" w:hAnsi="Consolas" w:cs="Courier New"/>
-                <w:b/>
-                <w:bCs/>
-                <w:color w:val="333333"/>
-                <w:sz w:val="20"/>
-                <w:lang w:val="en-US"/>
-              </w:rPr>
-              <w:t>|</w:t>
-            </w:r>
-            <w:r>
-              <w:rPr>
-                <w:rFonts w:ascii="Consolas" w:hAnsi="Consolas" w:cs="Courier New"/>
-                <w:color w:val="009999"/>
-                <w:sz w:val="20"/>
-                <w:lang w:val="en-US"/>
-              </w:rPr>
-              <w:t>2500</w:t>
-            </w:r>
-            <w:r>
-              <w:rPr>
-                <w:rFonts w:ascii="Consolas" w:hAnsi="Consolas" w:cs="Courier New"/>
-                <w:color w:val="333333"/>
-                <w:sz w:val="20"/>
-                <w:lang w:val="en-US"/>
-              </w:rPr>
-              <w:t xml:space="preserve">         </w:t>
+              <w:t xml:space="preserve">ORDINARY        </w:t>
+            </w:r>
+            <w:r>
+              <w:rPr>
+                <w:rFonts w:ascii="Consolas" w:hAnsi="Consolas" w:cs="Courier New"/>
+                <w:b/>
+                <w:bCs/>
+                <w:color w:val="333333"/>
+                <w:sz w:val="20"/>
+                <w:lang w:val="en-US"/>
+              </w:rPr>
+              <w:t>|</w:t>
+            </w:r>
+            <w:r>
+              <w:rPr>
+                <w:rFonts w:ascii="Consolas" w:hAnsi="Consolas" w:cs="Courier New"/>
+                <w:color w:val="009999"/>
+                <w:sz w:val="20"/>
+                <w:lang w:val="en-US"/>
+              </w:rPr>
+              <w:t>50</w:t>
+            </w:r>
+            <w:r>
+              <w:rPr>
+                <w:rFonts w:ascii="Consolas" w:hAnsi="Consolas" w:cs="Courier New"/>
+                <w:color w:val="333333"/>
+                <w:sz w:val="20"/>
+                <w:lang w:val="en-US"/>
+              </w:rPr>
+              <w:t xml:space="preserve">        </w:t>
             </w:r>
             <w:r>
               <w:rPr>
@@ -9822,16 +10072,16 @@
                 <w:sz w:val="20"/>
                 <w:lang w:val="en-US"/>
               </w:rPr>
-              <w:t>6</w:t>
-            </w:r>
-            <w:r>
-              <w:rPr>
-                <w:rFonts w:ascii="Consolas" w:hAnsi="Consolas" w:cs="Courier New"/>
-                <w:color w:val="333333"/>
-                <w:sz w:val="20"/>
-                <w:lang w:val="en-US"/>
-              </w:rPr>
-              <w:t xml:space="preserve">              </w:t>
+              <w:t>11</w:t>
+            </w:r>
+            <w:r>
+              <w:rPr>
+                <w:rFonts w:ascii="Consolas" w:hAnsi="Consolas" w:cs="Courier New"/>
+                <w:color w:val="333333"/>
+                <w:sz w:val="20"/>
+                <w:lang w:val="en-US"/>
+              </w:rPr>
+              <w:t xml:space="preserve">             </w:t>
             </w:r>
             <w:r>
               <w:rPr>
@@ -9895,36 +10145,36 @@
                 <w:sz w:val="20"/>
                 <w:lang w:val="en-US"/>
               </w:rPr>
-              <w:t xml:space="preserve">SPARES      </w:t>
-            </w:r>
-            <w:r>
-              <w:rPr>
-                <w:rFonts w:ascii="Consolas" w:hAnsi="Consolas" w:cs="Courier New"/>
-                <w:b/>
-                <w:bCs/>
-                <w:color w:val="333333"/>
-                <w:sz w:val="20"/>
-                <w:lang w:val="en-US"/>
-              </w:rPr>
-              <w:t>|</w:t>
-            </w:r>
-            <w:r>
-              <w:rPr>
-                <w:rFonts w:ascii="Consolas" w:hAnsi="Consolas" w:cs="Courier New"/>
-                <w:color w:val="009999"/>
-                <w:sz w:val="20"/>
-                <w:lang w:val="en-US"/>
-              </w:rPr>
-              <w:t>2500</w:t>
-            </w:r>
-            <w:r>
-              <w:rPr>
-                <w:rFonts w:ascii="Consolas" w:hAnsi="Consolas" w:cs="Courier New"/>
-                <w:color w:val="333333"/>
-                <w:sz w:val="20"/>
-                <w:lang w:val="en-US"/>
-              </w:rPr>
-              <w:t xml:space="preserve">         </w:t>
+              <w:t xml:space="preserve">SPARES          </w:t>
+            </w:r>
+            <w:r>
+              <w:rPr>
+                <w:rFonts w:ascii="Consolas" w:hAnsi="Consolas" w:cs="Courier New"/>
+                <w:b/>
+                <w:bCs/>
+                <w:color w:val="333333"/>
+                <w:sz w:val="20"/>
+                <w:lang w:val="en-US"/>
+              </w:rPr>
+              <w:t>|</w:t>
+            </w:r>
+            <w:r>
+              <w:rPr>
+                <w:rFonts w:ascii="Consolas" w:hAnsi="Consolas" w:cs="Courier New"/>
+                <w:color w:val="009999"/>
+                <w:sz w:val="20"/>
+                <w:lang w:val="en-US"/>
+              </w:rPr>
+              <w:t>50</w:t>
+            </w:r>
+            <w:r>
+              <w:rPr>
+                <w:rFonts w:ascii="Consolas" w:hAnsi="Consolas" w:cs="Courier New"/>
+                <w:color w:val="333333"/>
+                <w:sz w:val="20"/>
+                <w:lang w:val="en-US"/>
+              </w:rPr>
+              <w:t xml:space="preserve">        </w:t>
             </w:r>
             <w:r>
               <w:rPr>
@@ -10075,36 +10325,36 @@
                 <w:sz w:val="20"/>
                 <w:lang w:val="en-US"/>
               </w:rPr>
-              <w:t xml:space="preserve">ORDINARY    </w:t>
-            </w:r>
-            <w:r>
-              <w:rPr>
-                <w:rFonts w:ascii="Consolas" w:hAnsi="Consolas" w:cs="Courier New"/>
-                <w:b/>
-                <w:bCs/>
-                <w:color w:val="333333"/>
-                <w:sz w:val="20"/>
-                <w:lang w:val="en-US"/>
-              </w:rPr>
-              <w:t>|</w:t>
-            </w:r>
-            <w:r>
-              <w:rPr>
-                <w:rFonts w:ascii="Consolas" w:hAnsi="Consolas" w:cs="Courier New"/>
-                <w:color w:val="009999"/>
-                <w:sz w:val="20"/>
-                <w:lang w:val="en-US"/>
-              </w:rPr>
-              <w:t>4900</w:t>
-            </w:r>
-            <w:r>
-              <w:rPr>
-                <w:rFonts w:ascii="Consolas" w:hAnsi="Consolas" w:cs="Courier New"/>
-                <w:color w:val="333333"/>
-                <w:sz w:val="20"/>
-                <w:lang w:val="en-US"/>
-              </w:rPr>
-              <w:t xml:space="preserve">         </w:t>
+              <w:t xml:space="preserve">ORDINARY        </w:t>
+            </w:r>
+            <w:r>
+              <w:rPr>
+                <w:rFonts w:ascii="Consolas" w:hAnsi="Consolas" w:cs="Courier New"/>
+                <w:b/>
+                <w:bCs/>
+                <w:color w:val="333333"/>
+                <w:sz w:val="20"/>
+                <w:lang w:val="en-US"/>
+              </w:rPr>
+              <w:t>|</w:t>
+            </w:r>
+            <w:r>
+              <w:rPr>
+                <w:rFonts w:ascii="Consolas" w:hAnsi="Consolas" w:cs="Courier New"/>
+                <w:color w:val="009999"/>
+                <w:sz w:val="20"/>
+                <w:lang w:val="en-US"/>
+              </w:rPr>
+              <w:t>70</w:t>
+            </w:r>
+            <w:r>
+              <w:rPr>
+                <w:rFonts w:ascii="Consolas" w:hAnsi="Consolas" w:cs="Courier New"/>
+                <w:color w:val="333333"/>
+                <w:sz w:val="20"/>
+                <w:lang w:val="en-US"/>
+              </w:rPr>
+              <w:t xml:space="preserve">        </w:t>
             </w:r>
             <w:r>
               <w:rPr>
@@ -10255,36 +10505,36 @@
                 <w:sz w:val="20"/>
                 <w:lang w:val="en-US"/>
               </w:rPr>
-              <w:t xml:space="preserve">SPARES      </w:t>
-            </w:r>
-            <w:r>
-              <w:rPr>
-                <w:rFonts w:ascii="Consolas" w:hAnsi="Consolas" w:cs="Courier New"/>
-                <w:b/>
-                <w:bCs/>
-                <w:color w:val="333333"/>
-                <w:sz w:val="20"/>
-                <w:lang w:val="en-US"/>
-              </w:rPr>
-              <w:t>|</w:t>
-            </w:r>
-            <w:r>
-              <w:rPr>
-                <w:rFonts w:ascii="Consolas" w:hAnsi="Consolas" w:cs="Courier New"/>
-                <w:color w:val="009999"/>
-                <w:sz w:val="20"/>
-                <w:lang w:val="en-US"/>
-              </w:rPr>
-              <w:t>4900</w:t>
-            </w:r>
-            <w:r>
-              <w:rPr>
-                <w:rFonts w:ascii="Consolas" w:hAnsi="Consolas" w:cs="Courier New"/>
-                <w:color w:val="333333"/>
-                <w:sz w:val="20"/>
-                <w:lang w:val="en-US"/>
-              </w:rPr>
-              <w:t xml:space="preserve">         </w:t>
+              <w:t xml:space="preserve">SPARES          </w:t>
+            </w:r>
+            <w:r>
+              <w:rPr>
+                <w:rFonts w:ascii="Consolas" w:hAnsi="Consolas" w:cs="Courier New"/>
+                <w:b/>
+                <w:bCs/>
+                <w:color w:val="333333"/>
+                <w:sz w:val="20"/>
+                <w:lang w:val="en-US"/>
+              </w:rPr>
+              <w:t>|</w:t>
+            </w:r>
+            <w:r>
+              <w:rPr>
+                <w:rFonts w:ascii="Consolas" w:hAnsi="Consolas" w:cs="Courier New"/>
+                <w:color w:val="009999"/>
+                <w:sz w:val="20"/>
+                <w:lang w:val="en-US"/>
+              </w:rPr>
+              <w:t>70</w:t>
+            </w:r>
+            <w:r>
+              <w:rPr>
+                <w:rFonts w:ascii="Consolas" w:hAnsi="Consolas" w:cs="Courier New"/>
+                <w:color w:val="333333"/>
+                <w:sz w:val="20"/>
+                <w:lang w:val="en-US"/>
+              </w:rPr>
+              <w:t xml:space="preserve">        </w:t>
             </w:r>
             <w:r>
               <w:rPr>
@@ -10435,27 +10685,56 @@
                 <w:sz w:val="20"/>
                 <w:lang w:val="en-US"/>
               </w:rPr>
-              <w:t xml:space="preserve">ORDINARY    </w:t>
-            </w:r>
-            <w:r>
-              <w:rPr>
-                <w:rFonts w:ascii="Consolas" w:hAnsi="Consolas" w:cs="Courier New"/>
-                <w:b/>
-                <w:bCs/>
-                <w:color w:val="333333"/>
-                <w:sz w:val="20"/>
-                <w:lang w:val="en-US"/>
-              </w:rPr>
-              <w:t>|</w:t>
-            </w:r>
-            <w:r>
-              <w:rPr>
-                <w:rFonts w:ascii="Consolas" w:hAnsi="Consolas" w:cs="Courier New"/>
-                <w:color w:val="009999"/>
-                <w:sz w:val="20"/>
-                <w:lang w:val="en-US"/>
-              </w:rPr>
-              <w:t>10000</w:t>
+              <w:t xml:space="preserve">ORDINARY        </w:t>
+            </w:r>
+            <w:r>
+              <w:rPr>
+                <w:rFonts w:ascii="Consolas" w:hAnsi="Consolas" w:cs="Courier New"/>
+                <w:b/>
+                <w:bCs/>
+                <w:color w:val="333333"/>
+                <w:sz w:val="20"/>
+                <w:lang w:val="en-US"/>
+              </w:rPr>
+              <w:t>|</w:t>
+            </w:r>
+            <w:r>
+              <w:rPr>
+                <w:rFonts w:ascii="Consolas" w:hAnsi="Consolas" w:cs="Courier New"/>
+                <w:color w:val="009999"/>
+                <w:sz w:val="20"/>
+                <w:lang w:val="en-US"/>
+              </w:rPr>
+              <w:t>100</w:t>
+            </w:r>
+            <w:r>
+              <w:rPr>
+                <w:rFonts w:ascii="Consolas" w:hAnsi="Consolas" w:cs="Courier New"/>
+                <w:color w:val="333333"/>
+                <w:sz w:val="20"/>
+                <w:lang w:val="en-US"/>
+              </w:rPr>
+              <w:t xml:space="preserve">       </w:t>
+            </w:r>
+            <w:r>
+              <w:rPr>
+                <w:rFonts w:ascii="Consolas" w:hAnsi="Consolas" w:cs="Courier New"/>
+                <w:b/>
+                <w:bCs/>
+                <w:color w:val="333333"/>
+                <w:sz w:val="20"/>
+                <w:lang w:val="en-US"/>
+              </w:rPr>
+              <w:t>|</w:t>
+            </w:r>
+            <w:r>
+              <w:rPr>
+                <w:rFonts w:ascii="Consolas" w:hAnsi="Consolas" w:cs="Courier New"/>
+                <w:color w:val="009999"/>
+                <w:sz w:val="20"/>
+                <w:lang w:val="en-US"/>
+              </w:rPr>
+              <w:t>12</w:t>
             </w:r>
             <w:r>
               <w:rPr>
@@ -10484,35 +10763,6 @@
                 <w:sz w:val="20"/>
                 <w:lang w:val="en-US"/>
               </w:rPr>
-              <w:t>12</w:t>
-            </w:r>
-            <w:r>
-              <w:rPr>
-                <w:rFonts w:ascii="Consolas" w:hAnsi="Consolas" w:cs="Courier New"/>
-                <w:color w:val="333333"/>
-                <w:sz w:val="20"/>
-                <w:lang w:val="en-US"/>
-              </w:rPr>
-              <w:t xml:space="preserve">        </w:t>
-            </w:r>
-            <w:r>
-              <w:rPr>
-                <w:rFonts w:ascii="Consolas" w:hAnsi="Consolas" w:cs="Courier New"/>
-                <w:b/>
-                <w:bCs/>
-                <w:color w:val="333333"/>
-                <w:sz w:val="20"/>
-                <w:lang w:val="en-US"/>
-              </w:rPr>
-              <w:t>|</w:t>
-            </w:r>
-            <w:r>
-              <w:rPr>
-                <w:rFonts w:ascii="Consolas" w:hAnsi="Consolas" w:cs="Courier New"/>
-                <w:color w:val="009999"/>
-                <w:sz w:val="20"/>
-                <w:lang w:val="en-US"/>
-              </w:rPr>
               <w:t>81600</w:t>
             </w:r>
             <w:r>
@@ -10542,7 +10792,7 @@
                 <w:sz w:val="20"/>
                 <w:lang w:val="en-US"/>
               </w:rPr>
-              <w:t>25</w:t>
+              <w:t>26</w:t>
             </w:r>
             <w:r>
               <w:rPr>
@@ -10615,36 +10865,36 @@
                 <w:sz w:val="20"/>
                 <w:lang w:val="en-US"/>
               </w:rPr>
-              <w:t xml:space="preserve">SPARES      </w:t>
-            </w:r>
-            <w:r>
-              <w:rPr>
-                <w:rFonts w:ascii="Consolas" w:hAnsi="Consolas" w:cs="Courier New"/>
-                <w:b/>
-                <w:bCs/>
-                <w:color w:val="333333"/>
-                <w:sz w:val="20"/>
-                <w:lang w:val="en-US"/>
-              </w:rPr>
-              <w:t>|</w:t>
-            </w:r>
-            <w:r>
-              <w:rPr>
-                <w:rFonts w:ascii="Consolas" w:hAnsi="Consolas" w:cs="Courier New"/>
-                <w:color w:val="009999"/>
-                <w:sz w:val="20"/>
-                <w:lang w:val="en-US"/>
-              </w:rPr>
-              <w:t>10000</w:t>
-            </w:r>
-            <w:r>
-              <w:rPr>
-                <w:rFonts w:ascii="Consolas" w:hAnsi="Consolas" w:cs="Courier New"/>
-                <w:color w:val="333333"/>
-                <w:sz w:val="20"/>
-                <w:lang w:val="en-US"/>
-              </w:rPr>
-              <w:t xml:space="preserve">        </w:t>
+              <w:t xml:space="preserve">SPARES          </w:t>
+            </w:r>
+            <w:r>
+              <w:rPr>
+                <w:rFonts w:ascii="Consolas" w:hAnsi="Consolas" w:cs="Courier New"/>
+                <w:b/>
+                <w:bCs/>
+                <w:color w:val="333333"/>
+                <w:sz w:val="20"/>
+                <w:lang w:val="en-US"/>
+              </w:rPr>
+              <w:t>|</w:t>
+            </w:r>
+            <w:r>
+              <w:rPr>
+                <w:rFonts w:ascii="Consolas" w:hAnsi="Consolas" w:cs="Courier New"/>
+                <w:color w:val="009999"/>
+                <w:sz w:val="20"/>
+                <w:lang w:val="en-US"/>
+              </w:rPr>
+              <w:t>100</w:t>
+            </w:r>
+            <w:r>
+              <w:rPr>
+                <w:rFonts w:ascii="Consolas" w:hAnsi="Consolas" w:cs="Courier New"/>
+                <w:color w:val="333333"/>
+                <w:sz w:val="20"/>
+                <w:lang w:val="en-US"/>
+              </w:rPr>
+              <w:t xml:space="preserve">       </w:t>
             </w:r>
             <w:r>
               <w:rPr>
@@ -10795,36 +11045,36 @@
                 <w:sz w:val="20"/>
                 <w:lang w:val="en-US"/>
               </w:rPr>
-              <w:t xml:space="preserve">ORDINARY    </w:t>
-            </w:r>
-            <w:r>
-              <w:rPr>
-                <w:rFonts w:ascii="Consolas" w:hAnsi="Consolas" w:cs="Courier New"/>
-                <w:b/>
-                <w:bCs/>
-                <w:color w:val="333333"/>
-                <w:sz w:val="20"/>
-                <w:lang w:val="en-US"/>
-              </w:rPr>
-              <w:t>|</w:t>
-            </w:r>
-            <w:r>
-              <w:rPr>
-                <w:rFonts w:ascii="Consolas" w:hAnsi="Consolas" w:cs="Courier New"/>
-                <w:color w:val="009999"/>
-                <w:sz w:val="20"/>
-                <w:lang w:val="en-US"/>
-              </w:rPr>
-              <w:t>225</w:t>
-            </w:r>
-            <w:r>
-              <w:rPr>
-                <w:rFonts w:ascii="Consolas" w:hAnsi="Consolas" w:cs="Courier New"/>
-                <w:color w:val="333333"/>
-                <w:sz w:val="20"/>
-                <w:lang w:val="en-US"/>
-              </w:rPr>
-              <w:t xml:space="preserve">          </w:t>
+              <w:t xml:space="preserve">ORDINARY        </w:t>
+            </w:r>
+            <w:r>
+              <w:rPr>
+                <w:rFonts w:ascii="Consolas" w:hAnsi="Consolas" w:cs="Courier New"/>
+                <w:b/>
+                <w:bCs/>
+                <w:color w:val="333333"/>
+                <w:sz w:val="20"/>
+                <w:lang w:val="en-US"/>
+              </w:rPr>
+              <w:t>|</w:t>
+            </w:r>
+            <w:r>
+              <w:rPr>
+                <w:rFonts w:ascii="Consolas" w:hAnsi="Consolas" w:cs="Courier New"/>
+                <w:color w:val="009999"/>
+                <w:sz w:val="20"/>
+                <w:lang w:val="en-US"/>
+              </w:rPr>
+              <w:t>30</w:t>
+            </w:r>
+            <w:r>
+              <w:rPr>
+                <w:rFonts w:ascii="Consolas" w:hAnsi="Consolas" w:cs="Courier New"/>
+                <w:color w:val="333333"/>
+                <w:sz w:val="20"/>
+                <w:lang w:val="en-US"/>
+              </w:rPr>
+              <w:t xml:space="preserve">        </w:t>
             </w:r>
             <w:r>
               <w:rPr>
@@ -10873,7 +11123,7 @@
                 <w:sz w:val="20"/>
                 <w:lang w:val="en-US"/>
               </w:rPr>
-              <w:t>2040</w:t>
+              <w:t>7680</w:t>
             </w:r>
             <w:r>
               <w:rPr>
@@ -10902,7 +11152,7 @@
                 <w:sz w:val="20"/>
                 <w:lang w:val="en-US"/>
               </w:rPr>
-              <w:t>0</w:t>
+              <w:t>2</w:t>
             </w:r>
             <w:r>
               <w:rPr>
@@ -10975,36 +11225,36 @@
                 <w:sz w:val="20"/>
                 <w:lang w:val="en-US"/>
               </w:rPr>
-              <w:t xml:space="preserve">SPARES      </w:t>
-            </w:r>
-            <w:r>
-              <w:rPr>
-                <w:rFonts w:ascii="Consolas" w:hAnsi="Consolas" w:cs="Courier New"/>
-                <w:b/>
-                <w:bCs/>
-                <w:color w:val="333333"/>
-                <w:sz w:val="20"/>
-                <w:lang w:val="en-US"/>
-              </w:rPr>
-              <w:t>|</w:t>
-            </w:r>
-            <w:r>
-              <w:rPr>
-                <w:rFonts w:ascii="Consolas" w:hAnsi="Consolas" w:cs="Courier New"/>
-                <w:color w:val="009999"/>
-                <w:sz w:val="20"/>
-                <w:lang w:val="en-US"/>
-              </w:rPr>
-              <w:t>225</w:t>
-            </w:r>
-            <w:r>
-              <w:rPr>
-                <w:rFonts w:ascii="Consolas" w:hAnsi="Consolas" w:cs="Courier New"/>
-                <w:color w:val="333333"/>
-                <w:sz w:val="20"/>
-                <w:lang w:val="en-US"/>
-              </w:rPr>
-              <w:t xml:space="preserve">          </w:t>
+              <w:t xml:space="preserve">SPARES          </w:t>
+            </w:r>
+            <w:r>
+              <w:rPr>
+                <w:rFonts w:ascii="Consolas" w:hAnsi="Consolas" w:cs="Courier New"/>
+                <w:b/>
+                <w:bCs/>
+                <w:color w:val="333333"/>
+                <w:sz w:val="20"/>
+                <w:lang w:val="en-US"/>
+              </w:rPr>
+              <w:t>|</w:t>
+            </w:r>
+            <w:r>
+              <w:rPr>
+                <w:rFonts w:ascii="Consolas" w:hAnsi="Consolas" w:cs="Courier New"/>
+                <w:color w:val="009999"/>
+                <w:sz w:val="20"/>
+                <w:lang w:val="en-US"/>
+              </w:rPr>
+              <w:t>30</w:t>
+            </w:r>
+            <w:r>
+              <w:rPr>
+                <w:rFonts w:ascii="Consolas" w:hAnsi="Consolas" w:cs="Courier New"/>
+                <w:color w:val="333333"/>
+                <w:sz w:val="20"/>
+                <w:lang w:val="en-US"/>
+              </w:rPr>
+              <w:t xml:space="preserve">        </w:t>
             </w:r>
             <w:r>
               <w:rPr>
@@ -11053,36 +11303,36 @@
                 <w:sz w:val="20"/>
                 <w:lang w:val="en-US"/>
               </w:rPr>
-              <w:t>648</w:t>
-            </w:r>
-            <w:r>
-              <w:rPr>
-                <w:rFonts w:ascii="Consolas" w:hAnsi="Consolas" w:cs="Courier New"/>
-                <w:color w:val="333333"/>
-                <w:sz w:val="20"/>
-                <w:lang w:val="en-US"/>
-              </w:rPr>
-              <w:t xml:space="preserve">                 </w:t>
-            </w:r>
-            <w:r>
-              <w:rPr>
-                <w:rFonts w:ascii="Consolas" w:hAnsi="Consolas" w:cs="Courier New"/>
-                <w:b/>
-                <w:bCs/>
-                <w:color w:val="333333"/>
-                <w:sz w:val="20"/>
-                <w:lang w:val="en-US"/>
-              </w:rPr>
-              <w:t>|</w:t>
-            </w:r>
-            <w:r>
-              <w:rPr>
-                <w:rFonts w:ascii="Consolas" w:hAnsi="Consolas" w:cs="Courier New"/>
-                <w:color w:val="009999"/>
-                <w:sz w:val="20"/>
-                <w:lang w:val="en-US"/>
-              </w:rPr>
-              <w:t>0</w:t>
+              <w:t>2400</w:t>
+            </w:r>
+            <w:r>
+              <w:rPr>
+                <w:rFonts w:ascii="Consolas" w:hAnsi="Consolas" w:cs="Courier New"/>
+                <w:color w:val="333333"/>
+                <w:sz w:val="20"/>
+                <w:lang w:val="en-US"/>
+              </w:rPr>
+              <w:t xml:space="preserve">                </w:t>
+            </w:r>
+            <w:r>
+              <w:rPr>
+                <w:rFonts w:ascii="Consolas" w:hAnsi="Consolas" w:cs="Courier New"/>
+                <w:b/>
+                <w:bCs/>
+                <w:color w:val="333333"/>
+                <w:sz w:val="20"/>
+                <w:lang w:val="en-US"/>
+              </w:rPr>
+              <w:t>|</w:t>
+            </w:r>
+            <w:r>
+              <w:rPr>
+                <w:rFonts w:ascii="Consolas" w:hAnsi="Consolas" w:cs="Courier New"/>
+                <w:color w:val="009999"/>
+                <w:sz w:val="20"/>
+                <w:lang w:val="en-US"/>
+              </w:rPr>
+              <w:t>2</w:t>
             </w:r>
             <w:r>
               <w:rPr>
@@ -11155,36 +11405,36 @@
                 <w:sz w:val="20"/>
                 <w:lang w:val="en-US"/>
               </w:rPr>
-              <w:t xml:space="preserve">ORDINARY    </w:t>
-            </w:r>
-            <w:r>
-              <w:rPr>
-                <w:rFonts w:ascii="Consolas" w:hAnsi="Consolas" w:cs="Courier New"/>
-                <w:b/>
-                <w:bCs/>
-                <w:color w:val="333333"/>
-                <w:sz w:val="20"/>
-                <w:lang w:val="en-US"/>
-              </w:rPr>
-              <w:t>|</w:t>
-            </w:r>
-            <w:r>
-              <w:rPr>
-                <w:rFonts w:ascii="Consolas" w:hAnsi="Consolas" w:cs="Courier New"/>
-                <w:color w:val="009999"/>
-                <w:sz w:val="20"/>
-                <w:lang w:val="en-US"/>
-              </w:rPr>
-              <w:t>2500</w:t>
-            </w:r>
-            <w:r>
-              <w:rPr>
-                <w:rFonts w:ascii="Consolas" w:hAnsi="Consolas" w:cs="Courier New"/>
-                <w:color w:val="333333"/>
-                <w:sz w:val="20"/>
-                <w:lang w:val="en-US"/>
-              </w:rPr>
-              <w:t xml:space="preserve">         </w:t>
+              <w:t xml:space="preserve">ORDINARY        </w:t>
+            </w:r>
+            <w:r>
+              <w:rPr>
+                <w:rFonts w:ascii="Consolas" w:hAnsi="Consolas" w:cs="Courier New"/>
+                <w:b/>
+                <w:bCs/>
+                <w:color w:val="333333"/>
+                <w:sz w:val="20"/>
+                <w:lang w:val="en-US"/>
+              </w:rPr>
+              <w:t>|</w:t>
+            </w:r>
+            <w:r>
+              <w:rPr>
+                <w:rFonts w:ascii="Consolas" w:hAnsi="Consolas" w:cs="Courier New"/>
+                <w:color w:val="009999"/>
+                <w:sz w:val="20"/>
+                <w:lang w:val="en-US"/>
+              </w:rPr>
+              <w:t>50</w:t>
+            </w:r>
+            <w:r>
+              <w:rPr>
+                <w:rFonts w:ascii="Consolas" w:hAnsi="Consolas" w:cs="Courier New"/>
+                <w:color w:val="333333"/>
+                <w:sz w:val="20"/>
+                <w:lang w:val="en-US"/>
+              </w:rPr>
+              <w:t xml:space="preserve">        </w:t>
             </w:r>
             <w:r>
               <w:rPr>
@@ -11262,7 +11512,7 @@
                 <w:sz w:val="20"/>
                 <w:lang w:val="en-US"/>
               </w:rPr>
-              <w:t>6</w:t>
+              <w:t>8</w:t>
             </w:r>
             <w:r>
               <w:rPr>
@@ -11335,36 +11585,36 @@
                 <w:sz w:val="20"/>
                 <w:lang w:val="en-US"/>
               </w:rPr>
-              <w:t xml:space="preserve">SPARES      </w:t>
-            </w:r>
-            <w:r>
-              <w:rPr>
-                <w:rFonts w:ascii="Consolas" w:hAnsi="Consolas" w:cs="Courier New"/>
-                <w:b/>
-                <w:bCs/>
-                <w:color w:val="333333"/>
-                <w:sz w:val="20"/>
-                <w:lang w:val="en-US"/>
-              </w:rPr>
-              <w:t>|</w:t>
-            </w:r>
-            <w:r>
-              <w:rPr>
-                <w:rFonts w:ascii="Consolas" w:hAnsi="Consolas" w:cs="Courier New"/>
-                <w:color w:val="009999"/>
-                <w:sz w:val="20"/>
-                <w:lang w:val="en-US"/>
-              </w:rPr>
-              <w:t>2500</w:t>
-            </w:r>
-            <w:r>
-              <w:rPr>
-                <w:rFonts w:ascii="Consolas" w:hAnsi="Consolas" w:cs="Courier New"/>
-                <w:color w:val="333333"/>
-                <w:sz w:val="20"/>
-                <w:lang w:val="en-US"/>
-              </w:rPr>
-              <w:t xml:space="preserve">         </w:t>
+              <w:t xml:space="preserve">SPARES          </w:t>
+            </w:r>
+            <w:r>
+              <w:rPr>
+                <w:rFonts w:ascii="Consolas" w:hAnsi="Consolas" w:cs="Courier New"/>
+                <w:b/>
+                <w:bCs/>
+                <w:color w:val="333333"/>
+                <w:sz w:val="20"/>
+                <w:lang w:val="en-US"/>
+              </w:rPr>
+              <w:t>|</w:t>
+            </w:r>
+            <w:r>
+              <w:rPr>
+                <w:rFonts w:ascii="Consolas" w:hAnsi="Consolas" w:cs="Courier New"/>
+                <w:color w:val="009999"/>
+                <w:sz w:val="20"/>
+                <w:lang w:val="en-US"/>
+              </w:rPr>
+              <w:t>50</w:t>
+            </w:r>
+            <w:r>
+              <w:rPr>
+                <w:rFonts w:ascii="Consolas" w:hAnsi="Consolas" w:cs="Courier New"/>
+                <w:color w:val="333333"/>
+                <w:sz w:val="20"/>
+                <w:lang w:val="en-US"/>
+              </w:rPr>
+              <w:t xml:space="preserve">        </w:t>
             </w:r>
             <w:r>
               <w:rPr>
@@ -11442,7 +11692,7 @@
                 <w:sz w:val="20"/>
                 <w:lang w:val="en-US"/>
               </w:rPr>
-              <w:t>8</w:t>
+              <w:t>7</w:t>
             </w:r>
             <w:r>
               <w:rPr>
@@ -11515,36 +11765,36 @@
                 <w:sz w:val="20"/>
                 <w:lang w:val="en-US"/>
               </w:rPr>
-              <w:t xml:space="preserve">ORDINARY    </w:t>
-            </w:r>
-            <w:r>
-              <w:rPr>
-                <w:rFonts w:ascii="Consolas" w:hAnsi="Consolas" w:cs="Courier New"/>
-                <w:b/>
-                <w:bCs/>
-                <w:color w:val="333333"/>
-                <w:sz w:val="20"/>
-                <w:lang w:val="en-US"/>
-              </w:rPr>
-              <w:t>|</w:t>
-            </w:r>
-            <w:r>
-              <w:rPr>
-                <w:rFonts w:ascii="Consolas" w:hAnsi="Consolas" w:cs="Courier New"/>
-                <w:color w:val="009999"/>
-                <w:sz w:val="20"/>
-                <w:lang w:val="en-US"/>
-              </w:rPr>
-              <w:t>4900</w:t>
-            </w:r>
-            <w:r>
-              <w:rPr>
-                <w:rFonts w:ascii="Consolas" w:hAnsi="Consolas" w:cs="Courier New"/>
-                <w:color w:val="333333"/>
-                <w:sz w:val="20"/>
-                <w:lang w:val="en-US"/>
-              </w:rPr>
-              <w:t xml:space="preserve">         </w:t>
+              <w:t xml:space="preserve">ORDINARY        </w:t>
+            </w:r>
+            <w:r>
+              <w:rPr>
+                <w:rFonts w:ascii="Consolas" w:hAnsi="Consolas" w:cs="Courier New"/>
+                <w:b/>
+                <w:bCs/>
+                <w:color w:val="333333"/>
+                <w:sz w:val="20"/>
+                <w:lang w:val="en-US"/>
+              </w:rPr>
+              <w:t>|</w:t>
+            </w:r>
+            <w:r>
+              <w:rPr>
+                <w:rFonts w:ascii="Consolas" w:hAnsi="Consolas" w:cs="Courier New"/>
+                <w:color w:val="009999"/>
+                <w:sz w:val="20"/>
+                <w:lang w:val="en-US"/>
+              </w:rPr>
+              <w:t>70</w:t>
+            </w:r>
+            <w:r>
+              <w:rPr>
+                <w:rFonts w:ascii="Consolas" w:hAnsi="Consolas" w:cs="Courier New"/>
+                <w:color w:val="333333"/>
+                <w:sz w:val="20"/>
+                <w:lang w:val="en-US"/>
+              </w:rPr>
+              <w:t xml:space="preserve">        </w:t>
             </w:r>
             <w:r>
               <w:rPr>
@@ -11695,36 +11945,36 @@
                 <w:sz w:val="20"/>
                 <w:lang w:val="en-US"/>
               </w:rPr>
-              <w:t xml:space="preserve">SPARES      </w:t>
-            </w:r>
-            <w:r>
-              <w:rPr>
-                <w:rFonts w:ascii="Consolas" w:hAnsi="Consolas" w:cs="Courier New"/>
-                <w:b/>
-                <w:bCs/>
-                <w:color w:val="333333"/>
-                <w:sz w:val="20"/>
-                <w:lang w:val="en-US"/>
-              </w:rPr>
-              <w:t>|</w:t>
-            </w:r>
-            <w:r>
-              <w:rPr>
-                <w:rFonts w:ascii="Consolas" w:hAnsi="Consolas" w:cs="Courier New"/>
-                <w:color w:val="009999"/>
-                <w:sz w:val="20"/>
-                <w:lang w:val="en-US"/>
-              </w:rPr>
-              <w:t>4900</w:t>
-            </w:r>
-            <w:r>
-              <w:rPr>
-                <w:rFonts w:ascii="Consolas" w:hAnsi="Consolas" w:cs="Courier New"/>
-                <w:color w:val="333333"/>
-                <w:sz w:val="20"/>
-                <w:lang w:val="en-US"/>
-              </w:rPr>
-              <w:t xml:space="preserve">         </w:t>
+              <w:t xml:space="preserve">SPARES          </w:t>
+            </w:r>
+            <w:r>
+              <w:rPr>
+                <w:rFonts w:ascii="Consolas" w:hAnsi="Consolas" w:cs="Courier New"/>
+                <w:b/>
+                <w:bCs/>
+                <w:color w:val="333333"/>
+                <w:sz w:val="20"/>
+                <w:lang w:val="en-US"/>
+              </w:rPr>
+              <w:t>|</w:t>
+            </w:r>
+            <w:r>
+              <w:rPr>
+                <w:rFonts w:ascii="Consolas" w:hAnsi="Consolas" w:cs="Courier New"/>
+                <w:color w:val="009999"/>
+                <w:sz w:val="20"/>
+                <w:lang w:val="en-US"/>
+              </w:rPr>
+              <w:t>70</w:t>
+            </w:r>
+            <w:r>
+              <w:rPr>
+                <w:rFonts w:ascii="Consolas" w:hAnsi="Consolas" w:cs="Courier New"/>
+                <w:color w:val="333333"/>
+                <w:sz w:val="20"/>
+                <w:lang w:val="en-US"/>
+              </w:rPr>
+              <w:t xml:space="preserve">        </w:t>
             </w:r>
             <w:r>
               <w:rPr>
@@ -11802,7 +12052,7 @@
                 <w:sz w:val="20"/>
                 <w:lang w:val="en-US"/>
               </w:rPr>
-              <w:t>16</w:t>
+              <w:t>15</w:t>
             </w:r>
             <w:r>
               <w:rPr>
@@ -11875,27 +12125,56 @@
                 <w:sz w:val="20"/>
                 <w:lang w:val="en-US"/>
               </w:rPr>
-              <w:t xml:space="preserve">ORDINARY    </w:t>
-            </w:r>
-            <w:r>
-              <w:rPr>
-                <w:rFonts w:ascii="Consolas" w:hAnsi="Consolas" w:cs="Courier New"/>
-                <w:b/>
-                <w:bCs/>
-                <w:color w:val="333333"/>
-                <w:sz w:val="20"/>
-                <w:lang w:val="en-US"/>
-              </w:rPr>
-              <w:t>|</w:t>
-            </w:r>
-            <w:r>
-              <w:rPr>
-                <w:rFonts w:ascii="Consolas" w:hAnsi="Consolas" w:cs="Courier New"/>
-                <w:color w:val="009999"/>
-                <w:sz w:val="20"/>
-                <w:lang w:val="en-US"/>
-              </w:rPr>
-              <w:t>10000</w:t>
+              <w:t xml:space="preserve">ORDINARY        </w:t>
+            </w:r>
+            <w:r>
+              <w:rPr>
+                <w:rFonts w:ascii="Consolas" w:hAnsi="Consolas" w:cs="Courier New"/>
+                <w:b/>
+                <w:bCs/>
+                <w:color w:val="333333"/>
+                <w:sz w:val="20"/>
+                <w:lang w:val="en-US"/>
+              </w:rPr>
+              <w:t>|</w:t>
+            </w:r>
+            <w:r>
+              <w:rPr>
+                <w:rFonts w:ascii="Consolas" w:hAnsi="Consolas" w:cs="Courier New"/>
+                <w:color w:val="009999"/>
+                <w:sz w:val="20"/>
+                <w:lang w:val="en-US"/>
+              </w:rPr>
+              <w:t>100</w:t>
+            </w:r>
+            <w:r>
+              <w:rPr>
+                <w:rFonts w:ascii="Consolas" w:hAnsi="Consolas" w:cs="Courier New"/>
+                <w:color w:val="333333"/>
+                <w:sz w:val="20"/>
+                <w:lang w:val="en-US"/>
+              </w:rPr>
+              <w:t xml:space="preserve">       </w:t>
+            </w:r>
+            <w:r>
+              <w:rPr>
+                <w:rFonts w:ascii="Consolas" w:hAnsi="Consolas" w:cs="Courier New"/>
+                <w:b/>
+                <w:bCs/>
+                <w:color w:val="333333"/>
+                <w:sz w:val="20"/>
+                <w:lang w:val="en-US"/>
+              </w:rPr>
+              <w:t>|</w:t>
+            </w:r>
+            <w:r>
+              <w:rPr>
+                <w:rFonts w:ascii="Consolas" w:hAnsi="Consolas" w:cs="Courier New"/>
+                <w:color w:val="009999"/>
+                <w:sz w:val="20"/>
+                <w:lang w:val="en-US"/>
+              </w:rPr>
+              <w:t>15</w:t>
             </w:r>
             <w:r>
               <w:rPr>
@@ -11924,35 +12203,6 @@
                 <w:sz w:val="20"/>
                 <w:lang w:val="en-US"/>
               </w:rPr>
-              <w:t>15</w:t>
-            </w:r>
-            <w:r>
-              <w:rPr>
-                <w:rFonts w:ascii="Consolas" w:hAnsi="Consolas" w:cs="Courier New"/>
-                <w:color w:val="333333"/>
-                <w:sz w:val="20"/>
-                <w:lang w:val="en-US"/>
-              </w:rPr>
-              <w:t xml:space="preserve">        </w:t>
-            </w:r>
-            <w:r>
-              <w:rPr>
-                <w:rFonts w:ascii="Consolas" w:hAnsi="Consolas" w:cs="Courier New"/>
-                <w:b/>
-                <w:bCs/>
-                <w:color w:val="333333"/>
-                <w:sz w:val="20"/>
-                <w:lang w:val="en-US"/>
-              </w:rPr>
-              <w:t>|</w:t>
-            </w:r>
-            <w:r>
-              <w:rPr>
-                <w:rFonts w:ascii="Consolas" w:hAnsi="Consolas" w:cs="Courier New"/>
-                <w:color w:val="009999"/>
-                <w:sz w:val="20"/>
-                <w:lang w:val="en-US"/>
-              </w:rPr>
               <w:t>81600</w:t>
             </w:r>
             <w:r>
@@ -11982,7 +12232,7 @@
                 <w:sz w:val="20"/>
                 <w:lang w:val="en-US"/>
               </w:rPr>
-              <w:t>27</w:t>
+              <w:t>26</w:t>
             </w:r>
             <w:r>
               <w:rPr>
@@ -12055,27 +12305,56 @@
                 <w:sz w:val="20"/>
                 <w:lang w:val="en-US"/>
               </w:rPr>
-              <w:t xml:space="preserve">SPARES      </w:t>
-            </w:r>
-            <w:r>
-              <w:rPr>
-                <w:rFonts w:ascii="Consolas" w:hAnsi="Consolas" w:cs="Courier New"/>
-                <w:b/>
-                <w:bCs/>
-                <w:color w:val="333333"/>
-                <w:sz w:val="20"/>
-                <w:lang w:val="en-US"/>
-              </w:rPr>
-              <w:t>|</w:t>
-            </w:r>
-            <w:r>
-              <w:rPr>
-                <w:rFonts w:ascii="Consolas" w:hAnsi="Consolas" w:cs="Courier New"/>
-                <w:color w:val="009999"/>
-                <w:sz w:val="20"/>
-                <w:lang w:val="en-US"/>
-              </w:rPr>
-              <w:t>10000</w:t>
+              <w:t xml:space="preserve">SPARES          </w:t>
+            </w:r>
+            <w:r>
+              <w:rPr>
+                <w:rFonts w:ascii="Consolas" w:hAnsi="Consolas" w:cs="Courier New"/>
+                <w:b/>
+                <w:bCs/>
+                <w:color w:val="333333"/>
+                <w:sz w:val="20"/>
+                <w:lang w:val="en-US"/>
+              </w:rPr>
+              <w:t>|</w:t>
+            </w:r>
+            <w:r>
+              <w:rPr>
+                <w:rFonts w:ascii="Consolas" w:hAnsi="Consolas" w:cs="Courier New"/>
+                <w:color w:val="009999"/>
+                <w:sz w:val="20"/>
+                <w:lang w:val="en-US"/>
+              </w:rPr>
+              <w:t>100</w:t>
+            </w:r>
+            <w:r>
+              <w:rPr>
+                <w:rFonts w:ascii="Consolas" w:hAnsi="Consolas" w:cs="Courier New"/>
+                <w:color w:val="333333"/>
+                <w:sz w:val="20"/>
+                <w:lang w:val="en-US"/>
+              </w:rPr>
+              <w:t xml:space="preserve">       </w:t>
+            </w:r>
+            <w:r>
+              <w:rPr>
+                <w:rFonts w:ascii="Consolas" w:hAnsi="Consolas" w:cs="Courier New"/>
+                <w:b/>
+                <w:bCs/>
+                <w:color w:val="333333"/>
+                <w:sz w:val="20"/>
+                <w:lang w:val="en-US"/>
+              </w:rPr>
+              <w:t>|</w:t>
+            </w:r>
+            <w:r>
+              <w:rPr>
+                <w:rFonts w:ascii="Consolas" w:hAnsi="Consolas" w:cs="Courier New"/>
+                <w:color w:val="009999"/>
+                <w:sz w:val="20"/>
+                <w:lang w:val="en-US"/>
+              </w:rPr>
+              <w:t>15</w:t>
             </w:r>
             <w:r>
               <w:rPr>
@@ -12104,35 +12383,6 @@
                 <w:sz w:val="20"/>
                 <w:lang w:val="en-US"/>
               </w:rPr>
-              <w:t>15</w:t>
-            </w:r>
-            <w:r>
-              <w:rPr>
-                <w:rFonts w:ascii="Consolas" w:hAnsi="Consolas" w:cs="Courier New"/>
-                <w:color w:val="333333"/>
-                <w:sz w:val="20"/>
-                <w:lang w:val="en-US"/>
-              </w:rPr>
-              <w:t xml:space="preserve">        </w:t>
-            </w:r>
-            <w:r>
-              <w:rPr>
-                <w:rFonts w:ascii="Consolas" w:hAnsi="Consolas" w:cs="Courier New"/>
-                <w:b/>
-                <w:bCs/>
-                <w:color w:val="333333"/>
-                <w:sz w:val="20"/>
-                <w:lang w:val="en-US"/>
-              </w:rPr>
-              <w:t>|</w:t>
-            </w:r>
-            <w:r>
-              <w:rPr>
-                <w:rFonts w:ascii="Consolas" w:hAnsi="Consolas" w:cs="Courier New"/>
-                <w:color w:val="009999"/>
-                <w:sz w:val="20"/>
-                <w:lang w:val="en-US"/>
-              </w:rPr>
               <w:t>24800</w:t>
             </w:r>
             <w:r>
@@ -12162,7 +12412,7 @@
                 <w:sz w:val="20"/>
                 <w:lang w:val="en-US"/>
               </w:rPr>
-              <w:t>38</w:t>
+              <w:t>36</w:t>
             </w:r>
             <w:r>
               <w:rPr>
@@ -12235,36 +12485,36 @@
                 <w:sz w:val="20"/>
                 <w:lang w:val="en-US"/>
               </w:rPr>
-              <w:t xml:space="preserve">ORDINARY    </w:t>
-            </w:r>
-            <w:r>
-              <w:rPr>
-                <w:rFonts w:ascii="Consolas" w:hAnsi="Consolas" w:cs="Courier New"/>
-                <w:b/>
-                <w:bCs/>
-                <w:color w:val="333333"/>
-                <w:sz w:val="20"/>
-                <w:lang w:val="en-US"/>
-              </w:rPr>
-              <w:t>|</w:t>
-            </w:r>
-            <w:r>
-              <w:rPr>
-                <w:rFonts w:ascii="Consolas" w:hAnsi="Consolas" w:cs="Courier New"/>
-                <w:color w:val="009999"/>
-                <w:sz w:val="20"/>
-                <w:lang w:val="en-US"/>
-              </w:rPr>
-              <w:t>225</w:t>
-            </w:r>
-            <w:r>
-              <w:rPr>
-                <w:rFonts w:ascii="Consolas" w:hAnsi="Consolas" w:cs="Courier New"/>
-                <w:color w:val="333333"/>
-                <w:sz w:val="20"/>
-                <w:lang w:val="en-US"/>
-              </w:rPr>
-              <w:t xml:space="preserve">          </w:t>
+              <w:t xml:space="preserve">ORDINARY        </w:t>
+            </w:r>
+            <w:r>
+              <w:rPr>
+                <w:rFonts w:ascii="Consolas" w:hAnsi="Consolas" w:cs="Courier New"/>
+                <w:b/>
+                <w:bCs/>
+                <w:color w:val="333333"/>
+                <w:sz w:val="20"/>
+                <w:lang w:val="en-US"/>
+              </w:rPr>
+              <w:t>|</w:t>
+            </w:r>
+            <w:r>
+              <w:rPr>
+                <w:rFonts w:ascii="Consolas" w:hAnsi="Consolas" w:cs="Courier New"/>
+                <w:color w:val="009999"/>
+                <w:sz w:val="20"/>
+                <w:lang w:val="en-US"/>
+              </w:rPr>
+              <w:t>30</w:t>
+            </w:r>
+            <w:r>
+              <w:rPr>
+                <w:rFonts w:ascii="Consolas" w:hAnsi="Consolas" w:cs="Courier New"/>
+                <w:color w:val="333333"/>
+                <w:sz w:val="20"/>
+                <w:lang w:val="en-US"/>
+              </w:rPr>
+              <w:t xml:space="preserve">        </w:t>
             </w:r>
             <w:r>
               <w:rPr>
@@ -12313,7 +12563,7 @@
                 <w:sz w:val="20"/>
                 <w:lang w:val="en-US"/>
               </w:rPr>
-              <w:t>2040</w:t>
+              <w:t>7680</w:t>
             </w:r>
             <w:r>
               <w:rPr>
@@ -12342,7 +12592,7 @@
                 <w:sz w:val="20"/>
                 <w:lang w:val="en-US"/>
               </w:rPr>
-              <w:t>0</w:t>
+              <w:t>4</w:t>
             </w:r>
             <w:r>
               <w:rPr>
@@ -12415,36 +12665,36 @@
                 <w:sz w:val="20"/>
                 <w:lang w:val="en-US"/>
               </w:rPr>
-              <w:t xml:space="preserve">SPARES      </w:t>
-            </w:r>
-            <w:r>
-              <w:rPr>
-                <w:rFonts w:ascii="Consolas" w:hAnsi="Consolas" w:cs="Courier New"/>
-                <w:b/>
-                <w:bCs/>
-                <w:color w:val="333333"/>
-                <w:sz w:val="20"/>
-                <w:lang w:val="en-US"/>
-              </w:rPr>
-              <w:t>|</w:t>
-            </w:r>
-            <w:r>
-              <w:rPr>
-                <w:rFonts w:ascii="Consolas" w:hAnsi="Consolas" w:cs="Courier New"/>
-                <w:color w:val="009999"/>
-                <w:sz w:val="20"/>
-                <w:lang w:val="en-US"/>
-              </w:rPr>
-              <w:t>225</w:t>
-            </w:r>
-            <w:r>
-              <w:rPr>
-                <w:rFonts w:ascii="Consolas" w:hAnsi="Consolas" w:cs="Courier New"/>
-                <w:color w:val="333333"/>
-                <w:sz w:val="20"/>
-                <w:lang w:val="en-US"/>
-              </w:rPr>
-              <w:t xml:space="preserve">          </w:t>
+              <w:t xml:space="preserve">SPARES          </w:t>
+            </w:r>
+            <w:r>
+              <w:rPr>
+                <w:rFonts w:ascii="Consolas" w:hAnsi="Consolas" w:cs="Courier New"/>
+                <w:b/>
+                <w:bCs/>
+                <w:color w:val="333333"/>
+                <w:sz w:val="20"/>
+                <w:lang w:val="en-US"/>
+              </w:rPr>
+              <w:t>|</w:t>
+            </w:r>
+            <w:r>
+              <w:rPr>
+                <w:rFonts w:ascii="Consolas" w:hAnsi="Consolas" w:cs="Courier New"/>
+                <w:color w:val="009999"/>
+                <w:sz w:val="20"/>
+                <w:lang w:val="en-US"/>
+              </w:rPr>
+              <w:t>30</w:t>
+            </w:r>
+            <w:r>
+              <w:rPr>
+                <w:rFonts w:ascii="Consolas" w:hAnsi="Consolas" w:cs="Courier New"/>
+                <w:color w:val="333333"/>
+                <w:sz w:val="20"/>
+                <w:lang w:val="en-US"/>
+              </w:rPr>
+              <w:t xml:space="preserve">        </w:t>
             </w:r>
             <w:r>
               <w:rPr>
@@ -12493,36 +12743,36 @@
                 <w:sz w:val="20"/>
                 <w:lang w:val="en-US"/>
               </w:rPr>
-              <w:t>840</w:t>
-            </w:r>
-            <w:r>
-              <w:rPr>
-                <w:rFonts w:ascii="Consolas" w:hAnsi="Consolas" w:cs="Courier New"/>
-                <w:color w:val="333333"/>
-                <w:sz w:val="20"/>
-                <w:lang w:val="en-US"/>
-              </w:rPr>
-              <w:t xml:space="preserve">                 </w:t>
-            </w:r>
-            <w:r>
-              <w:rPr>
-                <w:rFonts w:ascii="Consolas" w:hAnsi="Consolas" w:cs="Courier New"/>
-                <w:b/>
-                <w:bCs/>
-                <w:color w:val="333333"/>
-                <w:sz w:val="20"/>
-                <w:lang w:val="en-US"/>
-              </w:rPr>
-              <w:t>|</w:t>
-            </w:r>
-            <w:r>
-              <w:rPr>
-                <w:rFonts w:ascii="Consolas" w:hAnsi="Consolas" w:cs="Courier New"/>
-                <w:color w:val="009999"/>
-                <w:sz w:val="20"/>
-                <w:lang w:val="en-US"/>
-              </w:rPr>
-              <w:t>1</w:t>
+              <w:t>3120</w:t>
+            </w:r>
+            <w:r>
+              <w:rPr>
+                <w:rFonts w:ascii="Consolas" w:hAnsi="Consolas" w:cs="Courier New"/>
+                <w:color w:val="333333"/>
+                <w:sz w:val="20"/>
+                <w:lang w:val="en-US"/>
+              </w:rPr>
+              <w:t xml:space="preserve">                </w:t>
+            </w:r>
+            <w:r>
+              <w:rPr>
+                <w:rFonts w:ascii="Consolas" w:hAnsi="Consolas" w:cs="Courier New"/>
+                <w:b/>
+                <w:bCs/>
+                <w:color w:val="333333"/>
+                <w:sz w:val="20"/>
+                <w:lang w:val="en-US"/>
+              </w:rPr>
+              <w:t>|</w:t>
+            </w:r>
+            <w:r>
+              <w:rPr>
+                <w:rFonts w:ascii="Consolas" w:hAnsi="Consolas" w:cs="Courier New"/>
+                <w:color w:val="009999"/>
+                <w:sz w:val="20"/>
+                <w:lang w:val="en-US"/>
+              </w:rPr>
+              <w:t>3</w:t>
             </w:r>
             <w:r>
               <w:rPr>
@@ -12595,36 +12845,36 @@
                 <w:sz w:val="20"/>
                 <w:lang w:val="en-US"/>
               </w:rPr>
-              <w:t xml:space="preserve">ORDINARY    </w:t>
-            </w:r>
-            <w:r>
-              <w:rPr>
-                <w:rFonts w:ascii="Consolas" w:hAnsi="Consolas" w:cs="Courier New"/>
-                <w:b/>
-                <w:bCs/>
-                <w:color w:val="333333"/>
-                <w:sz w:val="20"/>
-                <w:lang w:val="en-US"/>
-              </w:rPr>
-              <w:t>|</w:t>
-            </w:r>
-            <w:r>
-              <w:rPr>
-                <w:rFonts w:ascii="Consolas" w:hAnsi="Consolas" w:cs="Courier New"/>
-                <w:color w:val="009999"/>
-                <w:sz w:val="20"/>
-                <w:lang w:val="en-US"/>
-              </w:rPr>
-              <w:t>2500</w:t>
-            </w:r>
-            <w:r>
-              <w:rPr>
-                <w:rFonts w:ascii="Consolas" w:hAnsi="Consolas" w:cs="Courier New"/>
-                <w:color w:val="333333"/>
-                <w:sz w:val="20"/>
-                <w:lang w:val="en-US"/>
-              </w:rPr>
-              <w:t xml:space="preserve">         </w:t>
+              <w:t xml:space="preserve">ORDINARY        </w:t>
+            </w:r>
+            <w:r>
+              <w:rPr>
+                <w:rFonts w:ascii="Consolas" w:hAnsi="Consolas" w:cs="Courier New"/>
+                <w:b/>
+                <w:bCs/>
+                <w:color w:val="333333"/>
+                <w:sz w:val="20"/>
+                <w:lang w:val="en-US"/>
+              </w:rPr>
+              <w:t>|</w:t>
+            </w:r>
+            <w:r>
+              <w:rPr>
+                <w:rFonts w:ascii="Consolas" w:hAnsi="Consolas" w:cs="Courier New"/>
+                <w:color w:val="009999"/>
+                <w:sz w:val="20"/>
+                <w:lang w:val="en-US"/>
+              </w:rPr>
+              <w:t>50</w:t>
+            </w:r>
+            <w:r>
+              <w:rPr>
+                <w:rFonts w:ascii="Consolas" w:hAnsi="Consolas" w:cs="Courier New"/>
+                <w:color w:val="333333"/>
+                <w:sz w:val="20"/>
+                <w:lang w:val="en-US"/>
+              </w:rPr>
+              <w:t xml:space="preserve">        </w:t>
             </w:r>
             <w:r>
               <w:rPr>
@@ -12702,7 +12952,7 @@
                 <w:sz w:val="20"/>
                 <w:lang w:val="en-US"/>
               </w:rPr>
-              <w:t>6</w:t>
+              <w:t>8</w:t>
             </w:r>
             <w:r>
               <w:rPr>
@@ -12775,36 +13025,36 @@
                 <w:sz w:val="20"/>
                 <w:lang w:val="en-US"/>
               </w:rPr>
-              <w:t xml:space="preserve">SPARES      </w:t>
-            </w:r>
-            <w:r>
-              <w:rPr>
-                <w:rFonts w:ascii="Consolas" w:hAnsi="Consolas" w:cs="Courier New"/>
-                <w:b/>
-                <w:bCs/>
-                <w:color w:val="333333"/>
-                <w:sz w:val="20"/>
-                <w:lang w:val="en-US"/>
-              </w:rPr>
-              <w:t>|</w:t>
-            </w:r>
-            <w:r>
-              <w:rPr>
-                <w:rFonts w:ascii="Consolas" w:hAnsi="Consolas" w:cs="Courier New"/>
-                <w:color w:val="009999"/>
-                <w:sz w:val="20"/>
-                <w:lang w:val="en-US"/>
-              </w:rPr>
-              <w:t>2500</w:t>
-            </w:r>
-            <w:r>
-              <w:rPr>
-                <w:rFonts w:ascii="Consolas" w:hAnsi="Consolas" w:cs="Courier New"/>
-                <w:color w:val="333333"/>
-                <w:sz w:val="20"/>
-                <w:lang w:val="en-US"/>
-              </w:rPr>
-              <w:t xml:space="preserve">         </w:t>
+              <w:t xml:space="preserve">SPARES          </w:t>
+            </w:r>
+            <w:r>
+              <w:rPr>
+                <w:rFonts w:ascii="Consolas" w:hAnsi="Consolas" w:cs="Courier New"/>
+                <w:b/>
+                <w:bCs/>
+                <w:color w:val="333333"/>
+                <w:sz w:val="20"/>
+                <w:lang w:val="en-US"/>
+              </w:rPr>
+              <w:t>|</w:t>
+            </w:r>
+            <w:r>
+              <w:rPr>
+                <w:rFonts w:ascii="Consolas" w:hAnsi="Consolas" w:cs="Courier New"/>
+                <w:color w:val="009999"/>
+                <w:sz w:val="20"/>
+                <w:lang w:val="en-US"/>
+              </w:rPr>
+              <w:t>50</w:t>
+            </w:r>
+            <w:r>
+              <w:rPr>
+                <w:rFonts w:ascii="Consolas" w:hAnsi="Consolas" w:cs="Courier New"/>
+                <w:color w:val="333333"/>
+                <w:sz w:val="20"/>
+                <w:lang w:val="en-US"/>
+              </w:rPr>
+              <w:t xml:space="preserve">        </w:t>
             </w:r>
             <w:r>
               <w:rPr>
@@ -12882,7 +13132,7 @@
                 <w:sz w:val="20"/>
                 <w:lang w:val="en-US"/>
               </w:rPr>
-              <w:t>10</w:t>
+              <w:t>15</w:t>
             </w:r>
             <w:r>
               <w:rPr>
@@ -12955,36 +13205,36 @@
                 <w:sz w:val="20"/>
                 <w:lang w:val="en-US"/>
               </w:rPr>
-              <w:t xml:space="preserve">ORDINARY    </w:t>
-            </w:r>
-            <w:r>
-              <w:rPr>
-                <w:rFonts w:ascii="Consolas" w:hAnsi="Consolas" w:cs="Courier New"/>
-                <w:b/>
-                <w:bCs/>
-                <w:color w:val="333333"/>
-                <w:sz w:val="20"/>
-                <w:lang w:val="en-US"/>
-              </w:rPr>
-              <w:t>|</w:t>
-            </w:r>
-            <w:r>
-              <w:rPr>
-                <w:rFonts w:ascii="Consolas" w:hAnsi="Consolas" w:cs="Courier New"/>
-                <w:color w:val="009999"/>
-                <w:sz w:val="20"/>
-                <w:lang w:val="en-US"/>
-              </w:rPr>
-              <w:t>4900</w:t>
-            </w:r>
-            <w:r>
-              <w:rPr>
-                <w:rFonts w:ascii="Consolas" w:hAnsi="Consolas" w:cs="Courier New"/>
-                <w:color w:val="333333"/>
-                <w:sz w:val="20"/>
-                <w:lang w:val="en-US"/>
-              </w:rPr>
-              <w:t xml:space="preserve">         </w:t>
+              <w:t xml:space="preserve">ORDINARY        </w:t>
+            </w:r>
+            <w:r>
+              <w:rPr>
+                <w:rFonts w:ascii="Consolas" w:hAnsi="Consolas" w:cs="Courier New"/>
+                <w:b/>
+                <w:bCs/>
+                <w:color w:val="333333"/>
+                <w:sz w:val="20"/>
+                <w:lang w:val="en-US"/>
+              </w:rPr>
+              <w:t>|</w:t>
+            </w:r>
+            <w:r>
+              <w:rPr>
+                <w:rFonts w:ascii="Consolas" w:hAnsi="Consolas" w:cs="Courier New"/>
+                <w:color w:val="009999"/>
+                <w:sz w:val="20"/>
+                <w:lang w:val="en-US"/>
+              </w:rPr>
+              <w:t>70</w:t>
+            </w:r>
+            <w:r>
+              <w:rPr>
+                <w:rFonts w:ascii="Consolas" w:hAnsi="Consolas" w:cs="Courier New"/>
+                <w:color w:val="333333"/>
+                <w:sz w:val="20"/>
+                <w:lang w:val="en-US"/>
+              </w:rPr>
+              <w:t xml:space="preserve">        </w:t>
             </w:r>
             <w:r>
               <w:rPr>
@@ -13135,36 +13385,36 @@
                 <w:sz w:val="20"/>
                 <w:lang w:val="en-US"/>
               </w:rPr>
-              <w:t xml:space="preserve">SPARES      </w:t>
-            </w:r>
-            <w:r>
-              <w:rPr>
-                <w:rFonts w:ascii="Consolas" w:hAnsi="Consolas" w:cs="Courier New"/>
-                <w:b/>
-                <w:bCs/>
-                <w:color w:val="333333"/>
-                <w:sz w:val="20"/>
-                <w:lang w:val="en-US"/>
-              </w:rPr>
-              <w:t>|</w:t>
-            </w:r>
-            <w:r>
-              <w:rPr>
-                <w:rFonts w:ascii="Consolas" w:hAnsi="Consolas" w:cs="Courier New"/>
-                <w:color w:val="009999"/>
-                <w:sz w:val="20"/>
-                <w:lang w:val="en-US"/>
-              </w:rPr>
-              <w:t>4900</w:t>
-            </w:r>
-            <w:r>
-              <w:rPr>
-                <w:rFonts w:ascii="Consolas" w:hAnsi="Consolas" w:cs="Courier New"/>
-                <w:color w:val="333333"/>
-                <w:sz w:val="20"/>
-                <w:lang w:val="en-US"/>
-              </w:rPr>
-              <w:t xml:space="preserve">         </w:t>
+              <w:t xml:space="preserve">SPARES          </w:t>
+            </w:r>
+            <w:r>
+              <w:rPr>
+                <w:rFonts w:ascii="Consolas" w:hAnsi="Consolas" w:cs="Courier New"/>
+                <w:b/>
+                <w:bCs/>
+                <w:color w:val="333333"/>
+                <w:sz w:val="20"/>
+                <w:lang w:val="en-US"/>
+              </w:rPr>
+              <w:t>|</w:t>
+            </w:r>
+            <w:r>
+              <w:rPr>
+                <w:rFonts w:ascii="Consolas" w:hAnsi="Consolas" w:cs="Courier New"/>
+                <w:color w:val="009999"/>
+                <w:sz w:val="20"/>
+                <w:lang w:val="en-US"/>
+              </w:rPr>
+              <w:t>70</w:t>
+            </w:r>
+            <w:r>
+              <w:rPr>
+                <w:rFonts w:ascii="Consolas" w:hAnsi="Consolas" w:cs="Courier New"/>
+                <w:color w:val="333333"/>
+                <w:sz w:val="20"/>
+                <w:lang w:val="en-US"/>
+              </w:rPr>
+              <w:t xml:space="preserve">        </w:t>
             </w:r>
             <w:r>
               <w:rPr>
@@ -13242,7 +13492,7 @@
                 <w:sz w:val="20"/>
                 <w:lang w:val="en-US"/>
               </w:rPr>
-              <w:t>21</w:t>
+              <w:t>23</w:t>
             </w:r>
             <w:r>
               <w:rPr>
@@ -13315,27 +13565,56 @@
                 <w:sz w:val="20"/>
                 <w:lang w:val="en-US"/>
               </w:rPr>
-              <w:t xml:space="preserve">ORDINARY    </w:t>
-            </w:r>
-            <w:r>
-              <w:rPr>
-                <w:rFonts w:ascii="Consolas" w:hAnsi="Consolas" w:cs="Courier New"/>
-                <w:b/>
-                <w:bCs/>
-                <w:color w:val="333333"/>
-                <w:sz w:val="20"/>
-                <w:lang w:val="en-US"/>
-              </w:rPr>
-              <w:t>|</w:t>
-            </w:r>
-            <w:r>
-              <w:rPr>
-                <w:rFonts w:ascii="Consolas" w:hAnsi="Consolas" w:cs="Courier New"/>
-                <w:color w:val="009999"/>
-                <w:sz w:val="20"/>
-                <w:lang w:val="en-US"/>
-              </w:rPr>
-              <w:t>10000</w:t>
+              <w:t xml:space="preserve">ORDINARY        </w:t>
+            </w:r>
+            <w:r>
+              <w:rPr>
+                <w:rFonts w:ascii="Consolas" w:hAnsi="Consolas" w:cs="Courier New"/>
+                <w:b/>
+                <w:bCs/>
+                <w:color w:val="333333"/>
+                <w:sz w:val="20"/>
+                <w:lang w:val="en-US"/>
+              </w:rPr>
+              <w:t>|</w:t>
+            </w:r>
+            <w:r>
+              <w:rPr>
+                <w:rFonts w:ascii="Consolas" w:hAnsi="Consolas" w:cs="Courier New"/>
+                <w:color w:val="009999"/>
+                <w:sz w:val="20"/>
+                <w:lang w:val="en-US"/>
+              </w:rPr>
+              <w:t>100</w:t>
+            </w:r>
+            <w:r>
+              <w:rPr>
+                <w:rFonts w:ascii="Consolas" w:hAnsi="Consolas" w:cs="Courier New"/>
+                <w:color w:val="333333"/>
+                <w:sz w:val="20"/>
+                <w:lang w:val="en-US"/>
+              </w:rPr>
+              <w:t xml:space="preserve">       </w:t>
+            </w:r>
+            <w:r>
+              <w:rPr>
+                <w:rFonts w:ascii="Consolas" w:hAnsi="Consolas" w:cs="Courier New"/>
+                <w:b/>
+                <w:bCs/>
+                <w:color w:val="333333"/>
+                <w:sz w:val="20"/>
+                <w:lang w:val="en-US"/>
+              </w:rPr>
+              <w:t>|</w:t>
+            </w:r>
+            <w:r>
+              <w:rPr>
+                <w:rFonts w:ascii="Consolas" w:hAnsi="Consolas" w:cs="Courier New"/>
+                <w:color w:val="009999"/>
+                <w:sz w:val="20"/>
+                <w:lang w:val="en-US"/>
+              </w:rPr>
+              <w:t>20</w:t>
             </w:r>
             <w:r>
               <w:rPr>
@@ -13364,35 +13643,6 @@
                 <w:sz w:val="20"/>
                 <w:lang w:val="en-US"/>
               </w:rPr>
-              <w:t>20</w:t>
-            </w:r>
-            <w:r>
-              <w:rPr>
-                <w:rFonts w:ascii="Consolas" w:hAnsi="Consolas" w:cs="Courier New"/>
-                <w:color w:val="333333"/>
-                <w:sz w:val="20"/>
-                <w:lang w:val="en-US"/>
-              </w:rPr>
-              <w:t xml:space="preserve">        </w:t>
-            </w:r>
-            <w:r>
-              <w:rPr>
-                <w:rFonts w:ascii="Consolas" w:hAnsi="Consolas" w:cs="Courier New"/>
-                <w:b/>
-                <w:bCs/>
-                <w:color w:val="333333"/>
-                <w:sz w:val="20"/>
-                <w:lang w:val="en-US"/>
-              </w:rPr>
-              <w:t>|</w:t>
-            </w:r>
-            <w:r>
-              <w:rPr>
-                <w:rFonts w:ascii="Consolas" w:hAnsi="Consolas" w:cs="Courier New"/>
-                <w:color w:val="009999"/>
-                <w:sz w:val="20"/>
-                <w:lang w:val="en-US"/>
-              </w:rPr>
               <w:t>81600</w:t>
             </w:r>
             <w:r>
@@ -13422,7 +13672,7 @@
                 <w:sz w:val="20"/>
                 <w:lang w:val="en-US"/>
               </w:rPr>
-              <w:t>28</w:t>
+              <w:t>26</w:t>
             </w:r>
             <w:r>
               <w:rPr>
@@ -13495,27 +13745,56 @@
                 <w:sz w:val="20"/>
                 <w:lang w:val="en-US"/>
               </w:rPr>
-              <w:t xml:space="preserve">SPARES      </w:t>
-            </w:r>
-            <w:r>
-              <w:rPr>
-                <w:rFonts w:ascii="Consolas" w:hAnsi="Consolas" w:cs="Courier New"/>
-                <w:b/>
-                <w:bCs/>
-                <w:color w:val="333333"/>
-                <w:sz w:val="20"/>
-                <w:lang w:val="en-US"/>
-              </w:rPr>
-              <w:t>|</w:t>
-            </w:r>
-            <w:r>
-              <w:rPr>
-                <w:rFonts w:ascii="Consolas" w:hAnsi="Consolas" w:cs="Courier New"/>
-                <w:color w:val="009999"/>
-                <w:sz w:val="20"/>
-                <w:lang w:val="en-US"/>
-              </w:rPr>
-              <w:t>10000</w:t>
+              <w:t xml:space="preserve">SPARES          </w:t>
+            </w:r>
+            <w:r>
+              <w:rPr>
+                <w:rFonts w:ascii="Consolas" w:hAnsi="Consolas" w:cs="Courier New"/>
+                <w:b/>
+                <w:bCs/>
+                <w:color w:val="333333"/>
+                <w:sz w:val="20"/>
+                <w:lang w:val="en-US"/>
+              </w:rPr>
+              <w:t>|</w:t>
+            </w:r>
+            <w:r>
+              <w:rPr>
+                <w:rFonts w:ascii="Consolas" w:hAnsi="Consolas" w:cs="Courier New"/>
+                <w:color w:val="009999"/>
+                <w:sz w:val="20"/>
+                <w:lang w:val="en-US"/>
+              </w:rPr>
+              <w:t>100</w:t>
+            </w:r>
+            <w:r>
+              <w:rPr>
+                <w:rFonts w:ascii="Consolas" w:hAnsi="Consolas" w:cs="Courier New"/>
+                <w:color w:val="333333"/>
+                <w:sz w:val="20"/>
+                <w:lang w:val="en-US"/>
+              </w:rPr>
+              <w:t xml:space="preserve">       </w:t>
+            </w:r>
+            <w:r>
+              <w:rPr>
+                <w:rFonts w:ascii="Consolas" w:hAnsi="Consolas" w:cs="Courier New"/>
+                <w:b/>
+                <w:bCs/>
+                <w:color w:val="333333"/>
+                <w:sz w:val="20"/>
+                <w:lang w:val="en-US"/>
+              </w:rPr>
+              <w:t>|</w:t>
+            </w:r>
+            <w:r>
+              <w:rPr>
+                <w:rFonts w:ascii="Consolas" w:hAnsi="Consolas" w:cs="Courier New"/>
+                <w:color w:val="009999"/>
+                <w:sz w:val="20"/>
+                <w:lang w:val="en-US"/>
+              </w:rPr>
+              <w:t>20</w:t>
             </w:r>
             <w:r>
               <w:rPr>
@@ -13544,35 +13823,6 @@
                 <w:sz w:val="20"/>
                 <w:lang w:val="en-US"/>
               </w:rPr>
-              <w:t>20</w:t>
-            </w:r>
-            <w:r>
-              <w:rPr>
-                <w:rFonts w:ascii="Consolas" w:hAnsi="Consolas" w:cs="Courier New"/>
-                <w:color w:val="333333"/>
-                <w:sz w:val="20"/>
-                <w:lang w:val="en-US"/>
-              </w:rPr>
-              <w:t xml:space="preserve">        </w:t>
-            </w:r>
-            <w:r>
-              <w:rPr>
-                <w:rFonts w:ascii="Consolas" w:hAnsi="Consolas" w:cs="Courier New"/>
-                <w:b/>
-                <w:bCs/>
-                <w:color w:val="333333"/>
-                <w:sz w:val="20"/>
-                <w:lang w:val="en-US"/>
-              </w:rPr>
-              <w:t>|</w:t>
-            </w:r>
-            <w:r>
-              <w:rPr>
-                <w:rFonts w:ascii="Consolas" w:hAnsi="Consolas" w:cs="Courier New"/>
-                <w:color w:val="009999"/>
-                <w:sz w:val="20"/>
-                <w:lang w:val="en-US"/>
-              </w:rPr>
               <w:t>32800</w:t>
             </w:r>
             <w:r>
@@ -13602,7 +13852,7 @@
                 <w:sz w:val="20"/>
                 <w:lang w:val="en-US"/>
               </w:rPr>
-              <w:t>50</w:t>
+              <w:t>51</w:t>
             </w:r>
             <w:r>
               <w:rPr>
@@ -13675,36 +13925,7 @@
                 <w:sz w:val="20"/>
                 <w:lang w:val="en-US"/>
               </w:rPr>
-              <w:t xml:space="preserve">ORDINARY    </w:t>
-            </w:r>
-            <w:r>
-              <w:rPr>
-                <w:rFonts w:ascii="Consolas" w:hAnsi="Consolas" w:cs="Courier New"/>
-                <w:b/>
-                <w:bCs/>
-                <w:color w:val="333333"/>
-                <w:sz w:val="20"/>
-                <w:lang w:val="en-US"/>
-              </w:rPr>
-              <w:t>|</w:t>
-            </w:r>
-            <w:r>
-              <w:rPr>
-                <w:rFonts w:ascii="Consolas" w:hAnsi="Consolas" w:cs="Courier New"/>
-                <w:color w:val="009999"/>
-                <w:sz w:val="20"/>
-                <w:lang w:val="en-US"/>
-              </w:rPr>
-              <w:t>225</w:t>
-            </w:r>
-            <w:r>
-              <w:rPr>
-                <w:rFonts w:ascii="Consolas" w:hAnsi="Consolas" w:cs="Courier New"/>
-                <w:color w:val="333333"/>
-                <w:sz w:val="20"/>
-                <w:lang w:val="en-US"/>
-              </w:rPr>
-              <w:t xml:space="preserve">          </w:t>
+              <w:t xml:space="preserve">ORDINARY        </w:t>
             </w:r>
             <w:r>
               <w:rPr>
@@ -13753,7 +13974,36 @@
                 <w:sz w:val="20"/>
                 <w:lang w:val="en-US"/>
               </w:rPr>
-              <w:t>2040</w:t>
+              <w:t>30</w:t>
+            </w:r>
+            <w:r>
+              <w:rPr>
+                <w:rFonts w:ascii="Consolas" w:hAnsi="Consolas" w:cs="Courier New"/>
+                <w:color w:val="333333"/>
+                <w:sz w:val="20"/>
+                <w:lang w:val="en-US"/>
+              </w:rPr>
+              <w:t xml:space="preserve">        </w:t>
+            </w:r>
+            <w:r>
+              <w:rPr>
+                <w:rFonts w:ascii="Consolas" w:hAnsi="Consolas" w:cs="Courier New"/>
+                <w:b/>
+                <w:bCs/>
+                <w:color w:val="333333"/>
+                <w:sz w:val="20"/>
+                <w:lang w:val="en-US"/>
+              </w:rPr>
+              <w:t>|</w:t>
+            </w:r>
+            <w:r>
+              <w:rPr>
+                <w:rFonts w:ascii="Consolas" w:hAnsi="Consolas" w:cs="Courier New"/>
+                <w:color w:val="009999"/>
+                <w:sz w:val="20"/>
+                <w:lang w:val="en-US"/>
+              </w:rPr>
+              <w:t>7680</w:t>
             </w:r>
             <w:r>
               <w:rPr>
@@ -13782,7 +14032,7 @@
                 <w:sz w:val="20"/>
                 <w:lang w:val="en-US"/>
               </w:rPr>
-              <w:t>0</w:t>
+              <w:t>2</w:t>
             </w:r>
             <w:r>
               <w:rPr>
@@ -13855,36 +14105,7 @@
                 <w:sz w:val="20"/>
                 <w:lang w:val="en-US"/>
               </w:rPr>
-              <w:t xml:space="preserve">SPARES      </w:t>
-            </w:r>
-            <w:r>
-              <w:rPr>
-                <w:rFonts w:ascii="Consolas" w:hAnsi="Consolas" w:cs="Courier New"/>
-                <w:b/>
-                <w:bCs/>
-                <w:color w:val="333333"/>
-                <w:sz w:val="20"/>
-                <w:lang w:val="en-US"/>
-              </w:rPr>
-              <w:t>|</w:t>
-            </w:r>
-            <w:r>
-              <w:rPr>
-                <w:rFonts w:ascii="Consolas" w:hAnsi="Consolas" w:cs="Courier New"/>
-                <w:color w:val="009999"/>
-                <w:sz w:val="20"/>
-                <w:lang w:val="en-US"/>
-              </w:rPr>
-              <w:t>225</w:t>
-            </w:r>
-            <w:r>
-              <w:rPr>
-                <w:rFonts w:ascii="Consolas" w:hAnsi="Consolas" w:cs="Courier New"/>
-                <w:color w:val="333333"/>
-                <w:sz w:val="20"/>
-                <w:lang w:val="en-US"/>
-              </w:rPr>
-              <w:t xml:space="preserve">          </w:t>
+              <w:t xml:space="preserve">SPARES          </w:t>
             </w:r>
             <w:r>
               <w:rPr>
@@ -13933,7 +14154,36 @@
                 <w:sz w:val="20"/>
                 <w:lang w:val="en-US"/>
               </w:rPr>
-              <w:t>1192</w:t>
+              <w:t>30</w:t>
+            </w:r>
+            <w:r>
+              <w:rPr>
+                <w:rFonts w:ascii="Consolas" w:hAnsi="Consolas" w:cs="Courier New"/>
+                <w:color w:val="333333"/>
+                <w:sz w:val="20"/>
+                <w:lang w:val="en-US"/>
+              </w:rPr>
+              <w:t xml:space="preserve">        </w:t>
+            </w:r>
+            <w:r>
+              <w:rPr>
+                <w:rFonts w:ascii="Consolas" w:hAnsi="Consolas" w:cs="Courier New"/>
+                <w:b/>
+                <w:bCs/>
+                <w:color w:val="333333"/>
+                <w:sz w:val="20"/>
+                <w:lang w:val="en-US"/>
+              </w:rPr>
+              <w:t>|</w:t>
+            </w:r>
+            <w:r>
+              <w:rPr>
+                <w:rFonts w:ascii="Consolas" w:hAnsi="Consolas" w:cs="Courier New"/>
+                <w:color w:val="009999"/>
+                <w:sz w:val="20"/>
+                <w:lang w:val="en-US"/>
+              </w:rPr>
+              <w:t>4560</w:t>
             </w:r>
             <w:r>
               <w:rPr>
@@ -13962,7 +14212,7 @@
                 <w:sz w:val="20"/>
                 <w:lang w:val="en-US"/>
               </w:rPr>
-              <w:t>1</w:t>
+              <w:t>5</w:t>
             </w:r>
             <w:r>
               <w:rPr>
@@ -14035,36 +14285,36 @@
                 <w:sz w:val="20"/>
                 <w:lang w:val="en-US"/>
               </w:rPr>
-              <w:t xml:space="preserve">ORDINARY    </w:t>
-            </w:r>
-            <w:r>
-              <w:rPr>
-                <w:rFonts w:ascii="Consolas" w:hAnsi="Consolas" w:cs="Courier New"/>
-                <w:b/>
-                <w:bCs/>
-                <w:color w:val="333333"/>
-                <w:sz w:val="20"/>
-                <w:lang w:val="en-US"/>
-              </w:rPr>
-              <w:t>|</w:t>
-            </w:r>
-            <w:r>
-              <w:rPr>
-                <w:rFonts w:ascii="Consolas" w:hAnsi="Consolas" w:cs="Courier New"/>
-                <w:color w:val="009999"/>
-                <w:sz w:val="20"/>
-                <w:lang w:val="en-US"/>
-              </w:rPr>
-              <w:t>2500</w:t>
-            </w:r>
-            <w:r>
-              <w:rPr>
-                <w:rFonts w:ascii="Consolas" w:hAnsi="Consolas" w:cs="Courier New"/>
-                <w:color w:val="333333"/>
-                <w:sz w:val="20"/>
-                <w:lang w:val="en-US"/>
-              </w:rPr>
-              <w:t xml:space="preserve">         </w:t>
+              <w:t xml:space="preserve">ORDINARY        </w:t>
+            </w:r>
+            <w:r>
+              <w:rPr>
+                <w:rFonts w:ascii="Consolas" w:hAnsi="Consolas" w:cs="Courier New"/>
+                <w:b/>
+                <w:bCs/>
+                <w:color w:val="333333"/>
+                <w:sz w:val="20"/>
+                <w:lang w:val="en-US"/>
+              </w:rPr>
+              <w:t>|</w:t>
+            </w:r>
+            <w:r>
+              <w:rPr>
+                <w:rFonts w:ascii="Consolas" w:hAnsi="Consolas" w:cs="Courier New"/>
+                <w:color w:val="009999"/>
+                <w:sz w:val="20"/>
+                <w:lang w:val="en-US"/>
+              </w:rPr>
+              <w:t>50</w:t>
+            </w:r>
+            <w:r>
+              <w:rPr>
+                <w:rFonts w:ascii="Consolas" w:hAnsi="Consolas" w:cs="Courier New"/>
+                <w:color w:val="333333"/>
+                <w:sz w:val="20"/>
+                <w:lang w:val="en-US"/>
+              </w:rPr>
+              <w:t xml:space="preserve">        </w:t>
             </w:r>
             <w:r>
               <w:rPr>
@@ -14215,36 +14465,36 @@
                 <w:sz w:val="20"/>
                 <w:lang w:val="en-US"/>
               </w:rPr>
-              <w:t xml:space="preserve">SPARES      </w:t>
-            </w:r>
-            <w:r>
-              <w:rPr>
-                <w:rFonts w:ascii="Consolas" w:hAnsi="Consolas" w:cs="Courier New"/>
-                <w:b/>
-                <w:bCs/>
-                <w:color w:val="333333"/>
-                <w:sz w:val="20"/>
-                <w:lang w:val="en-US"/>
-              </w:rPr>
-              <w:t>|</w:t>
-            </w:r>
-            <w:r>
-              <w:rPr>
-                <w:rFonts w:ascii="Consolas" w:hAnsi="Consolas" w:cs="Courier New"/>
-                <w:color w:val="009999"/>
-                <w:sz w:val="20"/>
-                <w:lang w:val="en-US"/>
-              </w:rPr>
-              <w:t>2500</w:t>
-            </w:r>
-            <w:r>
-              <w:rPr>
-                <w:rFonts w:ascii="Consolas" w:hAnsi="Consolas" w:cs="Courier New"/>
-                <w:color w:val="333333"/>
-                <w:sz w:val="20"/>
-                <w:lang w:val="en-US"/>
-              </w:rPr>
-              <w:t xml:space="preserve">         </w:t>
+              <w:t xml:space="preserve">SPARES          </w:t>
+            </w:r>
+            <w:r>
+              <w:rPr>
+                <w:rFonts w:ascii="Consolas" w:hAnsi="Consolas" w:cs="Courier New"/>
+                <w:b/>
+                <w:bCs/>
+                <w:color w:val="333333"/>
+                <w:sz w:val="20"/>
+                <w:lang w:val="en-US"/>
+              </w:rPr>
+              <w:t>|</w:t>
+            </w:r>
+            <w:r>
+              <w:rPr>
+                <w:rFonts w:ascii="Consolas" w:hAnsi="Consolas" w:cs="Courier New"/>
+                <w:color w:val="009999"/>
+                <w:sz w:val="20"/>
+                <w:lang w:val="en-US"/>
+              </w:rPr>
+              <w:t>50</w:t>
+            </w:r>
+            <w:r>
+              <w:rPr>
+                <w:rFonts w:ascii="Consolas" w:hAnsi="Consolas" w:cs="Courier New"/>
+                <w:color w:val="333333"/>
+                <w:sz w:val="20"/>
+                <w:lang w:val="en-US"/>
+              </w:rPr>
+              <w:t xml:space="preserve">        </w:t>
             </w:r>
             <w:r>
               <w:rPr>
@@ -14322,7 +14572,7 @@
                 <w:sz w:val="20"/>
                 <w:lang w:val="en-US"/>
               </w:rPr>
-              <w:t>16</w:t>
+              <w:t>15</w:t>
             </w:r>
             <w:r>
               <w:rPr>
@@ -14395,36 +14645,36 @@
                 <w:sz w:val="20"/>
                 <w:lang w:val="en-US"/>
               </w:rPr>
-              <w:t xml:space="preserve">ORDINARY    </w:t>
-            </w:r>
-            <w:r>
-              <w:rPr>
-                <w:rFonts w:ascii="Consolas" w:hAnsi="Consolas" w:cs="Courier New"/>
-                <w:b/>
-                <w:bCs/>
-                <w:color w:val="333333"/>
-                <w:sz w:val="20"/>
-                <w:lang w:val="en-US"/>
-              </w:rPr>
-              <w:t>|</w:t>
-            </w:r>
-            <w:r>
-              <w:rPr>
-                <w:rFonts w:ascii="Consolas" w:hAnsi="Consolas" w:cs="Courier New"/>
-                <w:color w:val="009999"/>
-                <w:sz w:val="20"/>
-                <w:lang w:val="en-US"/>
-              </w:rPr>
-              <w:t>4900</w:t>
-            </w:r>
-            <w:r>
-              <w:rPr>
-                <w:rFonts w:ascii="Consolas" w:hAnsi="Consolas" w:cs="Courier New"/>
-                <w:color w:val="333333"/>
-                <w:sz w:val="20"/>
-                <w:lang w:val="en-US"/>
-              </w:rPr>
-              <w:t xml:space="preserve">         </w:t>
+              <w:t xml:space="preserve">ORDINARY        </w:t>
+            </w:r>
+            <w:r>
+              <w:rPr>
+                <w:rFonts w:ascii="Consolas" w:hAnsi="Consolas" w:cs="Courier New"/>
+                <w:b/>
+                <w:bCs/>
+                <w:color w:val="333333"/>
+                <w:sz w:val="20"/>
+                <w:lang w:val="en-US"/>
+              </w:rPr>
+              <w:t>|</w:t>
+            </w:r>
+            <w:r>
+              <w:rPr>
+                <w:rFonts w:ascii="Consolas" w:hAnsi="Consolas" w:cs="Courier New"/>
+                <w:color w:val="009999"/>
+                <w:sz w:val="20"/>
+                <w:lang w:val="en-US"/>
+              </w:rPr>
+              <w:t>70</w:t>
+            </w:r>
+            <w:r>
+              <w:rPr>
+                <w:rFonts w:ascii="Consolas" w:hAnsi="Consolas" w:cs="Courier New"/>
+                <w:color w:val="333333"/>
+                <w:sz w:val="20"/>
+                <w:lang w:val="en-US"/>
+              </w:rPr>
+              <w:t xml:space="preserve">        </w:t>
             </w:r>
             <w:r>
               <w:rPr>
@@ -14575,36 +14825,36 @@
                 <w:sz w:val="20"/>
                 <w:lang w:val="en-US"/>
               </w:rPr>
-              <w:t xml:space="preserve">SPARES      </w:t>
-            </w:r>
-            <w:r>
-              <w:rPr>
-                <w:rFonts w:ascii="Consolas" w:hAnsi="Consolas" w:cs="Courier New"/>
-                <w:b/>
-                <w:bCs/>
-                <w:color w:val="333333"/>
-                <w:sz w:val="20"/>
-                <w:lang w:val="en-US"/>
-              </w:rPr>
-              <w:t>|</w:t>
-            </w:r>
-            <w:r>
-              <w:rPr>
-                <w:rFonts w:ascii="Consolas" w:hAnsi="Consolas" w:cs="Courier New"/>
-                <w:color w:val="009999"/>
-                <w:sz w:val="20"/>
-                <w:lang w:val="en-US"/>
-              </w:rPr>
-              <w:t>4900</w:t>
-            </w:r>
-            <w:r>
-              <w:rPr>
-                <w:rFonts w:ascii="Consolas" w:hAnsi="Consolas" w:cs="Courier New"/>
-                <w:color w:val="333333"/>
-                <w:sz w:val="20"/>
-                <w:lang w:val="en-US"/>
-              </w:rPr>
-              <w:t xml:space="preserve">         </w:t>
+              <w:t xml:space="preserve">SPARES          </w:t>
+            </w:r>
+            <w:r>
+              <w:rPr>
+                <w:rFonts w:ascii="Consolas" w:hAnsi="Consolas" w:cs="Courier New"/>
+                <w:b/>
+                <w:bCs/>
+                <w:color w:val="333333"/>
+                <w:sz w:val="20"/>
+                <w:lang w:val="en-US"/>
+              </w:rPr>
+              <w:t>|</w:t>
+            </w:r>
+            <w:r>
+              <w:rPr>
+                <w:rFonts w:ascii="Consolas" w:hAnsi="Consolas" w:cs="Courier New"/>
+                <w:color w:val="009999"/>
+                <w:sz w:val="20"/>
+                <w:lang w:val="en-US"/>
+              </w:rPr>
+              <w:t>70</w:t>
+            </w:r>
+            <w:r>
+              <w:rPr>
+                <w:rFonts w:ascii="Consolas" w:hAnsi="Consolas" w:cs="Courier New"/>
+                <w:color w:val="333333"/>
+                <w:sz w:val="20"/>
+                <w:lang w:val="en-US"/>
+              </w:rPr>
+              <w:t xml:space="preserve">        </w:t>
             </w:r>
             <w:r>
               <w:rPr>
@@ -14682,7 +14932,7 @@
                 <w:sz w:val="20"/>
                 <w:lang w:val="en-US"/>
               </w:rPr>
-              <w:t>36</w:t>
+              <w:t>34</w:t>
             </w:r>
             <w:r>
               <w:rPr>
@@ -14755,27 +15005,56 @@
                 <w:sz w:val="20"/>
                 <w:lang w:val="en-US"/>
               </w:rPr>
-              <w:t xml:space="preserve">ORDINARY    </w:t>
-            </w:r>
-            <w:r>
-              <w:rPr>
-                <w:rFonts w:ascii="Consolas" w:hAnsi="Consolas" w:cs="Courier New"/>
-                <w:b/>
-                <w:bCs/>
-                <w:color w:val="333333"/>
-                <w:sz w:val="20"/>
-                <w:lang w:val="en-US"/>
-              </w:rPr>
-              <w:t>|</w:t>
-            </w:r>
-            <w:r>
-              <w:rPr>
-                <w:rFonts w:ascii="Consolas" w:hAnsi="Consolas" w:cs="Courier New"/>
-                <w:color w:val="009999"/>
-                <w:sz w:val="20"/>
-                <w:lang w:val="en-US"/>
-              </w:rPr>
-              <w:t>10000</w:t>
+              <w:t xml:space="preserve">ORDINARY        </w:t>
+            </w:r>
+            <w:r>
+              <w:rPr>
+                <w:rFonts w:ascii="Consolas" w:hAnsi="Consolas" w:cs="Courier New"/>
+                <w:b/>
+                <w:bCs/>
+                <w:color w:val="333333"/>
+                <w:sz w:val="20"/>
+                <w:lang w:val="en-US"/>
+              </w:rPr>
+              <w:t>|</w:t>
+            </w:r>
+            <w:r>
+              <w:rPr>
+                <w:rFonts w:ascii="Consolas" w:hAnsi="Consolas" w:cs="Courier New"/>
+                <w:color w:val="009999"/>
+                <w:sz w:val="20"/>
+                <w:lang w:val="en-US"/>
+              </w:rPr>
+              <w:t>100</w:t>
+            </w:r>
+            <w:r>
+              <w:rPr>
+                <w:rFonts w:ascii="Consolas" w:hAnsi="Consolas" w:cs="Courier New"/>
+                <w:color w:val="333333"/>
+                <w:sz w:val="20"/>
+                <w:lang w:val="en-US"/>
+              </w:rPr>
+              <w:t xml:space="preserve">       </w:t>
+            </w:r>
+            <w:r>
+              <w:rPr>
+                <w:rFonts w:ascii="Consolas" w:hAnsi="Consolas" w:cs="Courier New"/>
+                <w:b/>
+                <w:bCs/>
+                <w:color w:val="333333"/>
+                <w:sz w:val="20"/>
+                <w:lang w:val="en-US"/>
+              </w:rPr>
+              <w:t>|</w:t>
+            </w:r>
+            <w:r>
+              <w:rPr>
+                <w:rFonts w:ascii="Consolas" w:hAnsi="Consolas" w:cs="Courier New"/>
+                <w:color w:val="009999"/>
+                <w:sz w:val="20"/>
+                <w:lang w:val="en-US"/>
+              </w:rPr>
+              <w:t>30</w:t>
             </w:r>
             <w:r>
               <w:rPr>
@@ -14804,35 +15083,6 @@
                 <w:sz w:val="20"/>
                 <w:lang w:val="en-US"/>
               </w:rPr>
-              <w:t>30</w:t>
-            </w:r>
-            <w:r>
-              <w:rPr>
-                <w:rFonts w:ascii="Consolas" w:hAnsi="Consolas" w:cs="Courier New"/>
-                <w:color w:val="333333"/>
-                <w:sz w:val="20"/>
-                <w:lang w:val="en-US"/>
-              </w:rPr>
-              <w:t xml:space="preserve">        </w:t>
-            </w:r>
-            <w:r>
-              <w:rPr>
-                <w:rFonts w:ascii="Consolas" w:hAnsi="Consolas" w:cs="Courier New"/>
-                <w:b/>
-                <w:bCs/>
-                <w:color w:val="333333"/>
-                <w:sz w:val="20"/>
-                <w:lang w:val="en-US"/>
-              </w:rPr>
-              <w:t>|</w:t>
-            </w:r>
-            <w:r>
-              <w:rPr>
-                <w:rFonts w:ascii="Consolas" w:hAnsi="Consolas" w:cs="Courier New"/>
-                <w:color w:val="009999"/>
-                <w:sz w:val="20"/>
-                <w:lang w:val="en-US"/>
-              </w:rPr>
               <w:t>81600</w:t>
             </w:r>
             <w:r>
@@ -14862,7 +15112,7 @@
                 <w:sz w:val="20"/>
                 <w:lang w:val="en-US"/>
               </w:rPr>
-              <w:t>28</w:t>
+              <w:t>25</w:t>
             </w:r>
             <w:r>
               <w:rPr>
@@ -14935,27 +15185,56 @@
                 <w:sz w:val="20"/>
                 <w:lang w:val="en-US"/>
               </w:rPr>
-              <w:t xml:space="preserve">SPARES      </w:t>
-            </w:r>
-            <w:r>
-              <w:rPr>
-                <w:rFonts w:ascii="Consolas" w:hAnsi="Consolas" w:cs="Courier New"/>
-                <w:b/>
-                <w:bCs/>
-                <w:color w:val="333333"/>
-                <w:sz w:val="20"/>
-                <w:lang w:val="en-US"/>
-              </w:rPr>
-              <w:t>|</w:t>
-            </w:r>
-            <w:r>
-              <w:rPr>
-                <w:rFonts w:ascii="Consolas" w:hAnsi="Consolas" w:cs="Courier New"/>
-                <w:color w:val="009999"/>
-                <w:sz w:val="20"/>
-                <w:lang w:val="en-US"/>
-              </w:rPr>
-              <w:t>10000</w:t>
+              <w:t xml:space="preserve">SPARES          </w:t>
+            </w:r>
+            <w:r>
+              <w:rPr>
+                <w:rFonts w:ascii="Consolas" w:hAnsi="Consolas" w:cs="Courier New"/>
+                <w:b/>
+                <w:bCs/>
+                <w:color w:val="333333"/>
+                <w:sz w:val="20"/>
+                <w:lang w:val="en-US"/>
+              </w:rPr>
+              <w:t>|</w:t>
+            </w:r>
+            <w:r>
+              <w:rPr>
+                <w:rFonts w:ascii="Consolas" w:hAnsi="Consolas" w:cs="Courier New"/>
+                <w:color w:val="009999"/>
+                <w:sz w:val="20"/>
+                <w:lang w:val="en-US"/>
+              </w:rPr>
+              <w:t>100</w:t>
+            </w:r>
+            <w:r>
+              <w:rPr>
+                <w:rFonts w:ascii="Consolas" w:hAnsi="Consolas" w:cs="Courier New"/>
+                <w:color w:val="333333"/>
+                <w:sz w:val="20"/>
+                <w:lang w:val="en-US"/>
+              </w:rPr>
+              <w:t xml:space="preserve">       </w:t>
+            </w:r>
+            <w:r>
+              <w:rPr>
+                <w:rFonts w:ascii="Consolas" w:hAnsi="Consolas" w:cs="Courier New"/>
+                <w:b/>
+                <w:bCs/>
+                <w:color w:val="333333"/>
+                <w:sz w:val="20"/>
+                <w:lang w:val="en-US"/>
+              </w:rPr>
+              <w:t>|</w:t>
+            </w:r>
+            <w:r>
+              <w:rPr>
+                <w:rFonts w:ascii="Consolas" w:hAnsi="Consolas" w:cs="Courier New"/>
+                <w:color w:val="009999"/>
+                <w:sz w:val="20"/>
+                <w:lang w:val="en-US"/>
+              </w:rPr>
+              <w:t>30</w:t>
             </w:r>
             <w:r>
               <w:rPr>
@@ -14984,35 +15263,6 @@
                 <w:sz w:val="20"/>
                 <w:lang w:val="en-US"/>
               </w:rPr>
-              <w:t>30</w:t>
-            </w:r>
-            <w:r>
-              <w:rPr>
-                <w:rFonts w:ascii="Consolas" w:hAnsi="Consolas" w:cs="Courier New"/>
-                <w:color w:val="333333"/>
-                <w:sz w:val="20"/>
-                <w:lang w:val="en-US"/>
-              </w:rPr>
-              <w:t xml:space="preserve">        </w:t>
-            </w:r>
-            <w:r>
-              <w:rPr>
-                <w:rFonts w:ascii="Consolas" w:hAnsi="Consolas" w:cs="Courier New"/>
-                <w:b/>
-                <w:bCs/>
-                <w:color w:val="333333"/>
-                <w:sz w:val="20"/>
-                <w:lang w:val="en-US"/>
-              </w:rPr>
-              <w:t>|</w:t>
-            </w:r>
-            <w:r>
-              <w:rPr>
-                <w:rFonts w:ascii="Consolas" w:hAnsi="Consolas" w:cs="Courier New"/>
-                <w:color w:val="009999"/>
-                <w:sz w:val="20"/>
-                <w:lang w:val="en-US"/>
-              </w:rPr>
               <w:t>48800</w:t>
             </w:r>
             <w:r>
@@ -15042,7 +15292,7 @@
                 <w:sz w:val="20"/>
                 <w:lang w:val="en-US"/>
               </w:rPr>
-              <w:t>82</w:t>
+              <w:t>72</w:t>
             </w:r>
             <w:r>
               <w:rPr>
@@ -15115,36 +15365,36 @@
                 <w:sz w:val="20"/>
                 <w:lang w:val="en-US"/>
               </w:rPr>
-              <w:t xml:space="preserve">ORDINARY    </w:t>
-            </w:r>
-            <w:r>
-              <w:rPr>
-                <w:rFonts w:ascii="Consolas" w:hAnsi="Consolas" w:cs="Courier New"/>
-                <w:b/>
-                <w:bCs/>
-                <w:color w:val="333333"/>
-                <w:sz w:val="20"/>
-                <w:lang w:val="en-US"/>
-              </w:rPr>
-              <w:t>|</w:t>
-            </w:r>
-            <w:r>
-              <w:rPr>
-                <w:rFonts w:ascii="Consolas" w:hAnsi="Consolas" w:cs="Courier New"/>
-                <w:color w:val="009999"/>
-                <w:sz w:val="20"/>
-                <w:lang w:val="en-US"/>
-              </w:rPr>
-              <w:t>225</w:t>
-            </w:r>
-            <w:r>
-              <w:rPr>
-                <w:rFonts w:ascii="Consolas" w:hAnsi="Consolas" w:cs="Courier New"/>
-                <w:color w:val="333333"/>
-                <w:sz w:val="20"/>
-                <w:lang w:val="en-US"/>
-              </w:rPr>
-              <w:t xml:space="preserve">          </w:t>
+              <w:t xml:space="preserve">ORDINARY        </w:t>
+            </w:r>
+            <w:r>
+              <w:rPr>
+                <w:rFonts w:ascii="Consolas" w:hAnsi="Consolas" w:cs="Courier New"/>
+                <w:b/>
+                <w:bCs/>
+                <w:color w:val="333333"/>
+                <w:sz w:val="20"/>
+                <w:lang w:val="en-US"/>
+              </w:rPr>
+              <w:t>|</w:t>
+            </w:r>
+            <w:r>
+              <w:rPr>
+                <w:rFonts w:ascii="Consolas" w:hAnsi="Consolas" w:cs="Courier New"/>
+                <w:color w:val="009999"/>
+                <w:sz w:val="20"/>
+                <w:lang w:val="en-US"/>
+              </w:rPr>
+              <w:t>30</w:t>
+            </w:r>
+            <w:r>
+              <w:rPr>
+                <w:rFonts w:ascii="Consolas" w:hAnsi="Consolas" w:cs="Courier New"/>
+                <w:color w:val="333333"/>
+                <w:sz w:val="20"/>
+                <w:lang w:val="en-US"/>
+              </w:rPr>
+              <w:t xml:space="preserve">        </w:t>
             </w:r>
             <w:r>
               <w:rPr>
@@ -15193,7 +15443,7 @@
                 <w:sz w:val="20"/>
                 <w:lang w:val="en-US"/>
               </w:rPr>
-              <w:t>2040</w:t>
+              <w:t>7680</w:t>
             </w:r>
             <w:r>
               <w:rPr>
@@ -15222,7 +15472,7 @@
                 <w:sz w:val="20"/>
                 <w:lang w:val="en-US"/>
               </w:rPr>
-              <w:t>0</w:t>
+              <w:t>2</w:t>
             </w:r>
             <w:r>
               <w:rPr>
@@ -15295,36 +15545,36 @@
                 <w:sz w:val="20"/>
                 <w:lang w:val="en-US"/>
               </w:rPr>
-              <w:t xml:space="preserve">SPARES      </w:t>
-            </w:r>
-            <w:r>
-              <w:rPr>
-                <w:rFonts w:ascii="Consolas" w:hAnsi="Consolas" w:cs="Courier New"/>
-                <w:b/>
-                <w:bCs/>
-                <w:color w:val="333333"/>
-                <w:sz w:val="20"/>
-                <w:lang w:val="en-US"/>
-              </w:rPr>
-              <w:t>|</w:t>
-            </w:r>
-            <w:r>
-              <w:rPr>
-                <w:rFonts w:ascii="Consolas" w:hAnsi="Consolas" w:cs="Courier New"/>
-                <w:color w:val="009999"/>
-                <w:sz w:val="20"/>
-                <w:lang w:val="en-US"/>
-              </w:rPr>
-              <w:t>225</w:t>
-            </w:r>
-            <w:r>
-              <w:rPr>
-                <w:rFonts w:ascii="Consolas" w:hAnsi="Consolas" w:cs="Courier New"/>
-                <w:color w:val="333333"/>
-                <w:sz w:val="20"/>
-                <w:lang w:val="en-US"/>
-              </w:rPr>
-              <w:t xml:space="preserve">          </w:t>
+              <w:t xml:space="preserve">SPARES          </w:t>
+            </w:r>
+            <w:r>
+              <w:rPr>
+                <w:rFonts w:ascii="Consolas" w:hAnsi="Consolas" w:cs="Courier New"/>
+                <w:b/>
+                <w:bCs/>
+                <w:color w:val="333333"/>
+                <w:sz w:val="20"/>
+                <w:lang w:val="en-US"/>
+              </w:rPr>
+              <w:t>|</w:t>
+            </w:r>
+            <w:r>
+              <w:rPr>
+                <w:rFonts w:ascii="Consolas" w:hAnsi="Consolas" w:cs="Courier New"/>
+                <w:color w:val="009999"/>
+                <w:sz w:val="20"/>
+                <w:lang w:val="en-US"/>
+              </w:rPr>
+              <w:t>30</w:t>
+            </w:r>
+            <w:r>
+              <w:rPr>
+                <w:rFonts w:ascii="Consolas" w:hAnsi="Consolas" w:cs="Courier New"/>
+                <w:color w:val="333333"/>
+                <w:sz w:val="20"/>
+                <w:lang w:val="en-US"/>
+              </w:rPr>
+              <w:t xml:space="preserve">        </w:t>
             </w:r>
             <w:r>
               <w:rPr>
@@ -15373,7 +15623,7 @@
                 <w:sz w:val="20"/>
                 <w:lang w:val="en-US"/>
               </w:rPr>
-              <w:t>1912</w:t>
+              <w:t>7440</w:t>
             </w:r>
             <w:r>
               <w:rPr>
@@ -15402,7 +15652,7 @@
                 <w:sz w:val="20"/>
                 <w:lang w:val="en-US"/>
               </w:rPr>
-              <w:t>2</w:t>
+              <w:t>8</w:t>
             </w:r>
             <w:r>
               <w:rPr>
@@ -15475,36 +15725,36 @@
                 <w:sz w:val="20"/>
                 <w:lang w:val="en-US"/>
               </w:rPr>
-              <w:t xml:space="preserve">ORDINARY    </w:t>
-            </w:r>
-            <w:r>
-              <w:rPr>
-                <w:rFonts w:ascii="Consolas" w:hAnsi="Consolas" w:cs="Courier New"/>
-                <w:b/>
-                <w:bCs/>
-                <w:color w:val="333333"/>
-                <w:sz w:val="20"/>
-                <w:lang w:val="en-US"/>
-              </w:rPr>
-              <w:t>|</w:t>
-            </w:r>
-            <w:r>
-              <w:rPr>
-                <w:rFonts w:ascii="Consolas" w:hAnsi="Consolas" w:cs="Courier New"/>
-                <w:color w:val="009999"/>
-                <w:sz w:val="20"/>
-                <w:lang w:val="en-US"/>
-              </w:rPr>
-              <w:t>2500</w:t>
-            </w:r>
-            <w:r>
-              <w:rPr>
-                <w:rFonts w:ascii="Consolas" w:hAnsi="Consolas" w:cs="Courier New"/>
-                <w:color w:val="333333"/>
-                <w:sz w:val="20"/>
-                <w:lang w:val="en-US"/>
-              </w:rPr>
-              <w:t xml:space="preserve">         </w:t>
+              <w:t xml:space="preserve">ORDINARY        </w:t>
+            </w:r>
+            <w:r>
+              <w:rPr>
+                <w:rFonts w:ascii="Consolas" w:hAnsi="Consolas" w:cs="Courier New"/>
+                <w:b/>
+                <w:bCs/>
+                <w:color w:val="333333"/>
+                <w:sz w:val="20"/>
+                <w:lang w:val="en-US"/>
+              </w:rPr>
+              <w:t>|</w:t>
+            </w:r>
+            <w:r>
+              <w:rPr>
+                <w:rFonts w:ascii="Consolas" w:hAnsi="Consolas" w:cs="Courier New"/>
+                <w:color w:val="009999"/>
+                <w:sz w:val="20"/>
+                <w:lang w:val="en-US"/>
+              </w:rPr>
+              <w:t>50</w:t>
+            </w:r>
+            <w:r>
+              <w:rPr>
+                <w:rFonts w:ascii="Consolas" w:hAnsi="Consolas" w:cs="Courier New"/>
+                <w:color w:val="333333"/>
+                <w:sz w:val="20"/>
+                <w:lang w:val="en-US"/>
+              </w:rPr>
+              <w:t xml:space="preserve">        </w:t>
             </w:r>
             <w:r>
               <w:rPr>
@@ -15655,36 +15905,7 @@
                 <w:sz w:val="20"/>
                 <w:lang w:val="en-US"/>
               </w:rPr>
-              <w:t xml:space="preserve">SPARES      </w:t>
-            </w:r>
-            <w:r>
-              <w:rPr>
-                <w:rFonts w:ascii="Consolas" w:hAnsi="Consolas" w:cs="Courier New"/>
-                <w:b/>
-                <w:bCs/>
-                <w:color w:val="333333"/>
-                <w:sz w:val="20"/>
-                <w:lang w:val="en-US"/>
-              </w:rPr>
-              <w:t>|</w:t>
-            </w:r>
-            <w:r>
-              <w:rPr>
-                <w:rFonts w:ascii="Consolas" w:hAnsi="Consolas" w:cs="Courier New"/>
-                <w:color w:val="009999"/>
-                <w:sz w:val="20"/>
-                <w:lang w:val="en-US"/>
-              </w:rPr>
-              <w:t>2500</w:t>
-            </w:r>
-            <w:r>
-              <w:rPr>
-                <w:rFonts w:ascii="Consolas" w:hAnsi="Consolas" w:cs="Courier New"/>
-                <w:color w:val="333333"/>
-                <w:sz w:val="20"/>
-                <w:lang w:val="en-US"/>
-              </w:rPr>
-              <w:t xml:space="preserve">         </w:t>
+              <w:t xml:space="preserve">SPARES          </w:t>
             </w:r>
             <w:r>
               <w:rPr>
@@ -15733,6 +15954,35 @@
                 <w:sz w:val="20"/>
                 <w:lang w:val="en-US"/>
               </w:rPr>
+              <w:t>50</w:t>
+            </w:r>
+            <w:r>
+              <w:rPr>
+                <w:rFonts w:ascii="Consolas" w:hAnsi="Consolas" w:cs="Courier New"/>
+                <w:color w:val="333333"/>
+                <w:sz w:val="20"/>
+                <w:lang w:val="en-US"/>
+              </w:rPr>
+              <w:t xml:space="preserve">        </w:t>
+            </w:r>
+            <w:r>
+              <w:rPr>
+                <w:rFonts w:ascii="Consolas" w:hAnsi="Consolas" w:cs="Courier New"/>
+                <w:b/>
+                <w:bCs/>
+                <w:color w:val="333333"/>
+                <w:sz w:val="20"/>
+                <w:lang w:val="en-US"/>
+              </w:rPr>
+              <w:t>|</w:t>
+            </w:r>
+            <w:r>
+              <w:rPr>
+                <w:rFonts w:ascii="Consolas" w:hAnsi="Consolas" w:cs="Courier New"/>
+                <w:color w:val="009999"/>
+                <w:sz w:val="20"/>
+                <w:lang w:val="en-US"/>
+              </w:rPr>
               <w:t>20400</w:t>
             </w:r>
             <w:r>
@@ -15762,7 +16012,7 @@
                 <w:sz w:val="20"/>
                 <w:lang w:val="en-US"/>
               </w:rPr>
-              <w:t>25</w:t>
+              <w:t>29</w:t>
             </w:r>
             <w:r>
               <w:rPr>
@@ -15835,36 +16085,36 @@
                 <w:sz w:val="20"/>
                 <w:lang w:val="en-US"/>
               </w:rPr>
-              <w:t xml:space="preserve">ORDINARY    </w:t>
-            </w:r>
-            <w:r>
-              <w:rPr>
-                <w:rFonts w:ascii="Consolas" w:hAnsi="Consolas" w:cs="Courier New"/>
-                <w:b/>
-                <w:bCs/>
-                <w:color w:val="333333"/>
-                <w:sz w:val="20"/>
-                <w:lang w:val="en-US"/>
-              </w:rPr>
-              <w:t>|</w:t>
-            </w:r>
-            <w:r>
-              <w:rPr>
-                <w:rFonts w:ascii="Consolas" w:hAnsi="Consolas" w:cs="Courier New"/>
-                <w:color w:val="009999"/>
-                <w:sz w:val="20"/>
-                <w:lang w:val="en-US"/>
-              </w:rPr>
-              <w:t>4900</w:t>
-            </w:r>
-            <w:r>
-              <w:rPr>
-                <w:rFonts w:ascii="Consolas" w:hAnsi="Consolas" w:cs="Courier New"/>
-                <w:color w:val="333333"/>
-                <w:sz w:val="20"/>
-                <w:lang w:val="en-US"/>
-              </w:rPr>
-              <w:t xml:space="preserve">         </w:t>
+              <w:t xml:space="preserve">ORDINARY        </w:t>
+            </w:r>
+            <w:r>
+              <w:rPr>
+                <w:rFonts w:ascii="Consolas" w:hAnsi="Consolas" w:cs="Courier New"/>
+                <w:b/>
+                <w:bCs/>
+                <w:color w:val="333333"/>
+                <w:sz w:val="20"/>
+                <w:lang w:val="en-US"/>
+              </w:rPr>
+              <w:t>|</w:t>
+            </w:r>
+            <w:r>
+              <w:rPr>
+                <w:rFonts w:ascii="Consolas" w:hAnsi="Consolas" w:cs="Courier New"/>
+                <w:color w:val="009999"/>
+                <w:sz w:val="20"/>
+                <w:lang w:val="en-US"/>
+              </w:rPr>
+              <w:t>70</w:t>
+            </w:r>
+            <w:r>
+              <w:rPr>
+                <w:rFonts w:ascii="Consolas" w:hAnsi="Consolas" w:cs="Courier New"/>
+                <w:color w:val="333333"/>
+                <w:sz w:val="20"/>
+                <w:lang w:val="en-US"/>
+              </w:rPr>
+              <w:t xml:space="preserve">        </w:t>
             </w:r>
             <w:r>
               <w:rPr>
@@ -15942,7 +16192,7 @@
                 <w:sz w:val="20"/>
                 <w:lang w:val="en-US"/>
               </w:rPr>
-              <w:t>12</w:t>
+              <w:t>14</w:t>
             </w:r>
             <w:r>
               <w:rPr>
@@ -16015,36 +16265,36 @@
                 <w:sz w:val="20"/>
                 <w:lang w:val="en-US"/>
               </w:rPr>
-              <w:t xml:space="preserve">SPARES      </w:t>
-            </w:r>
-            <w:r>
-              <w:rPr>
-                <w:rFonts w:ascii="Consolas" w:hAnsi="Consolas" w:cs="Courier New"/>
-                <w:b/>
-                <w:bCs/>
-                <w:color w:val="333333"/>
-                <w:sz w:val="20"/>
-                <w:lang w:val="en-US"/>
-              </w:rPr>
-              <w:t>|</w:t>
-            </w:r>
-            <w:r>
-              <w:rPr>
-                <w:rFonts w:ascii="Consolas" w:hAnsi="Consolas" w:cs="Courier New"/>
-                <w:color w:val="009999"/>
-                <w:sz w:val="20"/>
-                <w:lang w:val="en-US"/>
-              </w:rPr>
-              <w:t>4900</w:t>
-            </w:r>
-            <w:r>
-              <w:rPr>
-                <w:rFonts w:ascii="Consolas" w:hAnsi="Consolas" w:cs="Courier New"/>
-                <w:color w:val="333333"/>
-                <w:sz w:val="20"/>
-                <w:lang w:val="en-US"/>
-              </w:rPr>
-              <w:t xml:space="preserve">         </w:t>
+              <w:t xml:space="preserve">SPARES          </w:t>
+            </w:r>
+            <w:r>
+              <w:rPr>
+                <w:rFonts w:ascii="Consolas" w:hAnsi="Consolas" w:cs="Courier New"/>
+                <w:b/>
+                <w:bCs/>
+                <w:color w:val="333333"/>
+                <w:sz w:val="20"/>
+                <w:lang w:val="en-US"/>
+              </w:rPr>
+              <w:t>|</w:t>
+            </w:r>
+            <w:r>
+              <w:rPr>
+                <w:rFonts w:ascii="Consolas" w:hAnsi="Consolas" w:cs="Courier New"/>
+                <w:color w:val="009999"/>
+                <w:sz w:val="20"/>
+                <w:lang w:val="en-US"/>
+              </w:rPr>
+              <w:t>70</w:t>
+            </w:r>
+            <w:r>
+              <w:rPr>
+                <w:rFonts w:ascii="Consolas" w:hAnsi="Consolas" w:cs="Courier New"/>
+                <w:color w:val="333333"/>
+                <w:sz w:val="20"/>
+                <w:lang w:val="en-US"/>
+              </w:rPr>
+              <w:t xml:space="preserve">        </w:t>
             </w:r>
             <w:r>
               <w:rPr>
@@ -16122,7 +16372,7 @@
                 <w:sz w:val="20"/>
                 <w:lang w:val="en-US"/>
               </w:rPr>
-              <w:t>54</w:t>
+              <w:t>61</w:t>
             </w:r>
             <w:r>
               <w:rPr>
@@ -16195,36 +16445,36 @@
                 <w:sz w:val="20"/>
                 <w:lang w:val="en-US"/>
               </w:rPr>
-              <w:t xml:space="preserve">ORDINARY    </w:t>
-            </w:r>
-            <w:r>
-              <w:rPr>
-                <w:rFonts w:ascii="Consolas" w:hAnsi="Consolas" w:cs="Courier New"/>
-                <w:b/>
-                <w:bCs/>
-                <w:color w:val="333333"/>
-                <w:sz w:val="20"/>
-                <w:lang w:val="en-US"/>
-              </w:rPr>
-              <w:t>|</w:t>
-            </w:r>
-            <w:r>
-              <w:rPr>
-                <w:rFonts w:ascii="Consolas" w:hAnsi="Consolas" w:cs="Courier New"/>
-                <w:color w:val="009999"/>
-                <w:sz w:val="20"/>
-                <w:lang w:val="en-US"/>
-              </w:rPr>
-              <w:t>10000</w:t>
-            </w:r>
-            <w:r>
-              <w:rPr>
-                <w:rFonts w:ascii="Consolas" w:hAnsi="Consolas" w:cs="Courier New"/>
-                <w:color w:val="333333"/>
-                <w:sz w:val="20"/>
-                <w:lang w:val="en-US"/>
-              </w:rPr>
-              <w:t xml:space="preserve">        </w:t>
+              <w:t xml:space="preserve">ORDINARY        </w:t>
+            </w:r>
+            <w:r>
+              <w:rPr>
+                <w:rFonts w:ascii="Consolas" w:hAnsi="Consolas" w:cs="Courier New"/>
+                <w:b/>
+                <w:bCs/>
+                <w:color w:val="333333"/>
+                <w:sz w:val="20"/>
+                <w:lang w:val="en-US"/>
+              </w:rPr>
+              <w:t>|</w:t>
+            </w:r>
+            <w:r>
+              <w:rPr>
+                <w:rFonts w:ascii="Consolas" w:hAnsi="Consolas" w:cs="Courier New"/>
+                <w:color w:val="009999"/>
+                <w:sz w:val="20"/>
+                <w:lang w:val="en-US"/>
+              </w:rPr>
+              <w:t>100</w:t>
+            </w:r>
+            <w:r>
+              <w:rPr>
+                <w:rFonts w:ascii="Consolas" w:hAnsi="Consolas" w:cs="Courier New"/>
+                <w:color w:val="333333"/>
+                <w:sz w:val="20"/>
+                <w:lang w:val="en-US"/>
+              </w:rPr>
+              <w:t xml:space="preserve">       </w:t>
             </w:r>
             <w:r>
               <w:rPr>
@@ -16375,27 +16625,56 @@
                 <w:sz w:val="20"/>
                 <w:lang w:val="en-US"/>
               </w:rPr>
-              <w:t xml:space="preserve">SPARES      </w:t>
-            </w:r>
-            <w:r>
-              <w:rPr>
-                <w:rFonts w:ascii="Consolas" w:hAnsi="Consolas" w:cs="Courier New"/>
-                <w:b/>
-                <w:bCs/>
-                <w:color w:val="333333"/>
-                <w:sz w:val="20"/>
-                <w:lang w:val="en-US"/>
-              </w:rPr>
-              <w:t>|</w:t>
-            </w:r>
-            <w:r>
-              <w:rPr>
-                <w:rFonts w:ascii="Consolas" w:hAnsi="Consolas" w:cs="Courier New"/>
-                <w:color w:val="009999"/>
-                <w:sz w:val="20"/>
-                <w:lang w:val="en-US"/>
-              </w:rPr>
-              <w:t>10000</w:t>
+              <w:t xml:space="preserve">SPARES          </w:t>
+            </w:r>
+            <w:r>
+              <w:rPr>
+                <w:rFonts w:ascii="Consolas" w:hAnsi="Consolas" w:cs="Courier New"/>
+                <w:b/>
+                <w:bCs/>
+                <w:color w:val="333333"/>
+                <w:sz w:val="20"/>
+                <w:lang w:val="en-US"/>
+              </w:rPr>
+              <w:t>|</w:t>
+            </w:r>
+            <w:r>
+              <w:rPr>
+                <w:rFonts w:ascii="Consolas" w:hAnsi="Consolas" w:cs="Courier New"/>
+                <w:color w:val="009999"/>
+                <w:sz w:val="20"/>
+                <w:lang w:val="en-US"/>
+              </w:rPr>
+              <w:t>100</w:t>
+            </w:r>
+            <w:r>
+              <w:rPr>
+                <w:rFonts w:ascii="Consolas" w:hAnsi="Consolas" w:cs="Courier New"/>
+                <w:color w:val="333333"/>
+                <w:sz w:val="20"/>
+                <w:lang w:val="en-US"/>
+              </w:rPr>
+              <w:t xml:space="preserve">       </w:t>
+            </w:r>
+            <w:r>
+              <w:rPr>
+                <w:rFonts w:ascii="Consolas" w:hAnsi="Consolas" w:cs="Courier New"/>
+                <w:b/>
+                <w:bCs/>
+                <w:color w:val="333333"/>
+                <w:sz w:val="20"/>
+                <w:lang w:val="en-US"/>
+              </w:rPr>
+              <w:t>|</w:t>
+            </w:r>
+            <w:r>
+              <w:rPr>
+                <w:rFonts w:ascii="Consolas" w:hAnsi="Consolas" w:cs="Courier New"/>
+                <w:color w:val="009999"/>
+                <w:sz w:val="20"/>
+                <w:lang w:val="en-US"/>
+              </w:rPr>
+              <w:t>50</w:t>
             </w:r>
             <w:r>
               <w:rPr>
@@ -16424,35 +16703,6 @@
                 <w:sz w:val="20"/>
                 <w:lang w:val="en-US"/>
               </w:rPr>
-              <w:t>50</w:t>
-            </w:r>
-            <w:r>
-              <w:rPr>
-                <w:rFonts w:ascii="Consolas" w:hAnsi="Consolas" w:cs="Courier New"/>
-                <w:color w:val="333333"/>
-                <w:sz w:val="20"/>
-                <w:lang w:val="en-US"/>
-              </w:rPr>
-              <w:t xml:space="preserve">        </w:t>
-            </w:r>
-            <w:r>
-              <w:rPr>
-                <w:rFonts w:ascii="Consolas" w:hAnsi="Consolas" w:cs="Courier New"/>
-                <w:b/>
-                <w:bCs/>
-                <w:color w:val="333333"/>
-                <w:sz w:val="20"/>
-                <w:lang w:val="en-US"/>
-              </w:rPr>
-              <w:t>|</w:t>
-            </w:r>
-            <w:r>
-              <w:rPr>
-                <w:rFonts w:ascii="Consolas" w:hAnsi="Consolas" w:cs="Courier New"/>
-                <w:color w:val="009999"/>
-                <w:sz w:val="20"/>
-                <w:lang w:val="en-US"/>
-              </w:rPr>
               <w:t>80800</w:t>
             </w:r>
             <w:r>
@@ -16482,7 +16732,7 @@
                 <w:sz w:val="20"/>
                 <w:lang w:val="en-US"/>
               </w:rPr>
-              <w:t>129</w:t>
+              <w:t>116</w:t>
             </w:r>
             <w:r>
               <w:rPr>
@@ -16556,36 +16806,36 @@
                 <w:sz w:val="20"/>
                 <w:lang w:val="en-US"/>
               </w:rPr>
-              <w:t xml:space="preserve">ORDINARY    </w:t>
-            </w:r>
-            <w:r>
-              <w:rPr>
-                <w:rFonts w:ascii="Consolas" w:hAnsi="Consolas" w:cs="Courier New"/>
-                <w:b/>
-                <w:bCs/>
-                <w:color w:val="333333"/>
-                <w:sz w:val="20"/>
-                <w:lang w:val="en-US"/>
-              </w:rPr>
-              <w:t>|</w:t>
-            </w:r>
-            <w:r>
-              <w:rPr>
-                <w:rFonts w:ascii="Consolas" w:hAnsi="Consolas" w:cs="Courier New"/>
-                <w:color w:val="009999"/>
-                <w:sz w:val="20"/>
-                <w:lang w:val="en-US"/>
-              </w:rPr>
-              <w:t>225</w:t>
-            </w:r>
-            <w:r>
-              <w:rPr>
-                <w:rFonts w:ascii="Consolas" w:hAnsi="Consolas" w:cs="Courier New"/>
-                <w:color w:val="333333"/>
-                <w:sz w:val="20"/>
-                <w:lang w:val="en-US"/>
-              </w:rPr>
-              <w:t xml:space="preserve">          </w:t>
+              <w:t xml:space="preserve">ORDINARY        </w:t>
+            </w:r>
+            <w:r>
+              <w:rPr>
+                <w:rFonts w:ascii="Consolas" w:hAnsi="Consolas" w:cs="Courier New"/>
+                <w:b/>
+                <w:bCs/>
+                <w:color w:val="333333"/>
+                <w:sz w:val="20"/>
+                <w:lang w:val="en-US"/>
+              </w:rPr>
+              <w:t>|</w:t>
+            </w:r>
+            <w:r>
+              <w:rPr>
+                <w:rFonts w:ascii="Consolas" w:hAnsi="Consolas" w:cs="Courier New"/>
+                <w:color w:val="009999"/>
+                <w:sz w:val="20"/>
+                <w:lang w:val="en-US"/>
+              </w:rPr>
+              <w:t>30</w:t>
+            </w:r>
+            <w:r>
+              <w:rPr>
+                <w:rFonts w:ascii="Consolas" w:hAnsi="Consolas" w:cs="Courier New"/>
+                <w:color w:val="333333"/>
+                <w:sz w:val="20"/>
+                <w:lang w:val="en-US"/>
+              </w:rPr>
+              <w:t xml:space="preserve">        </w:t>
             </w:r>
             <w:r>
               <w:rPr>
@@ -16634,7 +16884,7 @@
                 <w:sz w:val="20"/>
                 <w:lang w:val="en-US"/>
               </w:rPr>
-              <w:t>2040</w:t>
+              <w:t>7680</w:t>
             </w:r>
             <w:r>
               <w:rPr>
@@ -16663,7 +16913,7 @@
                 <w:sz w:val="20"/>
                 <w:lang w:val="en-US"/>
               </w:rPr>
-              <w:t>0</w:t>
+              <w:t>2</w:t>
             </w:r>
             <w:r>
               <w:rPr>
@@ -16736,36 +16986,36 @@
                 <w:sz w:val="20"/>
                 <w:lang w:val="en-US"/>
               </w:rPr>
-              <w:t xml:space="preserve">SPARES      </w:t>
-            </w:r>
-            <w:r>
-              <w:rPr>
-                <w:rFonts w:ascii="Consolas" w:hAnsi="Consolas" w:cs="Courier New"/>
-                <w:b/>
-                <w:bCs/>
-                <w:color w:val="333333"/>
-                <w:sz w:val="20"/>
-                <w:lang w:val="en-US"/>
-              </w:rPr>
-              <w:t>|</w:t>
-            </w:r>
-            <w:r>
-              <w:rPr>
-                <w:rFonts w:ascii="Consolas" w:hAnsi="Consolas" w:cs="Courier New"/>
-                <w:color w:val="009999"/>
-                <w:sz w:val="20"/>
-                <w:lang w:val="en-US"/>
-              </w:rPr>
-              <w:t>225</w:t>
-            </w:r>
-            <w:r>
-              <w:rPr>
-                <w:rFonts w:ascii="Consolas" w:hAnsi="Consolas" w:cs="Courier New"/>
-                <w:color w:val="333333"/>
-                <w:sz w:val="20"/>
-                <w:lang w:val="en-US"/>
-              </w:rPr>
-              <w:t xml:space="preserve">          </w:t>
+              <w:t xml:space="preserve">SPARES          </w:t>
+            </w:r>
+            <w:r>
+              <w:rPr>
+                <w:rFonts w:ascii="Consolas" w:hAnsi="Consolas" w:cs="Courier New"/>
+                <w:b/>
+                <w:bCs/>
+                <w:color w:val="333333"/>
+                <w:sz w:val="20"/>
+                <w:lang w:val="en-US"/>
+              </w:rPr>
+              <w:t>|</w:t>
+            </w:r>
+            <w:r>
+              <w:rPr>
+                <w:rFonts w:ascii="Consolas" w:hAnsi="Consolas" w:cs="Courier New"/>
+                <w:color w:val="009999"/>
+                <w:sz w:val="20"/>
+                <w:lang w:val="en-US"/>
+              </w:rPr>
+              <w:t>30</w:t>
+            </w:r>
+            <w:r>
+              <w:rPr>
+                <w:rFonts w:ascii="Consolas" w:hAnsi="Consolas" w:cs="Courier New"/>
+                <w:color w:val="333333"/>
+                <w:sz w:val="20"/>
+                <w:lang w:val="en-US"/>
+              </w:rPr>
+              <w:t xml:space="preserve">        </w:t>
             </w:r>
             <w:r>
               <w:rPr>
@@ -16814,45 +17064,45 @@
                 <w:sz w:val="20"/>
                 <w:lang w:val="en-US"/>
               </w:rPr>
-              <w:t>3352</w:t>
-            </w:r>
-            <w:r>
-              <w:rPr>
-                <w:rFonts w:ascii="Consolas" w:hAnsi="Consolas" w:cs="Courier New"/>
-                <w:color w:val="333333"/>
-                <w:sz w:val="20"/>
-                <w:lang w:val="en-US"/>
-              </w:rPr>
-              <w:t xml:space="preserve">                </w:t>
-            </w:r>
-            <w:r>
-              <w:rPr>
-                <w:rFonts w:ascii="Consolas" w:hAnsi="Consolas" w:cs="Courier New"/>
-                <w:b/>
-                <w:bCs/>
-                <w:color w:val="333333"/>
-                <w:sz w:val="20"/>
-                <w:lang w:val="en-US"/>
-              </w:rPr>
-              <w:t>|</w:t>
-            </w:r>
-            <w:r>
-              <w:rPr>
-                <w:rFonts w:ascii="Consolas" w:hAnsi="Consolas" w:cs="Courier New"/>
-                <w:color w:val="009999"/>
-                <w:sz w:val="20"/>
-                <w:lang w:val="en-US"/>
-              </w:rPr>
-              <w:t>3</w:t>
-            </w:r>
-            <w:r>
-              <w:rPr>
-                <w:rFonts w:ascii="Consolas" w:hAnsi="Consolas" w:cs="Courier New"/>
-                <w:color w:val="333333"/>
-                <w:sz w:val="20"/>
-                <w:lang w:val="en-US"/>
-              </w:rPr>
-              <w:t xml:space="preserve">              </w:t>
+              <w:t>13200</w:t>
+            </w:r>
+            <w:r>
+              <w:rPr>
+                <w:rFonts w:ascii="Consolas" w:hAnsi="Consolas" w:cs="Courier New"/>
+                <w:color w:val="333333"/>
+                <w:sz w:val="20"/>
+                <w:lang w:val="en-US"/>
+              </w:rPr>
+              <w:t xml:space="preserve">               </w:t>
+            </w:r>
+            <w:r>
+              <w:rPr>
+                <w:rFonts w:ascii="Consolas" w:hAnsi="Consolas" w:cs="Courier New"/>
+                <w:b/>
+                <w:bCs/>
+                <w:color w:val="333333"/>
+                <w:sz w:val="20"/>
+                <w:lang w:val="en-US"/>
+              </w:rPr>
+              <w:t>|</w:t>
+            </w:r>
+            <w:r>
+              <w:rPr>
+                <w:rFonts w:ascii="Consolas" w:hAnsi="Consolas" w:cs="Courier New"/>
+                <w:color w:val="009999"/>
+                <w:sz w:val="20"/>
+                <w:lang w:val="en-US"/>
+              </w:rPr>
+              <w:t>10</w:t>
+            </w:r>
+            <w:r>
+              <w:rPr>
+                <w:rFonts w:ascii="Consolas" w:hAnsi="Consolas" w:cs="Courier New"/>
+                <w:color w:val="333333"/>
+                <w:sz w:val="20"/>
+                <w:lang w:val="en-US"/>
+              </w:rPr>
+              <w:t xml:space="preserve">             </w:t>
             </w:r>
             <w:r>
               <w:rPr>
@@ -16916,36 +17166,36 @@
                 <w:sz w:val="20"/>
                 <w:lang w:val="en-US"/>
               </w:rPr>
-              <w:t xml:space="preserve">ORDINARY    </w:t>
-            </w:r>
-            <w:r>
-              <w:rPr>
-                <w:rFonts w:ascii="Consolas" w:hAnsi="Consolas" w:cs="Courier New"/>
-                <w:b/>
-                <w:bCs/>
-                <w:color w:val="333333"/>
-                <w:sz w:val="20"/>
-                <w:lang w:val="en-US"/>
-              </w:rPr>
-              <w:t>|</w:t>
-            </w:r>
-            <w:r>
-              <w:rPr>
-                <w:rFonts w:ascii="Consolas" w:hAnsi="Consolas" w:cs="Courier New"/>
-                <w:color w:val="009999"/>
-                <w:sz w:val="20"/>
-                <w:lang w:val="en-US"/>
-              </w:rPr>
-              <w:t>2500</w:t>
-            </w:r>
-            <w:r>
-              <w:rPr>
-                <w:rFonts w:ascii="Consolas" w:hAnsi="Consolas" w:cs="Courier New"/>
-                <w:color w:val="333333"/>
-                <w:sz w:val="20"/>
-                <w:lang w:val="en-US"/>
-              </w:rPr>
-              <w:t xml:space="preserve">         </w:t>
+              <w:t xml:space="preserve">ORDINARY        </w:t>
+            </w:r>
+            <w:r>
+              <w:rPr>
+                <w:rFonts w:ascii="Consolas" w:hAnsi="Consolas" w:cs="Courier New"/>
+                <w:b/>
+                <w:bCs/>
+                <w:color w:val="333333"/>
+                <w:sz w:val="20"/>
+                <w:lang w:val="en-US"/>
+              </w:rPr>
+              <w:t>|</w:t>
+            </w:r>
+            <w:r>
+              <w:rPr>
+                <w:rFonts w:ascii="Consolas" w:hAnsi="Consolas" w:cs="Courier New"/>
+                <w:color w:val="009999"/>
+                <w:sz w:val="20"/>
+                <w:lang w:val="en-US"/>
+              </w:rPr>
+              <w:t>50</w:t>
+            </w:r>
+            <w:r>
+              <w:rPr>
+                <w:rFonts w:ascii="Consolas" w:hAnsi="Consolas" w:cs="Courier New"/>
+                <w:color w:val="333333"/>
+                <w:sz w:val="20"/>
+                <w:lang w:val="en-US"/>
+              </w:rPr>
+              <w:t xml:space="preserve">        </w:t>
             </w:r>
             <w:r>
               <w:rPr>
@@ -17096,36 +17346,36 @@
                 <w:sz w:val="20"/>
                 <w:lang w:val="en-US"/>
               </w:rPr>
-              <w:t xml:space="preserve">SPARES      </w:t>
-            </w:r>
-            <w:r>
-              <w:rPr>
-                <w:rFonts w:ascii="Consolas" w:hAnsi="Consolas" w:cs="Courier New"/>
-                <w:b/>
-                <w:bCs/>
-                <w:color w:val="333333"/>
-                <w:sz w:val="20"/>
-                <w:lang w:val="en-US"/>
-              </w:rPr>
-              <w:t>|</w:t>
-            </w:r>
-            <w:r>
-              <w:rPr>
-                <w:rFonts w:ascii="Consolas" w:hAnsi="Consolas" w:cs="Courier New"/>
-                <w:color w:val="009999"/>
-                <w:sz w:val="20"/>
-                <w:lang w:val="en-US"/>
-              </w:rPr>
-              <w:t>2500</w:t>
-            </w:r>
-            <w:r>
-              <w:rPr>
-                <w:rFonts w:ascii="Consolas" w:hAnsi="Consolas" w:cs="Courier New"/>
-                <w:color w:val="333333"/>
-                <w:sz w:val="20"/>
-                <w:lang w:val="en-US"/>
-              </w:rPr>
-              <w:t xml:space="preserve">         </w:t>
+              <w:t xml:space="preserve">SPARES          </w:t>
+            </w:r>
+            <w:r>
+              <w:rPr>
+                <w:rFonts w:ascii="Consolas" w:hAnsi="Consolas" w:cs="Courier New"/>
+                <w:b/>
+                <w:bCs/>
+                <w:color w:val="333333"/>
+                <w:sz w:val="20"/>
+                <w:lang w:val="en-US"/>
+              </w:rPr>
+              <w:t>|</w:t>
+            </w:r>
+            <w:r>
+              <w:rPr>
+                <w:rFonts w:ascii="Consolas" w:hAnsi="Consolas" w:cs="Courier New"/>
+                <w:color w:val="009999"/>
+                <w:sz w:val="20"/>
+                <w:lang w:val="en-US"/>
+              </w:rPr>
+              <w:t>50</w:t>
+            </w:r>
+            <w:r>
+              <w:rPr>
+                <w:rFonts w:ascii="Consolas" w:hAnsi="Consolas" w:cs="Courier New"/>
+                <w:color w:val="333333"/>
+                <w:sz w:val="20"/>
+                <w:lang w:val="en-US"/>
+              </w:rPr>
+              <w:t xml:space="preserve">        </w:t>
             </w:r>
             <w:r>
               <w:rPr>
@@ -17203,7 +17453,7 @@
                 <w:sz w:val="20"/>
                 <w:lang w:val="en-US"/>
               </w:rPr>
-              <w:t>32</w:t>
+              <w:t>30</w:t>
             </w:r>
             <w:r>
               <w:rPr>
@@ -17276,36 +17526,36 @@
                 <w:sz w:val="20"/>
                 <w:lang w:val="en-US"/>
               </w:rPr>
-              <w:t xml:space="preserve">ORDINARY    </w:t>
-            </w:r>
-            <w:r>
-              <w:rPr>
-                <w:rFonts w:ascii="Consolas" w:hAnsi="Consolas" w:cs="Courier New"/>
-                <w:b/>
-                <w:bCs/>
-                <w:color w:val="333333"/>
-                <w:sz w:val="20"/>
-                <w:lang w:val="en-US"/>
-              </w:rPr>
-              <w:t>|</w:t>
-            </w:r>
-            <w:r>
-              <w:rPr>
-                <w:rFonts w:ascii="Consolas" w:hAnsi="Consolas" w:cs="Courier New"/>
-                <w:color w:val="009999"/>
-                <w:sz w:val="20"/>
-                <w:lang w:val="en-US"/>
-              </w:rPr>
-              <w:t>4900</w:t>
-            </w:r>
-            <w:r>
-              <w:rPr>
-                <w:rFonts w:ascii="Consolas" w:hAnsi="Consolas" w:cs="Courier New"/>
-                <w:color w:val="333333"/>
-                <w:sz w:val="20"/>
-                <w:lang w:val="en-US"/>
-              </w:rPr>
-              <w:t xml:space="preserve">         </w:t>
+              <w:t xml:space="preserve">ORDINARY        </w:t>
+            </w:r>
+            <w:r>
+              <w:rPr>
+                <w:rFonts w:ascii="Consolas" w:hAnsi="Consolas" w:cs="Courier New"/>
+                <w:b/>
+                <w:bCs/>
+                <w:color w:val="333333"/>
+                <w:sz w:val="20"/>
+                <w:lang w:val="en-US"/>
+              </w:rPr>
+              <w:t>|</w:t>
+            </w:r>
+            <w:r>
+              <w:rPr>
+                <w:rFonts w:ascii="Consolas" w:hAnsi="Consolas" w:cs="Courier New"/>
+                <w:color w:val="009999"/>
+                <w:sz w:val="20"/>
+                <w:lang w:val="en-US"/>
+              </w:rPr>
+              <w:t>70</w:t>
+            </w:r>
+            <w:r>
+              <w:rPr>
+                <w:rFonts w:ascii="Consolas" w:hAnsi="Consolas" w:cs="Courier New"/>
+                <w:color w:val="333333"/>
+                <w:sz w:val="20"/>
+                <w:lang w:val="en-US"/>
+              </w:rPr>
+              <w:t xml:space="preserve">        </w:t>
             </w:r>
             <w:r>
               <w:rPr>
@@ -17383,7 +17633,7 @@
                 <w:sz w:val="20"/>
                 <w:lang w:val="en-US"/>
               </w:rPr>
-              <w:t>13</w:t>
+              <w:t>14</w:t>
             </w:r>
             <w:r>
               <w:rPr>
@@ -17456,36 +17706,36 @@
                 <w:sz w:val="20"/>
                 <w:lang w:val="en-US"/>
               </w:rPr>
-              <w:t xml:space="preserve">SPARES      </w:t>
-            </w:r>
-            <w:r>
-              <w:rPr>
-                <w:rFonts w:ascii="Consolas" w:hAnsi="Consolas" w:cs="Courier New"/>
-                <w:b/>
-                <w:bCs/>
-                <w:color w:val="333333"/>
-                <w:sz w:val="20"/>
-                <w:lang w:val="en-US"/>
-              </w:rPr>
-              <w:t>|</w:t>
-            </w:r>
-            <w:r>
-              <w:rPr>
-                <w:rFonts w:ascii="Consolas" w:hAnsi="Consolas" w:cs="Courier New"/>
-                <w:color w:val="009999"/>
-                <w:sz w:val="20"/>
-                <w:lang w:val="en-US"/>
-              </w:rPr>
-              <w:t>4900</w:t>
-            </w:r>
-            <w:r>
-              <w:rPr>
-                <w:rFonts w:ascii="Consolas" w:hAnsi="Consolas" w:cs="Courier New"/>
-                <w:color w:val="333333"/>
-                <w:sz w:val="20"/>
-                <w:lang w:val="en-US"/>
-              </w:rPr>
-              <w:t xml:space="preserve">         </w:t>
+              <w:t xml:space="preserve">SPARES          </w:t>
+            </w:r>
+            <w:r>
+              <w:rPr>
+                <w:rFonts w:ascii="Consolas" w:hAnsi="Consolas" w:cs="Courier New"/>
+                <w:b/>
+                <w:bCs/>
+                <w:color w:val="333333"/>
+                <w:sz w:val="20"/>
+                <w:lang w:val="en-US"/>
+              </w:rPr>
+              <w:t>|</w:t>
+            </w:r>
+            <w:r>
+              <w:rPr>
+                <w:rFonts w:ascii="Consolas" w:hAnsi="Consolas" w:cs="Courier New"/>
+                <w:color w:val="009999"/>
+                <w:sz w:val="20"/>
+                <w:lang w:val="en-US"/>
+              </w:rPr>
+              <w:t>70</w:t>
+            </w:r>
+            <w:r>
+              <w:rPr>
+                <w:rFonts w:ascii="Consolas" w:hAnsi="Consolas" w:cs="Courier New"/>
+                <w:color w:val="333333"/>
+                <w:sz w:val="20"/>
+                <w:lang w:val="en-US"/>
+              </w:rPr>
+              <w:t xml:space="preserve">        </w:t>
             </w:r>
             <w:r>
               <w:rPr>
@@ -17563,7 +17813,7 @@
                 <w:sz w:val="20"/>
                 <w:lang w:val="en-US"/>
               </w:rPr>
-              <w:t>57</w:t>
+              <w:t>62</w:t>
             </w:r>
             <w:r>
               <w:rPr>
@@ -17636,36 +17886,36 @@
                 <w:sz w:val="20"/>
                 <w:lang w:val="en-US"/>
               </w:rPr>
-              <w:t xml:space="preserve">ORDINARY    </w:t>
-            </w:r>
-            <w:r>
-              <w:rPr>
-                <w:rFonts w:ascii="Consolas" w:hAnsi="Consolas" w:cs="Courier New"/>
-                <w:b/>
-                <w:bCs/>
-                <w:color w:val="333333"/>
-                <w:sz w:val="20"/>
-                <w:lang w:val="en-US"/>
-              </w:rPr>
-              <w:t>|</w:t>
-            </w:r>
-            <w:r>
-              <w:rPr>
-                <w:rFonts w:ascii="Consolas" w:hAnsi="Consolas" w:cs="Courier New"/>
-                <w:color w:val="009999"/>
-                <w:sz w:val="20"/>
-                <w:lang w:val="en-US"/>
-              </w:rPr>
-              <w:t>10000</w:t>
-            </w:r>
-            <w:r>
-              <w:rPr>
-                <w:rFonts w:ascii="Consolas" w:hAnsi="Consolas" w:cs="Courier New"/>
-                <w:color w:val="333333"/>
-                <w:sz w:val="20"/>
-                <w:lang w:val="en-US"/>
-              </w:rPr>
-              <w:t xml:space="preserve">        </w:t>
+              <w:t xml:space="preserve">ORDINARY        </w:t>
+            </w:r>
+            <w:r>
+              <w:rPr>
+                <w:rFonts w:ascii="Consolas" w:hAnsi="Consolas" w:cs="Courier New"/>
+                <w:b/>
+                <w:bCs/>
+                <w:color w:val="333333"/>
+                <w:sz w:val="20"/>
+                <w:lang w:val="en-US"/>
+              </w:rPr>
+              <w:t>|</w:t>
+            </w:r>
+            <w:r>
+              <w:rPr>
+                <w:rFonts w:ascii="Consolas" w:hAnsi="Consolas" w:cs="Courier New"/>
+                <w:color w:val="009999"/>
+                <w:sz w:val="20"/>
+                <w:lang w:val="en-US"/>
+              </w:rPr>
+              <w:t>100</w:t>
+            </w:r>
+            <w:r>
+              <w:rPr>
+                <w:rFonts w:ascii="Consolas" w:hAnsi="Consolas" w:cs="Courier New"/>
+                <w:color w:val="333333"/>
+                <w:sz w:val="20"/>
+                <w:lang w:val="en-US"/>
+              </w:rPr>
+              <w:t xml:space="preserve">       </w:t>
             </w:r>
             <w:r>
               <w:rPr>
@@ -17816,27 +18066,56 @@
                 <w:sz w:val="20"/>
                 <w:lang w:val="en-US"/>
               </w:rPr>
-              <w:t xml:space="preserve">SPARES      </w:t>
-            </w:r>
-            <w:r>
-              <w:rPr>
-                <w:rFonts w:ascii="Consolas" w:hAnsi="Consolas" w:cs="Courier New"/>
-                <w:b/>
-                <w:bCs/>
-                <w:color w:val="333333"/>
-                <w:sz w:val="20"/>
-                <w:lang w:val="en-US"/>
-              </w:rPr>
-              <w:t>|</w:t>
-            </w:r>
-            <w:r>
-              <w:rPr>
-                <w:rFonts w:ascii="Consolas" w:hAnsi="Consolas" w:cs="Courier New"/>
-                <w:color w:val="009999"/>
-                <w:sz w:val="20"/>
-                <w:lang w:val="en-US"/>
-              </w:rPr>
-              <w:t>10000</w:t>
+              <w:t xml:space="preserve">SPARES          </w:t>
+            </w:r>
+            <w:r>
+              <w:rPr>
+                <w:rFonts w:ascii="Consolas" w:hAnsi="Consolas" w:cs="Courier New"/>
+                <w:b/>
+                <w:bCs/>
+                <w:color w:val="333333"/>
+                <w:sz w:val="20"/>
+                <w:lang w:val="en-US"/>
+              </w:rPr>
+              <w:t>|</w:t>
+            </w:r>
+            <w:r>
+              <w:rPr>
+                <w:rFonts w:ascii="Consolas" w:hAnsi="Consolas" w:cs="Courier New"/>
+                <w:color w:val="009999"/>
+                <w:sz w:val="20"/>
+                <w:lang w:val="en-US"/>
+              </w:rPr>
+              <w:t>100</w:t>
+            </w:r>
+            <w:r>
+              <w:rPr>
+                <w:rFonts w:ascii="Consolas" w:hAnsi="Consolas" w:cs="Courier New"/>
+                <w:color w:val="333333"/>
+                <w:sz w:val="20"/>
+                <w:lang w:val="en-US"/>
+              </w:rPr>
+              <w:t xml:space="preserve">       </w:t>
+            </w:r>
+            <w:r>
+              <w:rPr>
+                <w:rFonts w:ascii="Consolas" w:hAnsi="Consolas" w:cs="Courier New"/>
+                <w:b/>
+                <w:bCs/>
+                <w:color w:val="333333"/>
+                <w:sz w:val="20"/>
+                <w:lang w:val="en-US"/>
+              </w:rPr>
+              <w:t>|</w:t>
+            </w:r>
+            <w:r>
+              <w:rPr>
+                <w:rFonts w:ascii="Consolas" w:hAnsi="Consolas" w:cs="Courier New"/>
+                <w:color w:val="009999"/>
+                <w:sz w:val="20"/>
+                <w:lang w:val="en-US"/>
+              </w:rPr>
+              <w:t>90</w:t>
             </w:r>
             <w:r>
               <w:rPr>
@@ -17865,35 +18144,6 @@
                 <w:sz w:val="20"/>
                 <w:lang w:val="en-US"/>
               </w:rPr>
-              <w:t>90</w:t>
-            </w:r>
-            <w:r>
-              <w:rPr>
-                <w:rFonts w:ascii="Consolas" w:hAnsi="Consolas" w:cs="Courier New"/>
-                <w:color w:val="333333"/>
-                <w:sz w:val="20"/>
-                <w:lang w:val="en-US"/>
-              </w:rPr>
-              <w:t xml:space="preserve">        </w:t>
-            </w:r>
-            <w:r>
-              <w:rPr>
-                <w:rFonts w:ascii="Consolas" w:hAnsi="Consolas" w:cs="Courier New"/>
-                <w:b/>
-                <w:bCs/>
-                <w:color w:val="333333"/>
-                <w:sz w:val="20"/>
-                <w:lang w:val="en-US"/>
-              </w:rPr>
-              <w:t>|</w:t>
-            </w:r>
-            <w:r>
-              <w:rPr>
-                <w:rFonts w:ascii="Consolas" w:hAnsi="Consolas" w:cs="Courier New"/>
-                <w:color w:val="009999"/>
-                <w:sz w:val="20"/>
-                <w:lang w:val="en-US"/>
-              </w:rPr>
               <w:t>144800</w:t>
             </w:r>
             <w:r>
@@ -17923,7 +18173,7 @@
                 <w:sz w:val="20"/>
                 <w:lang w:val="en-US"/>
               </w:rPr>
-              <w:t>118</w:t>
+              <w:t>120</w:t>
             </w:r>
             <w:r>
               <w:rPr>
@@ -17996,36 +18246,36 @@
                 <w:sz w:val="20"/>
                 <w:lang w:val="en-US"/>
               </w:rPr>
-              <w:t xml:space="preserve">ORDINARY    </w:t>
-            </w:r>
-            <w:r>
-              <w:rPr>
-                <w:rFonts w:ascii="Consolas" w:hAnsi="Consolas" w:cs="Courier New"/>
-                <w:b/>
-                <w:bCs/>
-                <w:color w:val="333333"/>
-                <w:sz w:val="20"/>
-                <w:lang w:val="en-US"/>
-              </w:rPr>
-              <w:t>|</w:t>
-            </w:r>
-            <w:r>
-              <w:rPr>
-                <w:rFonts w:ascii="Consolas" w:hAnsi="Consolas" w:cs="Courier New"/>
-                <w:color w:val="009999"/>
-                <w:sz w:val="20"/>
-                <w:lang w:val="en-US"/>
-              </w:rPr>
-              <w:t>225</w:t>
-            </w:r>
-            <w:r>
-              <w:rPr>
-                <w:rFonts w:ascii="Consolas" w:hAnsi="Consolas" w:cs="Courier New"/>
-                <w:color w:val="333333"/>
-                <w:sz w:val="20"/>
-                <w:lang w:val="en-US"/>
-              </w:rPr>
-              <w:t xml:space="preserve">          </w:t>
+              <w:t xml:space="preserve">ORDINARY        </w:t>
+            </w:r>
+            <w:r>
+              <w:rPr>
+                <w:rFonts w:ascii="Consolas" w:hAnsi="Consolas" w:cs="Courier New"/>
+                <w:b/>
+                <w:bCs/>
+                <w:color w:val="333333"/>
+                <w:sz w:val="20"/>
+                <w:lang w:val="en-US"/>
+              </w:rPr>
+              <w:t>|</w:t>
+            </w:r>
+            <w:r>
+              <w:rPr>
+                <w:rFonts w:ascii="Consolas" w:hAnsi="Consolas" w:cs="Courier New"/>
+                <w:color w:val="009999"/>
+                <w:sz w:val="20"/>
+                <w:lang w:val="en-US"/>
+              </w:rPr>
+              <w:t>30</w:t>
+            </w:r>
+            <w:r>
+              <w:rPr>
+                <w:rFonts w:ascii="Consolas" w:hAnsi="Consolas" w:cs="Courier New"/>
+                <w:color w:val="333333"/>
+                <w:sz w:val="20"/>
+                <w:lang w:val="en-US"/>
+              </w:rPr>
+              <w:t xml:space="preserve">        </w:t>
             </w:r>
             <w:r>
               <w:rPr>
@@ -18074,7 +18324,7 @@
                 <w:sz w:val="20"/>
                 <w:lang w:val="en-US"/>
               </w:rPr>
-              <w:t>2040</w:t>
+              <w:t>7680</w:t>
             </w:r>
             <w:r>
               <w:rPr>
@@ -18103,7 +18353,7 @@
                 <w:sz w:val="20"/>
                 <w:lang w:val="en-US"/>
               </w:rPr>
-              <w:t>0</w:t>
+              <w:t>2</w:t>
             </w:r>
             <w:r>
               <w:rPr>
@@ -18176,36 +18426,36 @@
                 <w:sz w:val="20"/>
                 <w:lang w:val="en-US"/>
               </w:rPr>
-              <w:t xml:space="preserve">SPARES      </w:t>
-            </w:r>
-            <w:r>
-              <w:rPr>
-                <w:rFonts w:ascii="Consolas" w:hAnsi="Consolas" w:cs="Courier New"/>
-                <w:b/>
-                <w:bCs/>
-                <w:color w:val="333333"/>
-                <w:sz w:val="20"/>
-                <w:lang w:val="en-US"/>
-              </w:rPr>
-              <w:t>|</w:t>
-            </w:r>
-            <w:r>
-              <w:rPr>
-                <w:rFonts w:ascii="Consolas" w:hAnsi="Consolas" w:cs="Courier New"/>
-                <w:color w:val="009999"/>
-                <w:sz w:val="20"/>
-                <w:lang w:val="en-US"/>
-              </w:rPr>
-              <w:t>225</w:t>
-            </w:r>
-            <w:r>
-              <w:rPr>
-                <w:rFonts w:ascii="Consolas" w:hAnsi="Consolas" w:cs="Courier New"/>
-                <w:color w:val="333333"/>
-                <w:sz w:val="20"/>
-                <w:lang w:val="en-US"/>
-              </w:rPr>
-              <w:t xml:space="preserve">          </w:t>
+              <w:t xml:space="preserve">SPARES          </w:t>
+            </w:r>
+            <w:r>
+              <w:rPr>
+                <w:rFonts w:ascii="Consolas" w:hAnsi="Consolas" w:cs="Courier New"/>
+                <w:b/>
+                <w:bCs/>
+                <w:color w:val="333333"/>
+                <w:sz w:val="20"/>
+                <w:lang w:val="en-US"/>
+              </w:rPr>
+              <w:t>|</w:t>
+            </w:r>
+            <w:r>
+              <w:rPr>
+                <w:rFonts w:ascii="Consolas" w:hAnsi="Consolas" w:cs="Courier New"/>
+                <w:color w:val="009999"/>
+                <w:sz w:val="20"/>
+                <w:lang w:val="en-US"/>
+              </w:rPr>
+              <w:t>30</w:t>
+            </w:r>
+            <w:r>
+              <w:rPr>
+                <w:rFonts w:ascii="Consolas" w:hAnsi="Consolas" w:cs="Courier New"/>
+                <w:color w:val="333333"/>
+                <w:sz w:val="20"/>
+                <w:lang w:val="en-US"/>
+              </w:rPr>
+              <w:t xml:space="preserve">        </w:t>
             </w:r>
             <w:r>
               <w:rPr>
@@ -18254,45 +18504,45 @@
                 <w:sz w:val="20"/>
                 <w:lang w:val="en-US"/>
               </w:rPr>
-              <w:t>3720</w:t>
-            </w:r>
-            <w:r>
-              <w:rPr>
-                <w:rFonts w:ascii="Consolas" w:hAnsi="Consolas" w:cs="Courier New"/>
-                <w:color w:val="333333"/>
-                <w:sz w:val="20"/>
-                <w:lang w:val="en-US"/>
-              </w:rPr>
-              <w:t xml:space="preserve">                </w:t>
-            </w:r>
-            <w:r>
-              <w:rPr>
-                <w:rFonts w:ascii="Consolas" w:hAnsi="Consolas" w:cs="Courier New"/>
-                <w:b/>
-                <w:bCs/>
-                <w:color w:val="333333"/>
-                <w:sz w:val="20"/>
-                <w:lang w:val="en-US"/>
-              </w:rPr>
-              <w:t>|</w:t>
-            </w:r>
-            <w:r>
-              <w:rPr>
-                <w:rFonts w:ascii="Consolas" w:hAnsi="Consolas" w:cs="Courier New"/>
-                <w:color w:val="009999"/>
-                <w:sz w:val="20"/>
-                <w:lang w:val="en-US"/>
-              </w:rPr>
-              <w:t>2</w:t>
-            </w:r>
-            <w:r>
-              <w:rPr>
-                <w:rFonts w:ascii="Consolas" w:hAnsi="Consolas" w:cs="Courier New"/>
-                <w:color w:val="333333"/>
-                <w:sz w:val="20"/>
-                <w:lang w:val="en-US"/>
-              </w:rPr>
-              <w:t xml:space="preserve">              </w:t>
+              <w:t>14640</w:t>
+            </w:r>
+            <w:r>
+              <w:rPr>
+                <w:rFonts w:ascii="Consolas" w:hAnsi="Consolas" w:cs="Courier New"/>
+                <w:color w:val="333333"/>
+                <w:sz w:val="20"/>
+                <w:lang w:val="en-US"/>
+              </w:rPr>
+              <w:t xml:space="preserve">               </w:t>
+            </w:r>
+            <w:r>
+              <w:rPr>
+                <w:rFonts w:ascii="Consolas" w:hAnsi="Consolas" w:cs="Courier New"/>
+                <w:b/>
+                <w:bCs/>
+                <w:color w:val="333333"/>
+                <w:sz w:val="20"/>
+                <w:lang w:val="en-US"/>
+              </w:rPr>
+              <w:t>|</w:t>
+            </w:r>
+            <w:r>
+              <w:rPr>
+                <w:rFonts w:ascii="Consolas" w:hAnsi="Consolas" w:cs="Courier New"/>
+                <w:color w:val="009999"/>
+                <w:sz w:val="20"/>
+                <w:lang w:val="en-US"/>
+              </w:rPr>
+              <w:t>10</w:t>
+            </w:r>
+            <w:r>
+              <w:rPr>
+                <w:rFonts w:ascii="Consolas" w:hAnsi="Consolas" w:cs="Courier New"/>
+                <w:color w:val="333333"/>
+                <w:sz w:val="20"/>
+                <w:lang w:val="en-US"/>
+              </w:rPr>
+              <w:t xml:space="preserve">             </w:t>
             </w:r>
             <w:r>
               <w:rPr>
@@ -18356,36 +18606,36 @@
                 <w:sz w:val="20"/>
                 <w:lang w:val="en-US"/>
               </w:rPr>
-              <w:t xml:space="preserve">ORDINARY    </w:t>
-            </w:r>
-            <w:r>
-              <w:rPr>
-                <w:rFonts w:ascii="Consolas" w:hAnsi="Consolas" w:cs="Courier New"/>
-                <w:b/>
-                <w:bCs/>
-                <w:color w:val="333333"/>
-                <w:sz w:val="20"/>
-                <w:lang w:val="en-US"/>
-              </w:rPr>
-              <w:t>|</w:t>
-            </w:r>
-            <w:r>
-              <w:rPr>
-                <w:rFonts w:ascii="Consolas" w:hAnsi="Consolas" w:cs="Courier New"/>
-                <w:color w:val="009999"/>
-                <w:sz w:val="20"/>
-                <w:lang w:val="en-US"/>
-              </w:rPr>
-              <w:t>2500</w:t>
-            </w:r>
-            <w:r>
-              <w:rPr>
-                <w:rFonts w:ascii="Consolas" w:hAnsi="Consolas" w:cs="Courier New"/>
-                <w:color w:val="333333"/>
-                <w:sz w:val="20"/>
-                <w:lang w:val="en-US"/>
-              </w:rPr>
-              <w:t xml:space="preserve">         </w:t>
+              <w:t xml:space="preserve">ORDINARY        </w:t>
+            </w:r>
+            <w:r>
+              <w:rPr>
+                <w:rFonts w:ascii="Consolas" w:hAnsi="Consolas" w:cs="Courier New"/>
+                <w:b/>
+                <w:bCs/>
+                <w:color w:val="333333"/>
+                <w:sz w:val="20"/>
+                <w:lang w:val="en-US"/>
+              </w:rPr>
+              <w:t>|</w:t>
+            </w:r>
+            <w:r>
+              <w:rPr>
+                <w:rFonts w:ascii="Consolas" w:hAnsi="Consolas" w:cs="Courier New"/>
+                <w:color w:val="009999"/>
+                <w:sz w:val="20"/>
+                <w:lang w:val="en-US"/>
+              </w:rPr>
+              <w:t>50</w:t>
+            </w:r>
+            <w:r>
+              <w:rPr>
+                <w:rFonts w:ascii="Consolas" w:hAnsi="Consolas" w:cs="Courier New"/>
+                <w:color w:val="333333"/>
+                <w:sz w:val="20"/>
+                <w:lang w:val="en-US"/>
+              </w:rPr>
+              <w:t xml:space="preserve">        </w:t>
             </w:r>
             <w:r>
               <w:rPr>
@@ -18463,7 +18713,7 @@
                 <w:sz w:val="20"/>
                 <w:lang w:val="en-US"/>
               </w:rPr>
-              <w:t>7</w:t>
+              <w:t>6</w:t>
             </w:r>
             <w:r>
               <w:rPr>
@@ -18536,36 +18786,36 @@
                 <w:sz w:val="20"/>
                 <w:lang w:val="en-US"/>
               </w:rPr>
-              <w:t xml:space="preserve">SPARES      </w:t>
-            </w:r>
-            <w:r>
-              <w:rPr>
-                <w:rFonts w:ascii="Consolas" w:hAnsi="Consolas" w:cs="Courier New"/>
-                <w:b/>
-                <w:bCs/>
-                <w:color w:val="333333"/>
-                <w:sz w:val="20"/>
-                <w:lang w:val="en-US"/>
-              </w:rPr>
-              <w:t>|</w:t>
-            </w:r>
-            <w:r>
-              <w:rPr>
-                <w:rFonts w:ascii="Consolas" w:hAnsi="Consolas" w:cs="Courier New"/>
-                <w:color w:val="009999"/>
-                <w:sz w:val="20"/>
-                <w:lang w:val="en-US"/>
-              </w:rPr>
-              <w:t>2500</w:t>
-            </w:r>
-            <w:r>
-              <w:rPr>
-                <w:rFonts w:ascii="Consolas" w:hAnsi="Consolas" w:cs="Courier New"/>
-                <w:color w:val="333333"/>
-                <w:sz w:val="20"/>
-                <w:lang w:val="en-US"/>
-              </w:rPr>
-              <w:t xml:space="preserve">         </w:t>
+              <w:t xml:space="preserve">SPARES          </w:t>
+            </w:r>
+            <w:r>
+              <w:rPr>
+                <w:rFonts w:ascii="Consolas" w:hAnsi="Consolas" w:cs="Courier New"/>
+                <w:b/>
+                <w:bCs/>
+                <w:color w:val="333333"/>
+                <w:sz w:val="20"/>
+                <w:lang w:val="en-US"/>
+              </w:rPr>
+              <w:t>|</w:t>
+            </w:r>
+            <w:r>
+              <w:rPr>
+                <w:rFonts w:ascii="Consolas" w:hAnsi="Consolas" w:cs="Courier New"/>
+                <w:color w:val="009999"/>
+                <w:sz w:val="20"/>
+                <w:lang w:val="en-US"/>
+              </w:rPr>
+              <w:t>50</w:t>
+            </w:r>
+            <w:r>
+              <w:rPr>
+                <w:rFonts w:ascii="Consolas" w:hAnsi="Consolas" w:cs="Courier New"/>
+                <w:color w:val="333333"/>
+                <w:sz w:val="20"/>
+                <w:lang w:val="en-US"/>
+              </w:rPr>
+              <w:t xml:space="preserve">        </w:t>
             </w:r>
             <w:r>
               <w:rPr>
@@ -18643,7 +18893,7 @@
                 <w:sz w:val="20"/>
                 <w:lang w:val="en-US"/>
               </w:rPr>
-              <w:t>27</w:t>
+              <w:t>28</w:t>
             </w:r>
             <w:r>
               <w:rPr>
@@ -18716,36 +18966,36 @@
                 <w:sz w:val="20"/>
                 <w:lang w:val="en-US"/>
               </w:rPr>
-              <w:t xml:space="preserve">ORDINARY    </w:t>
-            </w:r>
-            <w:r>
-              <w:rPr>
-                <w:rFonts w:ascii="Consolas" w:hAnsi="Consolas" w:cs="Courier New"/>
-                <w:b/>
-                <w:bCs/>
-                <w:color w:val="333333"/>
-                <w:sz w:val="20"/>
-                <w:lang w:val="en-US"/>
-              </w:rPr>
-              <w:t>|</w:t>
-            </w:r>
-            <w:r>
-              <w:rPr>
-                <w:rFonts w:ascii="Consolas" w:hAnsi="Consolas" w:cs="Courier New"/>
-                <w:color w:val="009999"/>
-                <w:sz w:val="20"/>
-                <w:lang w:val="en-US"/>
-              </w:rPr>
-              <w:t>4900</w:t>
-            </w:r>
-            <w:r>
-              <w:rPr>
-                <w:rFonts w:ascii="Consolas" w:hAnsi="Consolas" w:cs="Courier New"/>
-                <w:color w:val="333333"/>
-                <w:sz w:val="20"/>
-                <w:lang w:val="en-US"/>
-              </w:rPr>
-              <w:t xml:space="preserve">         </w:t>
+              <w:t xml:space="preserve">ORDINARY        </w:t>
+            </w:r>
+            <w:r>
+              <w:rPr>
+                <w:rFonts w:ascii="Consolas" w:hAnsi="Consolas" w:cs="Courier New"/>
+                <w:b/>
+                <w:bCs/>
+                <w:color w:val="333333"/>
+                <w:sz w:val="20"/>
+                <w:lang w:val="en-US"/>
+              </w:rPr>
+              <w:t>|</w:t>
+            </w:r>
+            <w:r>
+              <w:rPr>
+                <w:rFonts w:ascii="Consolas" w:hAnsi="Consolas" w:cs="Courier New"/>
+                <w:color w:val="009999"/>
+                <w:sz w:val="20"/>
+                <w:lang w:val="en-US"/>
+              </w:rPr>
+              <w:t>70</w:t>
+            </w:r>
+            <w:r>
+              <w:rPr>
+                <w:rFonts w:ascii="Consolas" w:hAnsi="Consolas" w:cs="Courier New"/>
+                <w:color w:val="333333"/>
+                <w:sz w:val="20"/>
+                <w:lang w:val="en-US"/>
+              </w:rPr>
+              <w:t xml:space="preserve">        </w:t>
             </w:r>
             <w:r>
               <w:rPr>
@@ -18896,36 +19146,36 @@
                 <w:sz w:val="20"/>
                 <w:lang w:val="en-US"/>
               </w:rPr>
-              <w:t xml:space="preserve">SPARES      </w:t>
-            </w:r>
-            <w:r>
-              <w:rPr>
-                <w:rFonts w:ascii="Consolas" w:hAnsi="Consolas" w:cs="Courier New"/>
-                <w:b/>
-                <w:bCs/>
-                <w:color w:val="333333"/>
-                <w:sz w:val="20"/>
-                <w:lang w:val="en-US"/>
-              </w:rPr>
-              <w:t>|</w:t>
-            </w:r>
-            <w:r>
-              <w:rPr>
-                <w:rFonts w:ascii="Consolas" w:hAnsi="Consolas" w:cs="Courier New"/>
-                <w:color w:val="009999"/>
-                <w:sz w:val="20"/>
-                <w:lang w:val="en-US"/>
-              </w:rPr>
-              <w:t>4900</w:t>
-            </w:r>
-            <w:r>
-              <w:rPr>
-                <w:rFonts w:ascii="Consolas" w:hAnsi="Consolas" w:cs="Courier New"/>
-                <w:color w:val="333333"/>
-                <w:sz w:val="20"/>
-                <w:lang w:val="en-US"/>
-              </w:rPr>
-              <w:t xml:space="preserve">         </w:t>
+              <w:t xml:space="preserve">SPARES          </w:t>
+            </w:r>
+            <w:r>
+              <w:rPr>
+                <w:rFonts w:ascii="Consolas" w:hAnsi="Consolas" w:cs="Courier New"/>
+                <w:b/>
+                <w:bCs/>
+                <w:color w:val="333333"/>
+                <w:sz w:val="20"/>
+                <w:lang w:val="en-US"/>
+              </w:rPr>
+              <w:t>|</w:t>
+            </w:r>
+            <w:r>
+              <w:rPr>
+                <w:rFonts w:ascii="Consolas" w:hAnsi="Consolas" w:cs="Courier New"/>
+                <w:color w:val="009999"/>
+                <w:sz w:val="20"/>
+                <w:lang w:val="en-US"/>
+              </w:rPr>
+              <w:t>70</w:t>
+            </w:r>
+            <w:r>
+              <w:rPr>
+                <w:rFonts w:ascii="Consolas" w:hAnsi="Consolas" w:cs="Courier New"/>
+                <w:color w:val="333333"/>
+                <w:sz w:val="20"/>
+                <w:lang w:val="en-US"/>
+              </w:rPr>
+              <w:t xml:space="preserve">        </w:t>
             </w:r>
             <w:r>
               <w:rPr>
@@ -19076,36 +19326,7 @@
                 <w:sz w:val="20"/>
                 <w:lang w:val="en-US"/>
               </w:rPr>
-              <w:t xml:space="preserve">ORDINARY    </w:t>
-            </w:r>
-            <w:r>
-              <w:rPr>
-                <w:rFonts w:ascii="Consolas" w:hAnsi="Consolas" w:cs="Courier New"/>
-                <w:b/>
-                <w:bCs/>
-                <w:color w:val="333333"/>
-                <w:sz w:val="20"/>
-                <w:lang w:val="en-US"/>
-              </w:rPr>
-              <w:t>|</w:t>
-            </w:r>
-            <w:r>
-              <w:rPr>
-                <w:rFonts w:ascii="Consolas" w:hAnsi="Consolas" w:cs="Courier New"/>
-                <w:color w:val="009999"/>
-                <w:sz w:val="20"/>
-                <w:lang w:val="en-US"/>
-              </w:rPr>
-              <w:t>10000</w:t>
-            </w:r>
-            <w:r>
-              <w:rPr>
-                <w:rFonts w:ascii="Consolas" w:hAnsi="Consolas" w:cs="Courier New"/>
-                <w:color w:val="333333"/>
-                <w:sz w:val="20"/>
-                <w:lang w:val="en-US"/>
-              </w:rPr>
-              <w:t xml:space="preserve">        </w:t>
+              <w:t xml:space="preserve">ORDINARY        </w:t>
             </w:r>
             <w:r>
               <w:rPr>
@@ -19154,6 +19375,35 @@
                 <w:sz w:val="20"/>
                 <w:lang w:val="en-US"/>
               </w:rPr>
+              <w:t>100</w:t>
+            </w:r>
+            <w:r>
+              <w:rPr>
+                <w:rFonts w:ascii="Consolas" w:hAnsi="Consolas" w:cs="Courier New"/>
+                <w:color w:val="333333"/>
+                <w:sz w:val="20"/>
+                <w:lang w:val="en-US"/>
+              </w:rPr>
+              <w:t xml:space="preserve">       </w:t>
+            </w:r>
+            <w:r>
+              <w:rPr>
+                <w:rFonts w:ascii="Consolas" w:hAnsi="Consolas" w:cs="Courier New"/>
+                <w:b/>
+                <w:bCs/>
+                <w:color w:val="333333"/>
+                <w:sz w:val="20"/>
+                <w:lang w:val="en-US"/>
+              </w:rPr>
+              <w:t>|</w:t>
+            </w:r>
+            <w:r>
+              <w:rPr>
+                <w:rFonts w:ascii="Consolas" w:hAnsi="Consolas" w:cs="Courier New"/>
+                <w:color w:val="009999"/>
+                <w:sz w:val="20"/>
+                <w:lang w:val="en-US"/>
+              </w:rPr>
               <w:t>81600</w:t>
             </w:r>
             <w:r>
@@ -19183,7 +19433,7 @@
                 <w:sz w:val="20"/>
                 <w:lang w:val="en-US"/>
               </w:rPr>
-              <w:t>28</w:t>
+              <w:t>29</w:t>
             </w:r>
             <w:r>
               <w:rPr>
@@ -19256,36 +19506,7 @@
                 <w:sz w:val="20"/>
                 <w:lang w:val="en-US"/>
               </w:rPr>
-              <w:t xml:space="preserve">SPARES      </w:t>
-            </w:r>
-            <w:r>
-              <w:rPr>
-                <w:rFonts w:ascii="Consolas" w:hAnsi="Consolas" w:cs="Courier New"/>
-                <w:b/>
-                <w:bCs/>
-                <w:color w:val="333333"/>
-                <w:sz w:val="20"/>
-                <w:lang w:val="en-US"/>
-              </w:rPr>
-              <w:t>|</w:t>
-            </w:r>
-            <w:r>
-              <w:rPr>
-                <w:rFonts w:ascii="Consolas" w:hAnsi="Consolas" w:cs="Courier New"/>
-                <w:color w:val="009999"/>
-                <w:sz w:val="20"/>
-                <w:lang w:val="en-US"/>
-              </w:rPr>
-              <w:t>10000</w:t>
-            </w:r>
-            <w:r>
-              <w:rPr>
-                <w:rFonts w:ascii="Consolas" w:hAnsi="Consolas" w:cs="Courier New"/>
-                <w:color w:val="333333"/>
-                <w:sz w:val="20"/>
-                <w:lang w:val="en-US"/>
-              </w:rPr>
-              <w:t xml:space="preserve">        </w:t>
+              <w:t xml:space="preserve">SPARES          </w:t>
             </w:r>
             <w:r>
               <w:rPr>
@@ -19334,6 +19555,35 @@
                 <w:sz w:val="20"/>
                 <w:lang w:val="en-US"/>
               </w:rPr>
+              <w:t>100</w:t>
+            </w:r>
+            <w:r>
+              <w:rPr>
+                <w:rFonts w:ascii="Consolas" w:hAnsi="Consolas" w:cs="Courier New"/>
+                <w:color w:val="333333"/>
+                <w:sz w:val="20"/>
+                <w:lang w:val="en-US"/>
+              </w:rPr>
+              <w:t xml:space="preserve">       </w:t>
+            </w:r>
+            <w:r>
+              <w:rPr>
+                <w:rFonts w:ascii="Consolas" w:hAnsi="Consolas" w:cs="Courier New"/>
+                <w:b/>
+                <w:bCs/>
+                <w:color w:val="333333"/>
+                <w:sz w:val="20"/>
+                <w:lang w:val="en-US"/>
+              </w:rPr>
+              <w:t>|</w:t>
+            </w:r>
+            <w:r>
+              <w:rPr>
+                <w:rFonts w:ascii="Consolas" w:hAnsi="Consolas" w:cs="Courier New"/>
+                <w:color w:val="009999"/>
+                <w:sz w:val="20"/>
+                <w:lang w:val="en-US"/>
+              </w:rPr>
               <w:t>160800</w:t>
             </w:r>
             <w:r>
@@ -19363,7 +19613,7 @@
                 <w:sz w:val="20"/>
                 <w:lang w:val="en-US"/>
               </w:rPr>
-              <w:t>109</w:t>
+              <w:t>113</w:t>
             </w:r>
             <w:r>
               <w:rPr>
@@ -19429,6 +19679,8 @@
             </w:r>
           </w:p>
         </w:tc>
+        <w:bookmarkStart w:id="17" w:name="_GoBack"/>
+        <w:bookmarkEnd w:id="17"/>
       </w:tr>
     </w:tbl>
     <w:p/>
@@ -19510,7 +19762,7 @@
           <w:szCs w:val="28"/>
         </w:rPr>
       </w:pPr>
-      <w:bookmarkStart w:id="17" w:name="_Toc117475155"/>
+      <w:bookmarkStart w:id="18" w:name="_Toc117475155"/>
       <w:r>
         <w:rPr>
           <w:rFonts w:ascii="Times New Roman" w:hAnsi="Times New Roman"/>
@@ -19519,7 +19771,7 @@
         </w:rPr>
         <w:t>Выводы</w:t>
       </w:r>
-      <w:bookmarkEnd w:id="17"/>
+      <w:bookmarkEnd w:id="18"/>
     </w:p>
     <w:p>
       <w:pPr>
@@ -19552,8 +19804,6 @@
       <w:r>
         <w:t>-13</w:t>
       </w:r>
-      <w:bookmarkStart w:id="18" w:name="_GoBack"/>
-      <w:bookmarkEnd w:id="18"/>
       <w:r>
         <w:t>%</w:t>
       </w:r>
@@ -19714,12 +19964,21 @@
         </w:rPr>
         <w:t xml:space="preserve"> </w:t>
       </w:r>
+      <w:proofErr w:type="spellStart"/>
       <w:r>
         <w:rPr>
           <w:sz w:val="28"/>
         </w:rPr>
-        <w:t>sizeof(</w:t>
-      </w:r>
+        <w:t>sizeof</w:t>
+      </w:r>
+      <w:proofErr w:type="spellEnd"/>
+      <w:r>
+        <w:rPr>
+          <w:sz w:val="28"/>
+        </w:rPr>
+        <w:t>(</w:t>
+      </w:r>
+      <w:proofErr w:type="spellStart"/>
       <w:r>
         <w:rPr>
           <w:sz w:val="28"/>
@@ -19727,6 +19986,7 @@
         </w:rPr>
         <w:t>elem</w:t>
       </w:r>
+      <w:proofErr w:type="spellEnd"/>
       <w:r>
         <w:rPr>
           <w:sz w:val="28"/>
